--- a/docs/submission/01_계획서_찰칵부산_Team10.docx
+++ b/docs/submission/01_계획서_찰칵부산_Team10.docx
@@ -685,7 +685,7 @@
         </w:trPr>
         <w:tc>
           <w:tcPr>
-            <w:tcW w:type="dxa" w:w="2040"/>
+            <w:tcW w:type="dxa" w:w="1926"/>
             <w:vAlign w:val="center"/>
             <w:shd w:val="clear" w:color="auto" w:fill="1F4E79"/>
           </w:tcPr>
@@ -702,7 +702,7 @@
         </w:tc>
         <w:tc>
           <w:tcPr>
-            <w:tcW w:type="dxa" w:w="5947"/>
+            <w:tcW w:type="dxa" w:w="6087"/>
             <w:vAlign w:val="center"/>
             <w:shd w:val="clear" w:color="auto" w:fill="1F4E79"/>
           </w:tcPr>
@@ -719,7 +719,7 @@
         </w:tc>
         <w:tc>
           <w:tcPr>
-            <w:tcW w:type="dxa" w:w="1934"/>
+            <w:tcW w:type="dxa" w:w="1908"/>
             <w:vAlign w:val="center"/>
             <w:shd w:val="clear" w:color="auto" w:fill="1F4E79"/>
           </w:tcPr>
@@ -741,7 +741,7 @@
         </w:trPr>
         <w:tc>
           <w:tcPr>
-            <w:tcW w:type="dxa" w:w="2040"/>
+            <w:tcW w:type="dxa" w:w="1926"/>
             <w:vAlign w:val="center"/>
           </w:tcPr>
           <w:p>
@@ -755,7 +755,7 @@
         </w:tc>
         <w:tc>
           <w:tcPr>
-            <w:tcW w:type="dxa" w:w="5947"/>
+            <w:tcW w:type="dxa" w:w="6087"/>
             <w:vAlign w:val="center"/>
           </w:tcPr>
           <w:p>
@@ -769,7 +769,7 @@
         </w:tc>
         <w:tc>
           <w:tcPr>
-            <w:tcW w:type="dxa" w:w="1934"/>
+            <w:tcW w:type="dxa" w:w="1908"/>
             <w:vAlign w:val="center"/>
           </w:tcPr>
           <w:p>
@@ -788,7 +788,7 @@
         </w:trPr>
         <w:tc>
           <w:tcPr>
-            <w:tcW w:type="dxa" w:w="2040"/>
+            <w:tcW w:type="dxa" w:w="1926"/>
             <w:vAlign w:val="center"/>
           </w:tcPr>
           <w:p>
@@ -802,7 +802,7 @@
         </w:tc>
         <w:tc>
           <w:tcPr>
-            <w:tcW w:type="dxa" w:w="5947"/>
+            <w:tcW w:type="dxa" w:w="6087"/>
             <w:vAlign w:val="center"/>
           </w:tcPr>
           <w:p>
@@ -816,7 +816,7 @@
         </w:tc>
         <w:tc>
           <w:tcPr>
-            <w:tcW w:type="dxa" w:w="1934"/>
+            <w:tcW w:type="dxa" w:w="1908"/>
             <w:vAlign w:val="center"/>
           </w:tcPr>
           <w:p>
@@ -835,7 +835,7 @@
         </w:trPr>
         <w:tc>
           <w:tcPr>
-            <w:tcW w:type="dxa" w:w="2040"/>
+            <w:tcW w:type="dxa" w:w="1926"/>
             <w:vAlign w:val="center"/>
           </w:tcPr>
           <w:p>
@@ -849,7 +849,7 @@
         </w:tc>
         <w:tc>
           <w:tcPr>
-            <w:tcW w:type="dxa" w:w="5947"/>
+            <w:tcW w:type="dxa" w:w="6087"/>
             <w:vAlign w:val="center"/>
           </w:tcPr>
           <w:p>
@@ -863,7 +863,7 @@
         </w:tc>
         <w:tc>
           <w:tcPr>
-            <w:tcW w:type="dxa" w:w="1934"/>
+            <w:tcW w:type="dxa" w:w="1908"/>
             <w:vAlign w:val="center"/>
           </w:tcPr>
           <w:p>
@@ -882,7 +882,7 @@
         </w:trPr>
         <w:tc>
           <w:tcPr>
-            <w:tcW w:type="dxa" w:w="2040"/>
+            <w:tcW w:type="dxa" w:w="1926"/>
             <w:vAlign w:val="center"/>
           </w:tcPr>
           <w:p>
@@ -896,7 +896,7 @@
         </w:tc>
         <w:tc>
           <w:tcPr>
-            <w:tcW w:type="dxa" w:w="5947"/>
+            <w:tcW w:type="dxa" w:w="6087"/>
             <w:vAlign w:val="center"/>
           </w:tcPr>
           <w:p>
@@ -910,7 +910,7 @@
         </w:tc>
         <w:tc>
           <w:tcPr>
-            <w:tcW w:type="dxa" w:w="1934"/>
+            <w:tcW w:type="dxa" w:w="1908"/>
             <w:vAlign w:val="center"/>
           </w:tcPr>
           <w:p>
@@ -929,7 +929,7 @@
         </w:trPr>
         <w:tc>
           <w:tcPr>
-            <w:tcW w:type="dxa" w:w="2040"/>
+            <w:tcW w:type="dxa" w:w="1926"/>
             <w:vAlign w:val="center"/>
           </w:tcPr>
           <w:p>
@@ -943,7 +943,7 @@
         </w:tc>
         <w:tc>
           <w:tcPr>
-            <w:tcW w:type="dxa" w:w="5947"/>
+            <w:tcW w:type="dxa" w:w="6087"/>
             <w:vAlign w:val="center"/>
           </w:tcPr>
           <w:p>
@@ -957,7 +957,7 @@
         </w:tc>
         <w:tc>
           <w:tcPr>
-            <w:tcW w:type="dxa" w:w="1934"/>
+            <w:tcW w:type="dxa" w:w="1908"/>
             <w:vAlign w:val="center"/>
           </w:tcPr>
           <w:p>
@@ -976,7 +976,7 @@
         </w:trPr>
         <w:tc>
           <w:tcPr>
-            <w:tcW w:type="dxa" w:w="2040"/>
+            <w:tcW w:type="dxa" w:w="1926"/>
             <w:vAlign w:val="center"/>
           </w:tcPr>
           <w:p>
@@ -990,7 +990,7 @@
         </w:tc>
         <w:tc>
           <w:tcPr>
-            <w:tcW w:type="dxa" w:w="5947"/>
+            <w:tcW w:type="dxa" w:w="6087"/>
             <w:vAlign w:val="center"/>
           </w:tcPr>
           <w:p>
@@ -1004,7 +1004,7 @@
         </w:tc>
         <w:tc>
           <w:tcPr>
-            <w:tcW w:type="dxa" w:w="1934"/>
+            <w:tcW w:type="dxa" w:w="1908"/>
             <w:vAlign w:val="center"/>
           </w:tcPr>
           <w:p>
@@ -1023,7 +1023,7 @@
         </w:trPr>
         <w:tc>
           <w:tcPr>
-            <w:tcW w:type="dxa" w:w="2040"/>
+            <w:tcW w:type="dxa" w:w="1926"/>
             <w:vAlign w:val="center"/>
           </w:tcPr>
           <w:p>
@@ -1037,7 +1037,7 @@
         </w:tc>
         <w:tc>
           <w:tcPr>
-            <w:tcW w:type="dxa" w:w="5947"/>
+            <w:tcW w:type="dxa" w:w="6087"/>
             <w:vAlign w:val="center"/>
           </w:tcPr>
           <w:p>
@@ -1051,7 +1051,7 @@
         </w:tc>
         <w:tc>
           <w:tcPr>
-            <w:tcW w:type="dxa" w:w="1934"/>
+            <w:tcW w:type="dxa" w:w="1908"/>
             <w:vAlign w:val="center"/>
           </w:tcPr>
           <w:p>
@@ -1070,7 +1070,7 @@
         </w:trPr>
         <w:tc>
           <w:tcPr>
-            <w:tcW w:type="dxa" w:w="2040"/>
+            <w:tcW w:type="dxa" w:w="1926"/>
             <w:vAlign w:val="center"/>
           </w:tcPr>
           <w:p>
@@ -1084,7 +1084,7 @@
         </w:tc>
         <w:tc>
           <w:tcPr>
-            <w:tcW w:type="dxa" w:w="5947"/>
+            <w:tcW w:type="dxa" w:w="6087"/>
             <w:vAlign w:val="center"/>
           </w:tcPr>
           <w:p>
@@ -1098,7 +1098,7 @@
         </w:tc>
         <w:tc>
           <w:tcPr>
-            <w:tcW w:type="dxa" w:w="1934"/>
+            <w:tcW w:type="dxa" w:w="1908"/>
             <w:vAlign w:val="center"/>
           </w:tcPr>
           <w:p>
@@ -1117,7 +1117,7 @@
         </w:trPr>
         <w:tc>
           <w:tcPr>
-            <w:tcW w:type="dxa" w:w="2040"/>
+            <w:tcW w:type="dxa" w:w="1926"/>
             <w:vAlign w:val="center"/>
           </w:tcPr>
           <w:p>
@@ -1131,29 +1131,29 @@
         </w:tc>
         <w:tc>
           <w:tcPr>
-            <w:tcW w:type="dxa" w:w="5947"/>
-            <w:vAlign w:val="center"/>
-          </w:tcPr>
-          <w:p>
-            <w:r>
-              <w:rPr>
-                <w:sz w:val="18"/>
-              </w:rPr>
-              <w:t>팀원 4명이 다른 과목·대회 과제와 주제가 겹치지 않음을 확인 (10/15)</w:t>
-            </w:r>
-          </w:p>
-        </w:tc>
-        <w:tc>
-          <w:tcPr>
-            <w:tcW w:type="dxa" w:w="1934"/>
-            <w:vAlign w:val="center"/>
-          </w:tcPr>
-          <w:p>
-            <w:r>
-              <w:rPr>
-                <w:sz w:val="18"/>
-              </w:rPr>
-              <w:t>—</w:t>
+            <w:tcW w:type="dxa" w:w="6087"/>
+            <w:vAlign w:val="center"/>
+          </w:tcPr>
+          <w:p>
+            <w:r>
+              <w:rPr>
+                <w:sz w:val="18"/>
+              </w:rPr>
+              <w:t>이 수업을 위해 새로 제안한 주제(이슈 #3, 10/13). 팀원 각자 다른 과목·대회 과제와 겹치지 않음을 확인한다</w:t>
+            </w:r>
+          </w:p>
+        </w:tc>
+        <w:tc>
+          <w:tcPr>
+            <w:tcW w:type="dxa" w:w="1908"/>
+            <w:vAlign w:val="center"/>
+          </w:tcPr>
+          <w:p>
+            <w:r>
+              <w:rPr>
+                <w:sz w:val="18"/>
+              </w:rPr>
+              <w:t>GitHub 이슈 #3</w:t>
             </w:r>
           </w:p>
         </w:tc>
@@ -3455,7 +3455,7 @@
         </w:trPr>
         <w:tc>
           <w:tcPr>
-            <w:tcW w:type="dxa" w:w="2915"/>
+            <w:tcW w:type="dxa" w:w="2955"/>
             <w:vAlign w:val="center"/>
             <w:shd w:val="clear" w:color="auto" w:fill="1F4E79"/>
           </w:tcPr>
@@ -3472,7 +3472,7 @@
         </w:tc>
         <w:tc>
           <w:tcPr>
-            <w:tcW w:type="dxa" w:w="6050"/>
+            <w:tcW w:type="dxa" w:w="6029"/>
             <w:vAlign w:val="center"/>
             <w:shd w:val="clear" w:color="auto" w:fill="1F4E79"/>
           </w:tcPr>
@@ -3489,7 +3489,7 @@
         </w:tc>
         <w:tc>
           <w:tcPr>
-            <w:tcW w:type="dxa" w:w="957"/>
+            <w:tcW w:type="dxa" w:w="938"/>
             <w:vAlign w:val="center"/>
             <w:shd w:val="clear" w:color="auto" w:fill="1F4E79"/>
           </w:tcPr>
@@ -3511,35 +3511,35 @@
         </w:trPr>
         <w:tc>
           <w:tcPr>
-            <w:tcW w:type="dxa" w:w="2915"/>
-            <w:vAlign w:val="center"/>
-          </w:tcPr>
-          <w:p>
-            <w:r>
-              <w:rPr>
-                <w:sz w:val="18"/>
-              </w:rPr>
-              <w:t>10/13(화)</w:t>
-            </w:r>
-          </w:p>
-        </w:tc>
-        <w:tc>
-          <w:tcPr>
-            <w:tcW w:type="dxa" w:w="6050"/>
-            <w:vAlign w:val="center"/>
-          </w:tcPr>
-          <w:p>
-            <w:r>
-              <w:rPr>
-                <w:sz w:val="18"/>
-              </w:rPr>
-              <w:t>아이디어 제안 (GitHub 이슈 4건)</w:t>
-            </w:r>
-          </w:p>
-        </w:tc>
-        <w:tc>
-          <w:tcPr>
-            <w:tcW w:type="dxa" w:w="957"/>
+            <w:tcW w:type="dxa" w:w="2955"/>
+            <w:vAlign w:val="center"/>
+          </w:tcPr>
+          <w:p>
+            <w:r>
+              <w:rPr>
+                <w:sz w:val="18"/>
+              </w:rPr>
+              <w:t>10/13(화)~10/14(수)</w:t>
+            </w:r>
+          </w:p>
+        </w:tc>
+        <w:tc>
+          <w:tcPr>
+            <w:tcW w:type="dxa" w:w="6029"/>
+            <w:vAlign w:val="center"/>
+          </w:tcPr>
+          <w:p>
+            <w:r>
+              <w:rPr>
+                <w:sz w:val="18"/>
+              </w:rPr>
+              <w:t>아이디어 제안 (GitHub 이슈 #1~#4, 5개 안)</w:t>
+            </w:r>
+          </w:p>
+        </w:tc>
+        <w:tc>
+          <w:tcPr>
+            <w:tcW w:type="dxa" w:w="938"/>
             <w:vAlign w:val="center"/>
           </w:tcPr>
           <w:p>
@@ -3558,7 +3558,7 @@
         </w:trPr>
         <w:tc>
           <w:tcPr>
-            <w:tcW w:type="dxa" w:w="2915"/>
+            <w:tcW w:type="dxa" w:w="2955"/>
             <w:vAlign w:val="center"/>
           </w:tcPr>
           <w:p>
@@ -3572,7 +3572,7 @@
         </w:tc>
         <w:tc>
           <w:tcPr>
-            <w:tcW w:type="dxa" w:w="6050"/>
+            <w:tcW w:type="dxa" w:w="6029"/>
             <w:vAlign w:val="center"/>
           </w:tcPr>
           <w:p>
@@ -3586,7 +3586,7 @@
         </w:tc>
         <w:tc>
           <w:tcPr>
-            <w:tcW w:type="dxa" w:w="957"/>
+            <w:tcW w:type="dxa" w:w="938"/>
             <w:vAlign w:val="center"/>
           </w:tcPr>
           <w:p>
@@ -3605,7 +3605,7 @@
         </w:trPr>
         <w:tc>
           <w:tcPr>
-            <w:tcW w:type="dxa" w:w="2915"/>
+            <w:tcW w:type="dxa" w:w="2955"/>
             <w:vAlign w:val="center"/>
           </w:tcPr>
           <w:p>
@@ -3619,7 +3619,7 @@
         </w:tc>
         <w:tc>
           <w:tcPr>
-            <w:tcW w:type="dxa" w:w="6050"/>
+            <w:tcW w:type="dxa" w:w="6029"/>
             <w:vAlign w:val="center"/>
           </w:tcPr>
           <w:p>
@@ -3633,7 +3633,7 @@
         </w:tc>
         <w:tc>
           <w:tcPr>
-            <w:tcW w:type="dxa" w:w="957"/>
+            <w:tcW w:type="dxa" w:w="938"/>
             <w:vAlign w:val="center"/>
           </w:tcPr>
           <w:p>
@@ -3652,7 +3652,7 @@
         </w:trPr>
         <w:tc>
           <w:tcPr>
-            <w:tcW w:type="dxa" w:w="2915"/>
+            <w:tcW w:type="dxa" w:w="2955"/>
             <w:vAlign w:val="center"/>
           </w:tcPr>
           <w:p>
@@ -3666,7 +3666,7 @@
         </w:tc>
         <w:tc>
           <w:tcPr>
-            <w:tcW w:type="dxa" w:w="6050"/>
+            <w:tcW w:type="dxa" w:w="6029"/>
             <w:vAlign w:val="center"/>
           </w:tcPr>
           <w:p>
@@ -3680,7 +3680,7 @@
         </w:tc>
         <w:tc>
           <w:tcPr>
-            <w:tcW w:type="dxa" w:w="957"/>
+            <w:tcW w:type="dxa" w:w="938"/>
             <w:vAlign w:val="center"/>
           </w:tcPr>
           <w:p>
@@ -3699,7 +3699,7 @@
         </w:trPr>
         <w:tc>
           <w:tcPr>
-            <w:tcW w:type="dxa" w:w="2915"/>
+            <w:tcW w:type="dxa" w:w="2955"/>
             <w:vAlign w:val="center"/>
           </w:tcPr>
           <w:p>
@@ -3713,7 +3713,7 @@
         </w:tc>
         <w:tc>
           <w:tcPr>
-            <w:tcW w:type="dxa" w:w="6050"/>
+            <w:tcW w:type="dxa" w:w="6029"/>
             <w:vAlign w:val="center"/>
           </w:tcPr>
           <w:p>
@@ -3727,7 +3727,7 @@
         </w:tc>
         <w:tc>
           <w:tcPr>
-            <w:tcW w:type="dxa" w:w="957"/>
+            <w:tcW w:type="dxa" w:w="938"/>
             <w:vAlign w:val="center"/>
           </w:tcPr>
           <w:p>
@@ -3746,7 +3746,7 @@
         </w:trPr>
         <w:tc>
           <w:tcPr>
-            <w:tcW w:type="dxa" w:w="2915"/>
+            <w:tcW w:type="dxa" w:w="2955"/>
             <w:vAlign w:val="center"/>
           </w:tcPr>
           <w:p>
@@ -3761,7 +3761,7 @@
         </w:tc>
         <w:tc>
           <w:tcPr>
-            <w:tcW w:type="dxa" w:w="6050"/>
+            <w:tcW w:type="dxa" w:w="6029"/>
             <w:vAlign w:val="center"/>
           </w:tcPr>
           <w:p>
@@ -3776,7 +3776,7 @@
         </w:tc>
         <w:tc>
           <w:tcPr>
-            <w:tcW w:type="dxa" w:w="957"/>
+            <w:tcW w:type="dxa" w:w="938"/>
             <w:vAlign w:val="center"/>
           </w:tcPr>
           <w:p>
@@ -3795,7 +3795,7 @@
         </w:trPr>
         <w:tc>
           <w:tcPr>
-            <w:tcW w:type="dxa" w:w="2915"/>
+            <w:tcW w:type="dxa" w:w="2955"/>
             <w:vAlign w:val="center"/>
           </w:tcPr>
           <w:p>
@@ -3810,7 +3810,7 @@
         </w:tc>
         <w:tc>
           <w:tcPr>
-            <w:tcW w:type="dxa" w:w="6050"/>
+            <w:tcW w:type="dxa" w:w="6029"/>
             <w:vAlign w:val="center"/>
           </w:tcPr>
           <w:p>
@@ -3825,7 +3825,7 @@
         </w:tc>
         <w:tc>
           <w:tcPr>
-            <w:tcW w:type="dxa" w:w="957"/>
+            <w:tcW w:type="dxa" w:w="938"/>
             <w:vAlign w:val="center"/>
           </w:tcPr>
           <w:p>
@@ -3844,7 +3844,7 @@
         </w:trPr>
         <w:tc>
           <w:tcPr>
-            <w:tcW w:type="dxa" w:w="2915"/>
+            <w:tcW w:type="dxa" w:w="2955"/>
             <w:vAlign w:val="center"/>
           </w:tcPr>
           <w:p>
@@ -3858,7 +3858,7 @@
         </w:tc>
         <w:tc>
           <w:tcPr>
-            <w:tcW w:type="dxa" w:w="6050"/>
+            <w:tcW w:type="dxa" w:w="6029"/>
             <w:vAlign w:val="center"/>
           </w:tcPr>
           <w:p>
@@ -3872,7 +3872,7 @@
         </w:tc>
         <w:tc>
           <w:tcPr>
-            <w:tcW w:type="dxa" w:w="957"/>
+            <w:tcW w:type="dxa" w:w="938"/>
             <w:vAlign w:val="center"/>
           </w:tcPr>
           <w:p>
@@ -3891,7 +3891,7 @@
         </w:trPr>
         <w:tc>
           <w:tcPr>
-            <w:tcW w:type="dxa" w:w="2915"/>
+            <w:tcW w:type="dxa" w:w="2955"/>
             <w:vAlign w:val="center"/>
           </w:tcPr>
           <w:p>
@@ -3905,7 +3905,7 @@
         </w:tc>
         <w:tc>
           <w:tcPr>
-            <w:tcW w:type="dxa" w:w="6050"/>
+            <w:tcW w:type="dxa" w:w="6029"/>
             <w:vAlign w:val="center"/>
           </w:tcPr>
           <w:p>
@@ -3919,7 +3919,7 @@
         </w:tc>
         <w:tc>
           <w:tcPr>
-            <w:tcW w:type="dxa" w:w="957"/>
+            <w:tcW w:type="dxa" w:w="938"/>
             <w:vAlign w:val="center"/>
           </w:tcPr>
           <w:p>
@@ -3938,7 +3938,7 @@
         </w:trPr>
         <w:tc>
           <w:tcPr>
-            <w:tcW w:type="dxa" w:w="2915"/>
+            <w:tcW w:type="dxa" w:w="2955"/>
             <w:vAlign w:val="center"/>
           </w:tcPr>
           <w:p>
@@ -3952,7 +3952,7 @@
         </w:tc>
         <w:tc>
           <w:tcPr>
-            <w:tcW w:type="dxa" w:w="6050"/>
+            <w:tcW w:type="dxa" w:w="6029"/>
             <w:vAlign w:val="center"/>
           </w:tcPr>
           <w:p>
@@ -3966,7 +3966,7 @@
         </w:tc>
         <w:tc>
           <w:tcPr>
-            <w:tcW w:type="dxa" w:w="957"/>
+            <w:tcW w:type="dxa" w:w="938"/>
             <w:vAlign w:val="center"/>
           </w:tcPr>
           <w:p>
@@ -3985,7 +3985,7 @@
         </w:trPr>
         <w:tc>
           <w:tcPr>
-            <w:tcW w:type="dxa" w:w="2915"/>
+            <w:tcW w:type="dxa" w:w="2955"/>
             <w:vAlign w:val="center"/>
           </w:tcPr>
           <w:p>
@@ -4000,7 +4000,7 @@
         </w:tc>
         <w:tc>
           <w:tcPr>
-            <w:tcW w:type="dxa" w:w="6050"/>
+            <w:tcW w:type="dxa" w:w="6029"/>
             <w:vAlign w:val="center"/>
           </w:tcPr>
           <w:p>
@@ -4015,7 +4015,7 @@
         </w:tc>
         <w:tc>
           <w:tcPr>
-            <w:tcW w:type="dxa" w:w="957"/>
+            <w:tcW w:type="dxa" w:w="938"/>
             <w:vAlign w:val="center"/>
           </w:tcPr>
           <w:p>
@@ -4034,7 +4034,7 @@
         </w:trPr>
         <w:tc>
           <w:tcPr>
-            <w:tcW w:type="dxa" w:w="2915"/>
+            <w:tcW w:type="dxa" w:w="2955"/>
             <w:vAlign w:val="center"/>
           </w:tcPr>
           <w:p>
@@ -4049,7 +4049,7 @@
         </w:tc>
         <w:tc>
           <w:tcPr>
-            <w:tcW w:type="dxa" w:w="6050"/>
+            <w:tcW w:type="dxa" w:w="6029"/>
             <w:vAlign w:val="center"/>
           </w:tcPr>
           <w:p>
@@ -4070,7 +4070,7 @@
         </w:tc>
         <w:tc>
           <w:tcPr>
-            <w:tcW w:type="dxa" w:w="957"/>
+            <w:tcW w:type="dxa" w:w="938"/>
             <w:vAlign w:val="center"/>
           </w:tcPr>
           <w:p>

--- a/docs/submission/01_계획서_찰칵부산_Team10.docx
+++ b/docs/submission/01_계획서_찰칵부산_Team10.docx
@@ -435,6 +435,9 @@
             <w:vAlign w:val="center"/>
           </w:tcPr>
           <w:p>
+            <w:pPr>
+              <w:keepNext/>
+            </w:pPr>
             <w:r>
               <w:rPr>
                 <w:b/>
@@ -452,6 +455,9 @@
             <w:vAlign w:val="center"/>
           </w:tcPr>
           <w:p>
+            <w:pPr>
+              <w:keepNext/>
+            </w:pPr>
             <w:r>
               <w:rPr>
                 <w:b/>
@@ -469,6 +475,9 @@
             <w:vAlign w:val="center"/>
           </w:tcPr>
           <w:p>
+            <w:pPr>
+              <w:keepNext/>
+            </w:pPr>
             <w:r>
               <w:rPr>
                 <w:b/>
@@ -486,6 +495,9 @@
             <w:vAlign w:val="center"/>
           </w:tcPr>
           <w:p>
+            <w:pPr>
+              <w:keepNext/>
+            </w:pPr>
             <w:r>
               <w:rPr>
                 <w:b/>
@@ -685,11 +697,14 @@
         </w:trPr>
         <w:tc>
           <w:tcPr>
-            <w:tcW w:type="dxa" w:w="1926"/>
-            <w:vAlign w:val="center"/>
+            <w:tcW w:type="dxa" w:w="1919"/>
             <w:shd w:val="clear" w:color="auto" w:fill="1F4E79"/>
-          </w:tcPr>
-          <w:p>
+            <w:vAlign w:val="center"/>
+          </w:tcPr>
+          <w:p>
+            <w:pPr>
+              <w:keepNext/>
+            </w:pPr>
             <w:r>
               <w:rPr>
                 <w:b/>
@@ -702,11 +717,14 @@
         </w:tc>
         <w:tc>
           <w:tcPr>
-            <w:tcW w:type="dxa" w:w="6087"/>
-            <w:vAlign w:val="center"/>
+            <w:tcW w:type="dxa" w:w="6116"/>
             <w:shd w:val="clear" w:color="auto" w:fill="1F4E79"/>
-          </w:tcPr>
-          <w:p>
+            <w:vAlign w:val="center"/>
+          </w:tcPr>
+          <w:p>
+            <w:pPr>
+              <w:keepNext/>
+            </w:pPr>
             <w:r>
               <w:rPr>
                 <w:b/>
@@ -719,11 +737,14 @@
         </w:tc>
         <w:tc>
           <w:tcPr>
-            <w:tcW w:type="dxa" w:w="1908"/>
-            <w:vAlign w:val="center"/>
+            <w:tcW w:type="dxa" w:w="1886"/>
             <w:shd w:val="clear" w:color="auto" w:fill="1F4E79"/>
-          </w:tcPr>
-          <w:p>
+            <w:vAlign w:val="center"/>
+          </w:tcPr>
+          <w:p>
+            <w:pPr>
+              <w:keepNext/>
+            </w:pPr>
             <w:r>
               <w:rPr>
                 <w:b/>
@@ -741,7 +762,7 @@
         </w:trPr>
         <w:tc>
           <w:tcPr>
-            <w:tcW w:type="dxa" w:w="1926"/>
+            <w:tcW w:type="dxa" w:w="1919"/>
             <w:vAlign w:val="center"/>
           </w:tcPr>
           <w:p>
@@ -755,7 +776,7 @@
         </w:tc>
         <w:tc>
           <w:tcPr>
-            <w:tcW w:type="dxa" w:w="6087"/>
+            <w:tcW w:type="dxa" w:w="6116"/>
             <w:vAlign w:val="center"/>
           </w:tcPr>
           <w:p>
@@ -769,7 +790,7 @@
         </w:tc>
         <w:tc>
           <w:tcPr>
-            <w:tcW w:type="dxa" w:w="1908"/>
+            <w:tcW w:type="dxa" w:w="1886"/>
             <w:vAlign w:val="center"/>
           </w:tcPr>
           <w:p>
@@ -788,7 +809,7 @@
         </w:trPr>
         <w:tc>
           <w:tcPr>
-            <w:tcW w:type="dxa" w:w="1926"/>
+            <w:tcW w:type="dxa" w:w="1919"/>
             <w:vAlign w:val="center"/>
           </w:tcPr>
           <w:p>
@@ -802,7 +823,7 @@
         </w:tc>
         <w:tc>
           <w:tcPr>
-            <w:tcW w:type="dxa" w:w="6087"/>
+            <w:tcW w:type="dxa" w:w="6116"/>
             <w:vAlign w:val="center"/>
           </w:tcPr>
           <w:p>
@@ -816,7 +837,7 @@
         </w:tc>
         <w:tc>
           <w:tcPr>
-            <w:tcW w:type="dxa" w:w="1908"/>
+            <w:tcW w:type="dxa" w:w="1886"/>
             <w:vAlign w:val="center"/>
           </w:tcPr>
           <w:p>
@@ -835,7 +856,7 @@
         </w:trPr>
         <w:tc>
           <w:tcPr>
-            <w:tcW w:type="dxa" w:w="1926"/>
+            <w:tcW w:type="dxa" w:w="1919"/>
             <w:vAlign w:val="center"/>
           </w:tcPr>
           <w:p>
@@ -849,7 +870,7 @@
         </w:tc>
         <w:tc>
           <w:tcPr>
-            <w:tcW w:type="dxa" w:w="6087"/>
+            <w:tcW w:type="dxa" w:w="6116"/>
             <w:vAlign w:val="center"/>
           </w:tcPr>
           <w:p>
@@ -863,7 +884,7 @@
         </w:tc>
         <w:tc>
           <w:tcPr>
-            <w:tcW w:type="dxa" w:w="1908"/>
+            <w:tcW w:type="dxa" w:w="1886"/>
             <w:vAlign w:val="center"/>
           </w:tcPr>
           <w:p>
@@ -882,7 +903,7 @@
         </w:trPr>
         <w:tc>
           <w:tcPr>
-            <w:tcW w:type="dxa" w:w="1926"/>
+            <w:tcW w:type="dxa" w:w="1919"/>
             <w:vAlign w:val="center"/>
           </w:tcPr>
           <w:p>
@@ -896,7 +917,7 @@
         </w:tc>
         <w:tc>
           <w:tcPr>
-            <w:tcW w:type="dxa" w:w="6087"/>
+            <w:tcW w:type="dxa" w:w="6116"/>
             <w:vAlign w:val="center"/>
           </w:tcPr>
           <w:p>
@@ -910,7 +931,7 @@
         </w:tc>
         <w:tc>
           <w:tcPr>
-            <w:tcW w:type="dxa" w:w="1908"/>
+            <w:tcW w:type="dxa" w:w="1886"/>
             <w:vAlign w:val="center"/>
           </w:tcPr>
           <w:p>
@@ -929,7 +950,7 @@
         </w:trPr>
         <w:tc>
           <w:tcPr>
-            <w:tcW w:type="dxa" w:w="1926"/>
+            <w:tcW w:type="dxa" w:w="1919"/>
             <w:vAlign w:val="center"/>
           </w:tcPr>
           <w:p>
@@ -943,7 +964,7 @@
         </w:tc>
         <w:tc>
           <w:tcPr>
-            <w:tcW w:type="dxa" w:w="6087"/>
+            <w:tcW w:type="dxa" w:w="6116"/>
             <w:vAlign w:val="center"/>
           </w:tcPr>
           <w:p>
@@ -957,7 +978,7 @@
         </w:tc>
         <w:tc>
           <w:tcPr>
-            <w:tcW w:type="dxa" w:w="1908"/>
+            <w:tcW w:type="dxa" w:w="1886"/>
             <w:vAlign w:val="center"/>
           </w:tcPr>
           <w:p>
@@ -976,7 +997,7 @@
         </w:trPr>
         <w:tc>
           <w:tcPr>
-            <w:tcW w:type="dxa" w:w="1926"/>
+            <w:tcW w:type="dxa" w:w="1919"/>
             <w:vAlign w:val="center"/>
           </w:tcPr>
           <w:p>
@@ -990,7 +1011,7 @@
         </w:tc>
         <w:tc>
           <w:tcPr>
-            <w:tcW w:type="dxa" w:w="6087"/>
+            <w:tcW w:type="dxa" w:w="6116"/>
             <w:vAlign w:val="center"/>
           </w:tcPr>
           <w:p>
@@ -1004,7 +1025,7 @@
         </w:tc>
         <w:tc>
           <w:tcPr>
-            <w:tcW w:type="dxa" w:w="1908"/>
+            <w:tcW w:type="dxa" w:w="1886"/>
             <w:vAlign w:val="center"/>
           </w:tcPr>
           <w:p>
@@ -1023,7 +1044,7 @@
         </w:trPr>
         <w:tc>
           <w:tcPr>
-            <w:tcW w:type="dxa" w:w="1926"/>
+            <w:tcW w:type="dxa" w:w="1919"/>
             <w:vAlign w:val="center"/>
           </w:tcPr>
           <w:p>
@@ -1037,7 +1058,7 @@
         </w:tc>
         <w:tc>
           <w:tcPr>
-            <w:tcW w:type="dxa" w:w="6087"/>
+            <w:tcW w:type="dxa" w:w="6116"/>
             <w:vAlign w:val="center"/>
           </w:tcPr>
           <w:p>
@@ -1051,7 +1072,7 @@
         </w:tc>
         <w:tc>
           <w:tcPr>
-            <w:tcW w:type="dxa" w:w="1908"/>
+            <w:tcW w:type="dxa" w:w="1886"/>
             <w:vAlign w:val="center"/>
           </w:tcPr>
           <w:p>
@@ -1070,7 +1091,7 @@
         </w:trPr>
         <w:tc>
           <w:tcPr>
-            <w:tcW w:type="dxa" w:w="1926"/>
+            <w:tcW w:type="dxa" w:w="1919"/>
             <w:vAlign w:val="center"/>
           </w:tcPr>
           <w:p>
@@ -1084,7 +1105,7 @@
         </w:tc>
         <w:tc>
           <w:tcPr>
-            <w:tcW w:type="dxa" w:w="6087"/>
+            <w:tcW w:type="dxa" w:w="6116"/>
             <w:vAlign w:val="center"/>
           </w:tcPr>
           <w:p>
@@ -1098,7 +1119,7 @@
         </w:tc>
         <w:tc>
           <w:tcPr>
-            <w:tcW w:type="dxa" w:w="1908"/>
+            <w:tcW w:type="dxa" w:w="1886"/>
             <w:vAlign w:val="center"/>
           </w:tcPr>
           <w:p>
@@ -1117,7 +1138,7 @@
         </w:trPr>
         <w:tc>
           <w:tcPr>
-            <w:tcW w:type="dxa" w:w="1926"/>
+            <w:tcW w:type="dxa" w:w="1919"/>
             <w:vAlign w:val="center"/>
           </w:tcPr>
           <w:p>
@@ -1131,7 +1152,7 @@
         </w:tc>
         <w:tc>
           <w:tcPr>
-            <w:tcW w:type="dxa" w:w="6087"/>
+            <w:tcW w:type="dxa" w:w="6116"/>
             <w:vAlign w:val="center"/>
           </w:tcPr>
           <w:p>
@@ -1145,7 +1166,7 @@
         </w:tc>
         <w:tc>
           <w:tcPr>
-            <w:tcW w:type="dxa" w:w="1908"/>
+            <w:tcW w:type="dxa" w:w="1886"/>
             <w:vAlign w:val="center"/>
           </w:tcPr>
           <w:p>
@@ -1187,11 +1208,14 @@
         </w:trPr>
         <w:tc>
           <w:tcPr>
-            <w:tcW w:type="dxa" w:w="1243"/>
-            <w:vAlign w:val="center"/>
+            <w:tcW w:type="dxa" w:w="1060"/>
             <w:shd w:val="clear" w:color="auto" w:fill="1F4E79"/>
-          </w:tcPr>
-          <w:p>
+            <w:vAlign w:val="center"/>
+          </w:tcPr>
+          <w:p>
+            <w:pPr>
+              <w:keepNext/>
+            </w:pPr>
             <w:r>
               <w:rPr>
                 <w:b/>
@@ -1204,11 +1228,14 @@
         </w:tc>
         <w:tc>
           <w:tcPr>
-            <w:tcW w:type="dxa" w:w="1642"/>
-            <w:vAlign w:val="center"/>
+            <w:tcW w:type="dxa" w:w="1748"/>
             <w:shd w:val="clear" w:color="auto" w:fill="1F4E79"/>
-          </w:tcPr>
-          <w:p>
+            <w:vAlign w:val="center"/>
+          </w:tcPr>
+          <w:p>
+            <w:pPr>
+              <w:keepNext/>
+            </w:pPr>
             <w:r>
               <w:rPr>
                 <w:b/>
@@ -1221,11 +1248,14 @@
         </w:tc>
         <w:tc>
           <w:tcPr>
-            <w:tcW w:type="dxa" w:w="7036"/>
-            <w:vAlign w:val="center"/>
+            <w:tcW w:type="dxa" w:w="7113"/>
             <w:shd w:val="clear" w:color="auto" w:fill="1F4E79"/>
-          </w:tcPr>
-          <w:p>
+            <w:vAlign w:val="center"/>
+          </w:tcPr>
+          <w:p>
+            <w:pPr>
+              <w:keepNext/>
+            </w:pPr>
             <w:r>
               <w:rPr>
                 <w:b/>
@@ -1243,7 +1273,7 @@
         </w:trPr>
         <w:tc>
           <w:tcPr>
-            <w:tcW w:type="dxa" w:w="1243"/>
+            <w:tcW w:type="dxa" w:w="1060"/>
             <w:vAlign w:val="center"/>
           </w:tcPr>
           <w:p>
@@ -1257,7 +1287,7 @@
         </w:tc>
         <w:tc>
           <w:tcPr>
-            <w:tcW w:type="dxa" w:w="1642"/>
+            <w:tcW w:type="dxa" w:w="1748"/>
             <w:vAlign w:val="center"/>
           </w:tcPr>
           <w:p>
@@ -1271,7 +1301,7 @@
         </w:tc>
         <w:tc>
           <w:tcPr>
-            <w:tcW w:type="dxa" w:w="7036"/>
+            <w:tcW w:type="dxa" w:w="7113"/>
             <w:vAlign w:val="center"/>
           </w:tcPr>
           <w:p>
@@ -1290,7 +1320,7 @@
         </w:trPr>
         <w:tc>
           <w:tcPr>
-            <w:tcW w:type="dxa" w:w="1243"/>
+            <w:tcW w:type="dxa" w:w="1060"/>
             <w:vAlign w:val="center"/>
           </w:tcPr>
           <w:p>
@@ -1304,7 +1334,7 @@
         </w:tc>
         <w:tc>
           <w:tcPr>
-            <w:tcW w:type="dxa" w:w="1642"/>
+            <w:tcW w:type="dxa" w:w="1748"/>
             <w:vAlign w:val="center"/>
           </w:tcPr>
           <w:p>
@@ -1318,7 +1348,7 @@
         </w:tc>
         <w:tc>
           <w:tcPr>
-            <w:tcW w:type="dxa" w:w="7036"/>
+            <w:tcW w:type="dxa" w:w="7113"/>
             <w:vAlign w:val="center"/>
           </w:tcPr>
           <w:p>
@@ -1368,11 +1398,14 @@
         </w:trPr>
         <w:tc>
           <w:tcPr>
-            <w:tcW w:type="dxa" w:w="1443"/>
-            <w:vAlign w:val="center"/>
+            <w:tcW w:type="dxa" w:w="1344"/>
             <w:shd w:val="clear" w:color="auto" w:fill="1F4E79"/>
-          </w:tcPr>
-          <w:p>
+            <w:vAlign w:val="center"/>
+          </w:tcPr>
+          <w:p>
+            <w:pPr>
+              <w:keepNext/>
+            </w:pPr>
             <w:r>
               <w:rPr>
                 <w:b/>
@@ -1385,11 +1418,14 @@
         </w:tc>
         <w:tc>
           <w:tcPr>
-            <w:tcW w:type="dxa" w:w="6427"/>
-            <w:vAlign w:val="center"/>
+            <w:tcW w:type="dxa" w:w="6947"/>
             <w:shd w:val="clear" w:color="auto" w:fill="1F4E79"/>
-          </w:tcPr>
-          <w:p>
+            <w:vAlign w:val="center"/>
+          </w:tcPr>
+          <w:p>
+            <w:pPr>
+              <w:keepNext/>
+            </w:pPr>
             <w:r>
               <w:rPr>
                 <w:b/>
@@ -1402,11 +1438,14 @@
         </w:tc>
         <w:tc>
           <w:tcPr>
-            <w:tcW w:type="dxa" w:w="2052"/>
-            <w:vAlign w:val="center"/>
+            <w:tcW w:type="dxa" w:w="1630"/>
             <w:shd w:val="clear" w:color="auto" w:fill="1F4E79"/>
-          </w:tcPr>
-          <w:p>
+            <w:vAlign w:val="center"/>
+          </w:tcPr>
+          <w:p>
+            <w:pPr>
+              <w:keepNext/>
+            </w:pPr>
             <w:r>
               <w:rPr>
                 <w:b/>
@@ -1424,7 +1463,7 @@
         </w:trPr>
         <w:tc>
           <w:tcPr>
-            <w:tcW w:type="dxa" w:w="1443"/>
+            <w:tcW w:type="dxa" w:w="1344"/>
             <w:vAlign w:val="center"/>
           </w:tcPr>
           <w:p>
@@ -1438,7 +1477,7 @@
         </w:tc>
         <w:tc>
           <w:tcPr>
-            <w:tcW w:type="dxa" w:w="6427"/>
+            <w:tcW w:type="dxa" w:w="6947"/>
             <w:vAlign w:val="center"/>
           </w:tcPr>
           <w:p>
@@ -1452,7 +1491,7 @@
         </w:tc>
         <w:tc>
           <w:tcPr>
-            <w:tcW w:type="dxa" w:w="2052"/>
+            <w:tcW w:type="dxa" w:w="1630"/>
             <w:vAlign w:val="center"/>
           </w:tcPr>
           <w:p>
@@ -1471,7 +1510,7 @@
         </w:trPr>
         <w:tc>
           <w:tcPr>
-            <w:tcW w:type="dxa" w:w="1443"/>
+            <w:tcW w:type="dxa" w:w="1344"/>
             <w:vAlign w:val="center"/>
           </w:tcPr>
           <w:p>
@@ -1485,7 +1524,7 @@
         </w:tc>
         <w:tc>
           <w:tcPr>
-            <w:tcW w:type="dxa" w:w="6427"/>
+            <w:tcW w:type="dxa" w:w="6947"/>
             <w:vAlign w:val="center"/>
           </w:tcPr>
           <w:p>
@@ -1499,7 +1538,7 @@
         </w:tc>
         <w:tc>
           <w:tcPr>
-            <w:tcW w:type="dxa" w:w="2052"/>
+            <w:tcW w:type="dxa" w:w="1630"/>
             <w:vAlign w:val="center"/>
           </w:tcPr>
           <w:p>
@@ -1518,7 +1557,7 @@
         </w:trPr>
         <w:tc>
           <w:tcPr>
-            <w:tcW w:type="dxa" w:w="1443"/>
+            <w:tcW w:type="dxa" w:w="1344"/>
             <w:vAlign w:val="center"/>
           </w:tcPr>
           <w:p>
@@ -1532,7 +1571,7 @@
         </w:tc>
         <w:tc>
           <w:tcPr>
-            <w:tcW w:type="dxa" w:w="6427"/>
+            <w:tcW w:type="dxa" w:w="6947"/>
             <w:vAlign w:val="center"/>
           </w:tcPr>
           <w:p>
@@ -1546,7 +1585,7 @@
         </w:tc>
         <w:tc>
           <w:tcPr>
-            <w:tcW w:type="dxa" w:w="2052"/>
+            <w:tcW w:type="dxa" w:w="1630"/>
             <w:vAlign w:val="center"/>
           </w:tcPr>
           <w:p>
@@ -1637,11 +1676,14 @@
         </w:trPr>
         <w:tc>
           <w:tcPr>
-            <w:tcW w:type="dxa" w:w="778"/>
-            <w:vAlign w:val="center"/>
+            <w:tcW w:type="dxa" w:w="1100"/>
             <w:shd w:val="clear" w:color="auto" w:fill="1F4E79"/>
-          </w:tcPr>
-          <w:p>
+            <w:vAlign w:val="center"/>
+          </w:tcPr>
+          <w:p>
+            <w:pPr>
+              <w:keepNext/>
+            </w:pPr>
             <w:r>
               <w:rPr>
                 <w:b/>
@@ -1654,11 +1696,14 @@
         </w:tc>
         <w:tc>
           <w:tcPr>
-            <w:tcW w:type="dxa" w:w="6958"/>
-            <w:vAlign w:val="center"/>
+            <w:tcW w:type="dxa" w:w="7188"/>
             <w:shd w:val="clear" w:color="auto" w:fill="1F4E79"/>
-          </w:tcPr>
-          <w:p>
+            <w:vAlign w:val="center"/>
+          </w:tcPr>
+          <w:p>
+            <w:pPr>
+              <w:keepNext/>
+            </w:pPr>
             <w:r>
               <w:rPr>
                 <w:b/>
@@ -1671,11 +1716,14 @@
         </w:tc>
         <w:tc>
           <w:tcPr>
-            <w:tcW w:type="dxa" w:w="2185"/>
-            <w:vAlign w:val="center"/>
+            <w:tcW w:type="dxa" w:w="1633"/>
             <w:shd w:val="clear" w:color="auto" w:fill="1F4E79"/>
-          </w:tcPr>
-          <w:p>
+            <w:vAlign w:val="center"/>
+          </w:tcPr>
+          <w:p>
+            <w:pPr>
+              <w:keepNext/>
+            </w:pPr>
             <w:r>
               <w:rPr>
                 <w:b/>
@@ -1693,7 +1741,7 @@
         </w:trPr>
         <w:tc>
           <w:tcPr>
-            <w:tcW w:type="dxa" w:w="778"/>
+            <w:tcW w:type="dxa" w:w="1100"/>
             <w:vAlign w:val="center"/>
           </w:tcPr>
           <w:p>
@@ -1707,7 +1755,7 @@
         </w:tc>
         <w:tc>
           <w:tcPr>
-            <w:tcW w:type="dxa" w:w="6958"/>
+            <w:tcW w:type="dxa" w:w="7188"/>
             <w:vAlign w:val="center"/>
           </w:tcPr>
           <w:p>
@@ -1721,7 +1769,7 @@
         </w:tc>
         <w:tc>
           <w:tcPr>
-            <w:tcW w:type="dxa" w:w="2185"/>
+            <w:tcW w:type="dxa" w:w="1633"/>
             <w:vAlign w:val="center"/>
           </w:tcPr>
           <w:p>
@@ -1754,7 +1802,7 @@
         </w:trPr>
         <w:tc>
           <w:tcPr>
-            <w:tcW w:type="dxa" w:w="778"/>
+            <w:tcW w:type="dxa" w:w="1100"/>
             <w:vAlign w:val="center"/>
           </w:tcPr>
           <w:p>
@@ -1768,7 +1816,7 @@
         </w:tc>
         <w:tc>
           <w:tcPr>
-            <w:tcW w:type="dxa" w:w="6958"/>
+            <w:tcW w:type="dxa" w:w="7188"/>
             <w:vAlign w:val="center"/>
           </w:tcPr>
           <w:p>
@@ -1782,7 +1830,7 @@
         </w:tc>
         <w:tc>
           <w:tcPr>
-            <w:tcW w:type="dxa" w:w="2185"/>
+            <w:tcW w:type="dxa" w:w="1633"/>
             <w:vAlign w:val="center"/>
           </w:tcPr>
           <w:p>
@@ -1843,11 +1891,14 @@
         </w:trPr>
         <w:tc>
           <w:tcPr>
-            <w:tcW w:type="dxa" w:w="3906"/>
-            <w:vAlign w:val="center"/>
+            <w:tcW w:type="dxa" w:w="3890"/>
             <w:shd w:val="clear" w:color="auto" w:fill="1F4E79"/>
-          </w:tcPr>
-          <w:p>
+            <w:vAlign w:val="center"/>
+          </w:tcPr>
+          <w:p>
+            <w:pPr>
+              <w:keepNext/>
+            </w:pPr>
             <w:r>
               <w:rPr>
                 <w:b/>
@@ -1860,11 +1911,14 @@
         </w:tc>
         <w:tc>
           <w:tcPr>
-            <w:tcW w:type="dxa" w:w="3826"/>
-            <w:vAlign w:val="center"/>
+            <w:tcW w:type="dxa" w:w="3701"/>
             <w:shd w:val="clear" w:color="auto" w:fill="1F4E79"/>
-          </w:tcPr>
-          <w:p>
+            <w:vAlign w:val="center"/>
+          </w:tcPr>
+          <w:p>
+            <w:pPr>
+              <w:keepNext/>
+            </w:pPr>
             <w:r>
               <w:rPr>
                 <w:b/>
@@ -1877,11 +1931,14 @@
         </w:tc>
         <w:tc>
           <w:tcPr>
-            <w:tcW w:type="dxa" w:w="2190"/>
-            <w:vAlign w:val="center"/>
+            <w:tcW w:type="dxa" w:w="2331"/>
             <w:shd w:val="clear" w:color="auto" w:fill="1F4E79"/>
-          </w:tcPr>
-          <w:p>
+            <w:vAlign w:val="center"/>
+          </w:tcPr>
+          <w:p>
+            <w:pPr>
+              <w:keepNext/>
+            </w:pPr>
             <w:r>
               <w:rPr>
                 <w:b/>
@@ -1899,7 +1956,7 @@
         </w:trPr>
         <w:tc>
           <w:tcPr>
-            <w:tcW w:type="dxa" w:w="3906"/>
+            <w:tcW w:type="dxa" w:w="3890"/>
             <w:vAlign w:val="center"/>
           </w:tcPr>
           <w:p>
@@ -1913,7 +1970,7 @@
         </w:tc>
         <w:tc>
           <w:tcPr>
-            <w:tcW w:type="dxa" w:w="3826"/>
+            <w:tcW w:type="dxa" w:w="3701"/>
             <w:vAlign w:val="center"/>
           </w:tcPr>
           <w:p>
@@ -1927,7 +1984,7 @@
         </w:tc>
         <w:tc>
           <w:tcPr>
-            <w:tcW w:type="dxa" w:w="2190"/>
+            <w:tcW w:type="dxa" w:w="2331"/>
             <w:vAlign w:val="center"/>
           </w:tcPr>
           <w:p>
@@ -1946,7 +2003,7 @@
         </w:trPr>
         <w:tc>
           <w:tcPr>
-            <w:tcW w:type="dxa" w:w="3906"/>
+            <w:tcW w:type="dxa" w:w="3890"/>
             <w:vAlign w:val="center"/>
           </w:tcPr>
           <w:p>
@@ -1960,7 +2017,7 @@
         </w:tc>
         <w:tc>
           <w:tcPr>
-            <w:tcW w:type="dxa" w:w="3826"/>
+            <w:tcW w:type="dxa" w:w="3701"/>
             <w:vAlign w:val="center"/>
           </w:tcPr>
           <w:p>
@@ -1974,7 +2031,7 @@
         </w:tc>
         <w:tc>
           <w:tcPr>
-            <w:tcW w:type="dxa" w:w="2190"/>
+            <w:tcW w:type="dxa" w:w="2331"/>
             <w:vAlign w:val="center"/>
           </w:tcPr>
           <w:p>
@@ -1993,7 +2050,7 @@
         </w:trPr>
         <w:tc>
           <w:tcPr>
-            <w:tcW w:type="dxa" w:w="3906"/>
+            <w:tcW w:type="dxa" w:w="3890"/>
             <w:vAlign w:val="center"/>
           </w:tcPr>
           <w:p>
@@ -2007,7 +2064,7 @@
         </w:tc>
         <w:tc>
           <w:tcPr>
-            <w:tcW w:type="dxa" w:w="3826"/>
+            <w:tcW w:type="dxa" w:w="3701"/>
             <w:vAlign w:val="center"/>
           </w:tcPr>
           <w:p>
@@ -2021,7 +2078,7 @@
         </w:tc>
         <w:tc>
           <w:tcPr>
-            <w:tcW w:type="dxa" w:w="2190"/>
+            <w:tcW w:type="dxa" w:w="2331"/>
             <w:vAlign w:val="center"/>
           </w:tcPr>
           <w:p>
@@ -2040,7 +2097,7 @@
         </w:trPr>
         <w:tc>
           <w:tcPr>
-            <w:tcW w:type="dxa" w:w="3906"/>
+            <w:tcW w:type="dxa" w:w="3890"/>
             <w:vAlign w:val="center"/>
           </w:tcPr>
           <w:p>
@@ -2054,7 +2111,7 @@
         </w:tc>
         <w:tc>
           <w:tcPr>
-            <w:tcW w:type="dxa" w:w="3826"/>
+            <w:tcW w:type="dxa" w:w="3701"/>
             <w:vAlign w:val="center"/>
           </w:tcPr>
           <w:p>
@@ -2068,7 +2125,7 @@
         </w:tc>
         <w:tc>
           <w:tcPr>
-            <w:tcW w:type="dxa" w:w="2190"/>
+            <w:tcW w:type="dxa" w:w="2331"/>
             <w:vAlign w:val="center"/>
           </w:tcPr>
           <w:p>
@@ -2109,11 +2166,14 @@
         </w:trPr>
         <w:tc>
           <w:tcPr>
-            <w:tcW w:type="dxa" w:w="1601"/>
-            <w:vAlign w:val="center"/>
+            <w:tcW w:type="dxa" w:w="1886"/>
             <w:shd w:val="clear" w:color="auto" w:fill="1F4E79"/>
-          </w:tcPr>
-          <w:p>
+            <w:vAlign w:val="center"/>
+          </w:tcPr>
+          <w:p>
+            <w:pPr>
+              <w:keepNext/>
+            </w:pPr>
             <w:r>
               <w:rPr>
                 <w:b/>
@@ -2126,11 +2186,14 @@
         </w:tc>
         <w:tc>
           <w:tcPr>
-            <w:tcW w:type="dxa" w:w="8320"/>
-            <w:vAlign w:val="center"/>
+            <w:tcW w:type="dxa" w:w="8036"/>
             <w:shd w:val="clear" w:color="auto" w:fill="1F4E79"/>
-          </w:tcPr>
-          <w:p>
+            <w:vAlign w:val="center"/>
+          </w:tcPr>
+          <w:p>
+            <w:pPr>
+              <w:keepNext/>
+            </w:pPr>
             <w:r>
               <w:rPr>
                 <w:b/>
@@ -2148,7 +2211,7 @@
         </w:trPr>
         <w:tc>
           <w:tcPr>
-            <w:tcW w:type="dxa" w:w="1601"/>
+            <w:tcW w:type="dxa" w:w="1886"/>
             <w:vAlign w:val="center"/>
           </w:tcPr>
           <w:p>
@@ -2162,7 +2225,7 @@
         </w:tc>
         <w:tc>
           <w:tcPr>
-            <w:tcW w:type="dxa" w:w="8320"/>
+            <w:tcW w:type="dxa" w:w="8036"/>
             <w:vAlign w:val="center"/>
           </w:tcPr>
           <w:p>
@@ -2181,7 +2244,7 @@
         </w:trPr>
         <w:tc>
           <w:tcPr>
-            <w:tcW w:type="dxa" w:w="1601"/>
+            <w:tcW w:type="dxa" w:w="1886"/>
             <w:vAlign w:val="center"/>
           </w:tcPr>
           <w:p>
@@ -2195,7 +2258,7 @@
         </w:tc>
         <w:tc>
           <w:tcPr>
-            <w:tcW w:type="dxa" w:w="8320"/>
+            <w:tcW w:type="dxa" w:w="8036"/>
             <w:vAlign w:val="center"/>
           </w:tcPr>
           <w:p>
@@ -2214,7 +2277,7 @@
         </w:trPr>
         <w:tc>
           <w:tcPr>
-            <w:tcW w:type="dxa" w:w="1601"/>
+            <w:tcW w:type="dxa" w:w="1886"/>
             <w:vAlign w:val="center"/>
           </w:tcPr>
           <w:p>
@@ -2228,7 +2291,7 @@
         </w:tc>
         <w:tc>
           <w:tcPr>
-            <w:tcW w:type="dxa" w:w="8320"/>
+            <w:tcW w:type="dxa" w:w="8036"/>
             <w:vAlign w:val="center"/>
           </w:tcPr>
           <w:p>
@@ -2247,7 +2310,7 @@
         </w:trPr>
         <w:tc>
           <w:tcPr>
-            <w:tcW w:type="dxa" w:w="1601"/>
+            <w:tcW w:type="dxa" w:w="1886"/>
             <w:vAlign w:val="center"/>
           </w:tcPr>
           <w:p>
@@ -2261,7 +2324,7 @@
         </w:tc>
         <w:tc>
           <w:tcPr>
-            <w:tcW w:type="dxa" w:w="8320"/>
+            <w:tcW w:type="dxa" w:w="8036"/>
             <w:vAlign w:val="center"/>
           </w:tcPr>
           <w:p>
@@ -2280,7 +2343,7 @@
         </w:trPr>
         <w:tc>
           <w:tcPr>
-            <w:tcW w:type="dxa" w:w="1601"/>
+            <w:tcW w:type="dxa" w:w="1886"/>
             <w:vAlign w:val="center"/>
           </w:tcPr>
           <w:p>
@@ -2294,7 +2357,7 @@
         </w:tc>
         <w:tc>
           <w:tcPr>
-            <w:tcW w:type="dxa" w:w="8320"/>
+            <w:tcW w:type="dxa" w:w="8036"/>
             <w:vAlign w:val="center"/>
           </w:tcPr>
           <w:p>
@@ -2313,7 +2376,7 @@
         </w:trPr>
         <w:tc>
           <w:tcPr>
-            <w:tcW w:type="dxa" w:w="1601"/>
+            <w:tcW w:type="dxa" w:w="1886"/>
             <w:vAlign w:val="center"/>
           </w:tcPr>
           <w:p>
@@ -2327,7 +2390,7 @@
         </w:tc>
         <w:tc>
           <w:tcPr>
-            <w:tcW w:type="dxa" w:w="8320"/>
+            <w:tcW w:type="dxa" w:w="8036"/>
             <w:vAlign w:val="center"/>
           </w:tcPr>
           <w:p>
@@ -2378,11 +2441,14 @@
         </w:trPr>
         <w:tc>
           <w:tcPr>
-            <w:tcW w:type="dxa" w:w="1390"/>
-            <w:vAlign w:val="center"/>
+            <w:tcW w:type="dxa" w:w="1951"/>
             <w:shd w:val="clear" w:color="auto" w:fill="1F4E79"/>
-          </w:tcPr>
-          <w:p>
+            <w:vAlign w:val="center"/>
+          </w:tcPr>
+          <w:p>
+            <w:pPr>
+              <w:keepNext/>
+            </w:pPr>
             <w:r>
               <w:rPr>
                 <w:b/>
@@ -2395,11 +2461,14 @@
         </w:tc>
         <w:tc>
           <w:tcPr>
-            <w:tcW w:type="dxa" w:w="2223"/>
-            <w:vAlign w:val="center"/>
+            <w:tcW w:type="dxa" w:w="1951"/>
             <w:shd w:val="clear" w:color="auto" w:fill="1F4E79"/>
-          </w:tcPr>
-          <w:p>
+            <w:vAlign w:val="center"/>
+          </w:tcPr>
+          <w:p>
+            <w:pPr>
+              <w:keepNext/>
+            </w:pPr>
             <w:r>
               <w:rPr>
                 <w:b/>
@@ -2412,11 +2481,14 @@
         </w:tc>
         <w:tc>
           <w:tcPr>
-            <w:tcW w:type="dxa" w:w="3099"/>
-            <w:vAlign w:val="center"/>
+            <w:tcW w:type="dxa" w:w="2392"/>
             <w:shd w:val="clear" w:color="auto" w:fill="1F4E79"/>
-          </w:tcPr>
-          <w:p>
+            <w:vAlign w:val="center"/>
+          </w:tcPr>
+          <w:p>
+            <w:pPr>
+              <w:keepNext/>
+            </w:pPr>
             <w:r>
               <w:rPr>
                 <w:b/>
@@ -2429,11 +2501,14 @@
         </w:tc>
         <w:tc>
           <w:tcPr>
-            <w:tcW w:type="dxa" w:w="3210"/>
-            <w:vAlign w:val="center"/>
+            <w:tcW w:type="dxa" w:w="3628"/>
             <w:shd w:val="clear" w:color="auto" w:fill="1F4E79"/>
-          </w:tcPr>
-          <w:p>
+            <w:vAlign w:val="center"/>
+          </w:tcPr>
+          <w:p>
+            <w:pPr>
+              <w:keepNext/>
+            </w:pPr>
             <w:r>
               <w:rPr>
                 <w:b/>
@@ -2451,7 +2526,7 @@
         </w:trPr>
         <w:tc>
           <w:tcPr>
-            <w:tcW w:type="dxa" w:w="1390"/>
+            <w:tcW w:type="dxa" w:w="1951"/>
             <w:vAlign w:val="center"/>
           </w:tcPr>
           <w:p>
@@ -2465,7 +2540,7 @@
         </w:tc>
         <w:tc>
           <w:tcPr>
-            <w:tcW w:type="dxa" w:w="2223"/>
+            <w:tcW w:type="dxa" w:w="1951"/>
             <w:vAlign w:val="center"/>
           </w:tcPr>
           <w:p>
@@ -2479,7 +2554,7 @@
         </w:tc>
         <w:tc>
           <w:tcPr>
-            <w:tcW w:type="dxa" w:w="3099"/>
+            <w:tcW w:type="dxa" w:w="2392"/>
             <w:vAlign w:val="center"/>
           </w:tcPr>
           <w:p>
@@ -2493,7 +2568,7 @@
         </w:tc>
         <w:tc>
           <w:tcPr>
-            <w:tcW w:type="dxa" w:w="3210"/>
+            <w:tcW w:type="dxa" w:w="3628"/>
             <w:vAlign w:val="center"/>
           </w:tcPr>
           <w:p>
@@ -2512,7 +2587,7 @@
         </w:trPr>
         <w:tc>
           <w:tcPr>
-            <w:tcW w:type="dxa" w:w="1390"/>
+            <w:tcW w:type="dxa" w:w="1951"/>
             <w:vAlign w:val="center"/>
           </w:tcPr>
           <w:p>
@@ -2526,7 +2601,7 @@
         </w:tc>
         <w:tc>
           <w:tcPr>
-            <w:tcW w:type="dxa" w:w="2223"/>
+            <w:tcW w:type="dxa" w:w="1951"/>
             <w:vAlign w:val="center"/>
           </w:tcPr>
           <w:p>
@@ -2540,7 +2615,7 @@
         </w:tc>
         <w:tc>
           <w:tcPr>
-            <w:tcW w:type="dxa" w:w="3099"/>
+            <w:tcW w:type="dxa" w:w="2392"/>
             <w:vAlign w:val="center"/>
           </w:tcPr>
           <w:p>
@@ -2554,7 +2629,7 @@
         </w:tc>
         <w:tc>
           <w:tcPr>
-            <w:tcW w:type="dxa" w:w="3210"/>
+            <w:tcW w:type="dxa" w:w="3628"/>
             <w:vAlign w:val="center"/>
           </w:tcPr>
           <w:p>
@@ -2573,7 +2648,7 @@
         </w:trPr>
         <w:tc>
           <w:tcPr>
-            <w:tcW w:type="dxa" w:w="1390"/>
+            <w:tcW w:type="dxa" w:w="1951"/>
             <w:vAlign w:val="center"/>
           </w:tcPr>
           <w:p>
@@ -2587,7 +2662,7 @@
         </w:tc>
         <w:tc>
           <w:tcPr>
-            <w:tcW w:type="dxa" w:w="2223"/>
+            <w:tcW w:type="dxa" w:w="1951"/>
             <w:vAlign w:val="center"/>
           </w:tcPr>
           <w:p>
@@ -2601,7 +2676,7 @@
         </w:tc>
         <w:tc>
           <w:tcPr>
-            <w:tcW w:type="dxa" w:w="3099"/>
+            <w:tcW w:type="dxa" w:w="2392"/>
             <w:vAlign w:val="center"/>
           </w:tcPr>
           <w:p>
@@ -2615,7 +2690,7 @@
         </w:tc>
         <w:tc>
           <w:tcPr>
-            <w:tcW w:type="dxa" w:w="3210"/>
+            <w:tcW w:type="dxa" w:w="3628"/>
             <w:vAlign w:val="center"/>
           </w:tcPr>
           <w:p>
@@ -2634,7 +2709,7 @@
         </w:trPr>
         <w:tc>
           <w:tcPr>
-            <w:tcW w:type="dxa" w:w="1390"/>
+            <w:tcW w:type="dxa" w:w="1951"/>
             <w:vAlign w:val="center"/>
           </w:tcPr>
           <w:p>
@@ -2648,7 +2723,7 @@
         </w:tc>
         <w:tc>
           <w:tcPr>
-            <w:tcW w:type="dxa" w:w="2223"/>
+            <w:tcW w:type="dxa" w:w="1951"/>
             <w:vAlign w:val="center"/>
           </w:tcPr>
           <w:p>
@@ -2662,7 +2737,7 @@
         </w:tc>
         <w:tc>
           <w:tcPr>
-            <w:tcW w:type="dxa" w:w="3099"/>
+            <w:tcW w:type="dxa" w:w="2392"/>
             <w:vAlign w:val="center"/>
           </w:tcPr>
           <w:p>
@@ -2676,7 +2751,7 @@
         </w:tc>
         <w:tc>
           <w:tcPr>
-            <w:tcW w:type="dxa" w:w="3210"/>
+            <w:tcW w:type="dxa" w:w="3628"/>
             <w:vAlign w:val="center"/>
           </w:tcPr>
           <w:p>
@@ -2725,11 +2800,14 @@
         </w:trPr>
         <w:tc>
           <w:tcPr>
-            <w:tcW w:type="dxa" w:w="765"/>
-            <w:vAlign w:val="center"/>
+            <w:tcW w:type="dxa" w:w="896"/>
             <w:shd w:val="clear" w:color="auto" w:fill="1F4E79"/>
-          </w:tcPr>
-          <w:p>
+            <w:vAlign w:val="center"/>
+          </w:tcPr>
+          <w:p>
+            <w:pPr>
+              <w:keepNext/>
+            </w:pPr>
             <w:r>
               <w:rPr>
                 <w:b/>
@@ -2742,11 +2820,14 @@
         </w:tc>
         <w:tc>
           <w:tcPr>
-            <w:tcW w:type="dxa" w:w="2267"/>
-            <w:vAlign w:val="center"/>
+            <w:tcW w:type="dxa" w:w="2186"/>
             <w:shd w:val="clear" w:color="auto" w:fill="1F4E79"/>
-          </w:tcPr>
-          <w:p>
+            <w:vAlign w:val="center"/>
+          </w:tcPr>
+          <w:p>
+            <w:pPr>
+              <w:keepNext/>
+            </w:pPr>
             <w:r>
               <w:rPr>
                 <w:b/>
@@ -2759,11 +2840,14 @@
         </w:tc>
         <w:tc>
           <w:tcPr>
-            <w:tcW w:type="dxa" w:w="1779"/>
-            <w:vAlign w:val="center"/>
+            <w:tcW w:type="dxa" w:w="1549"/>
             <w:shd w:val="clear" w:color="auto" w:fill="1F4E79"/>
-          </w:tcPr>
-          <w:p>
+            <w:vAlign w:val="center"/>
+          </w:tcPr>
+          <w:p>
+            <w:pPr>
+              <w:keepNext/>
+            </w:pPr>
             <w:r>
               <w:rPr>
                 <w:b/>
@@ -2776,11 +2860,14 @@
         </w:tc>
         <w:tc>
           <w:tcPr>
-            <w:tcW w:type="dxa" w:w="4346"/>
-            <w:vAlign w:val="center"/>
+            <w:tcW w:type="dxa" w:w="3987"/>
             <w:shd w:val="clear" w:color="auto" w:fill="1F4E79"/>
-          </w:tcPr>
-          <w:p>
+            <w:vAlign w:val="center"/>
+          </w:tcPr>
+          <w:p>
+            <w:pPr>
+              <w:keepNext/>
+            </w:pPr>
             <w:r>
               <w:rPr>
                 <w:b/>
@@ -2793,11 +2880,14 @@
         </w:tc>
         <w:tc>
           <w:tcPr>
-            <w:tcW w:type="dxa" w:w="765"/>
-            <w:vAlign w:val="center"/>
+            <w:tcW w:type="dxa" w:w="1304"/>
             <w:shd w:val="clear" w:color="auto" w:fill="1F4E79"/>
-          </w:tcPr>
-          <w:p>
+            <w:vAlign w:val="center"/>
+          </w:tcPr>
+          <w:p>
+            <w:pPr>
+              <w:keepNext/>
+            </w:pPr>
             <w:r>
               <w:rPr>
                 <w:b/>
@@ -2815,7 +2905,7 @@
         </w:trPr>
         <w:tc>
           <w:tcPr>
-            <w:tcW w:type="dxa" w:w="765"/>
+            <w:tcW w:type="dxa" w:w="896"/>
             <w:vAlign w:val="center"/>
           </w:tcPr>
           <w:p>
@@ -2829,7 +2919,7 @@
         </w:tc>
         <w:tc>
           <w:tcPr>
-            <w:tcW w:type="dxa" w:w="2267"/>
+            <w:tcW w:type="dxa" w:w="2186"/>
             <w:vAlign w:val="center"/>
           </w:tcPr>
           <w:p>
@@ -2843,7 +2933,7 @@
         </w:tc>
         <w:tc>
           <w:tcPr>
-            <w:tcW w:type="dxa" w:w="1779"/>
+            <w:tcW w:type="dxa" w:w="1549"/>
             <w:vAlign w:val="center"/>
           </w:tcPr>
           <w:p>
@@ -2857,7 +2947,7 @@
         </w:tc>
         <w:tc>
           <w:tcPr>
-            <w:tcW w:type="dxa" w:w="4346"/>
+            <w:tcW w:type="dxa" w:w="3987"/>
             <w:vAlign w:val="center"/>
           </w:tcPr>
           <w:p>
@@ -2871,7 +2961,7 @@
         </w:tc>
         <w:tc>
           <w:tcPr>
-            <w:tcW w:type="dxa" w:w="765"/>
+            <w:tcW w:type="dxa" w:w="1304"/>
             <w:vAlign w:val="center"/>
           </w:tcPr>
           <w:p>
@@ -2890,7 +2980,7 @@
         </w:trPr>
         <w:tc>
           <w:tcPr>
-            <w:tcW w:type="dxa" w:w="765"/>
+            <w:tcW w:type="dxa" w:w="896"/>
             <w:vAlign w:val="center"/>
           </w:tcPr>
           <w:p>
@@ -2904,7 +2994,7 @@
         </w:tc>
         <w:tc>
           <w:tcPr>
-            <w:tcW w:type="dxa" w:w="2267"/>
+            <w:tcW w:type="dxa" w:w="2186"/>
             <w:vAlign w:val="center"/>
           </w:tcPr>
           <w:p>
@@ -2918,7 +3008,7 @@
         </w:tc>
         <w:tc>
           <w:tcPr>
-            <w:tcW w:type="dxa" w:w="1779"/>
+            <w:tcW w:type="dxa" w:w="1549"/>
             <w:vAlign w:val="center"/>
           </w:tcPr>
           <w:p>
@@ -2932,7 +3022,7 @@
         </w:tc>
         <w:tc>
           <w:tcPr>
-            <w:tcW w:type="dxa" w:w="4346"/>
+            <w:tcW w:type="dxa" w:w="3987"/>
             <w:vAlign w:val="center"/>
           </w:tcPr>
           <w:p>
@@ -2946,7 +3036,7 @@
         </w:tc>
         <w:tc>
           <w:tcPr>
-            <w:tcW w:type="dxa" w:w="765"/>
+            <w:tcW w:type="dxa" w:w="1304"/>
             <w:vAlign w:val="center"/>
           </w:tcPr>
           <w:p>
@@ -2965,7 +3055,7 @@
         </w:trPr>
         <w:tc>
           <w:tcPr>
-            <w:tcW w:type="dxa" w:w="765"/>
+            <w:tcW w:type="dxa" w:w="896"/>
             <w:vAlign w:val="center"/>
           </w:tcPr>
           <w:p>
@@ -2979,7 +3069,7 @@
         </w:tc>
         <w:tc>
           <w:tcPr>
-            <w:tcW w:type="dxa" w:w="2267"/>
+            <w:tcW w:type="dxa" w:w="2186"/>
             <w:vAlign w:val="center"/>
           </w:tcPr>
           <w:p>
@@ -2993,7 +3083,7 @@
         </w:tc>
         <w:tc>
           <w:tcPr>
-            <w:tcW w:type="dxa" w:w="1779"/>
+            <w:tcW w:type="dxa" w:w="1549"/>
             <w:vAlign w:val="center"/>
           </w:tcPr>
           <w:p>
@@ -3007,7 +3097,7 @@
         </w:tc>
         <w:tc>
           <w:tcPr>
-            <w:tcW w:type="dxa" w:w="4346"/>
+            <w:tcW w:type="dxa" w:w="3987"/>
             <w:vAlign w:val="center"/>
           </w:tcPr>
           <w:p>
@@ -3021,7 +3111,7 @@
         </w:tc>
         <w:tc>
           <w:tcPr>
-            <w:tcW w:type="dxa" w:w="765"/>
+            <w:tcW w:type="dxa" w:w="1304"/>
             <w:vAlign w:val="center"/>
           </w:tcPr>
           <w:p>
@@ -3040,7 +3130,7 @@
         </w:trPr>
         <w:tc>
           <w:tcPr>
-            <w:tcW w:type="dxa" w:w="765"/>
+            <w:tcW w:type="dxa" w:w="896"/>
             <w:vAlign w:val="center"/>
           </w:tcPr>
           <w:p>
@@ -3054,7 +3144,7 @@
         </w:tc>
         <w:tc>
           <w:tcPr>
-            <w:tcW w:type="dxa" w:w="2267"/>
+            <w:tcW w:type="dxa" w:w="2186"/>
             <w:vAlign w:val="center"/>
           </w:tcPr>
           <w:p>
@@ -3068,7 +3158,7 @@
         </w:tc>
         <w:tc>
           <w:tcPr>
-            <w:tcW w:type="dxa" w:w="1779"/>
+            <w:tcW w:type="dxa" w:w="1549"/>
             <w:vAlign w:val="center"/>
           </w:tcPr>
           <w:p>
@@ -3082,7 +3172,7 @@
         </w:tc>
         <w:tc>
           <w:tcPr>
-            <w:tcW w:type="dxa" w:w="4346"/>
+            <w:tcW w:type="dxa" w:w="3987"/>
             <w:vAlign w:val="center"/>
           </w:tcPr>
           <w:p>
@@ -3096,7 +3186,7 @@
         </w:tc>
         <w:tc>
           <w:tcPr>
-            <w:tcW w:type="dxa" w:w="765"/>
+            <w:tcW w:type="dxa" w:w="1304"/>
             <w:vAlign w:val="center"/>
           </w:tcPr>
           <w:p>
@@ -3148,11 +3238,14 @@
         </w:trPr>
         <w:tc>
           <w:tcPr>
-            <w:tcW w:type="dxa" w:w="1144"/>
-            <w:vAlign w:val="center"/>
+            <w:tcW w:type="dxa" w:w="1641"/>
             <w:shd w:val="clear" w:color="auto" w:fill="1F4E79"/>
-          </w:tcPr>
-          <w:p>
+            <w:vAlign w:val="center"/>
+          </w:tcPr>
+          <w:p>
+            <w:pPr>
+              <w:keepNext/>
+            </w:pPr>
             <w:r>
               <w:rPr>
                 <w:b/>
@@ -3165,11 +3258,14 @@
         </w:tc>
         <w:tc>
           <w:tcPr>
-            <w:tcW w:type="dxa" w:w="7420"/>
-            <w:vAlign w:val="center"/>
+            <w:tcW w:type="dxa" w:w="6833"/>
             <w:shd w:val="clear" w:color="auto" w:fill="1F4E79"/>
-          </w:tcPr>
-          <w:p>
+            <w:vAlign w:val="center"/>
+          </w:tcPr>
+          <w:p>
+            <w:pPr>
+              <w:keepNext/>
+            </w:pPr>
             <w:r>
               <w:rPr>
                 <w:b/>
@@ -3182,11 +3278,14 @@
         </w:tc>
         <w:tc>
           <w:tcPr>
-            <w:tcW w:type="dxa" w:w="1357"/>
-            <w:vAlign w:val="center"/>
+            <w:tcW w:type="dxa" w:w="1448"/>
             <w:shd w:val="clear" w:color="auto" w:fill="1F4E79"/>
-          </w:tcPr>
-          <w:p>
+            <w:vAlign w:val="center"/>
+          </w:tcPr>
+          <w:p>
+            <w:pPr>
+              <w:keepNext/>
+            </w:pPr>
             <w:r>
               <w:rPr>
                 <w:b/>
@@ -3204,7 +3303,7 @@
         </w:trPr>
         <w:tc>
           <w:tcPr>
-            <w:tcW w:type="dxa" w:w="1144"/>
+            <w:tcW w:type="dxa" w:w="1641"/>
             <w:vAlign w:val="center"/>
           </w:tcPr>
           <w:p>
@@ -3218,7 +3317,7 @@
         </w:tc>
         <w:tc>
           <w:tcPr>
-            <w:tcW w:type="dxa" w:w="7420"/>
+            <w:tcW w:type="dxa" w:w="6833"/>
             <w:vAlign w:val="center"/>
           </w:tcPr>
           <w:p>
@@ -3232,7 +3331,7 @@
         </w:tc>
         <w:tc>
           <w:tcPr>
-            <w:tcW w:type="dxa" w:w="1357"/>
+            <w:tcW w:type="dxa" w:w="1448"/>
             <w:vAlign w:val="center"/>
           </w:tcPr>
           <w:p>
@@ -3251,7 +3350,7 @@
         </w:trPr>
         <w:tc>
           <w:tcPr>
-            <w:tcW w:type="dxa" w:w="1144"/>
+            <w:tcW w:type="dxa" w:w="1641"/>
             <w:vAlign w:val="center"/>
           </w:tcPr>
           <w:p>
@@ -3265,7 +3364,7 @@
         </w:tc>
         <w:tc>
           <w:tcPr>
-            <w:tcW w:type="dxa" w:w="7420"/>
+            <w:tcW w:type="dxa" w:w="6833"/>
             <w:vAlign w:val="center"/>
           </w:tcPr>
           <w:p>
@@ -3279,7 +3378,7 @@
         </w:tc>
         <w:tc>
           <w:tcPr>
-            <w:tcW w:type="dxa" w:w="1357"/>
+            <w:tcW w:type="dxa" w:w="1448"/>
             <w:vAlign w:val="center"/>
           </w:tcPr>
           <w:p>
@@ -3298,7 +3397,7 @@
         </w:trPr>
         <w:tc>
           <w:tcPr>
-            <w:tcW w:type="dxa" w:w="1144"/>
+            <w:tcW w:type="dxa" w:w="1641"/>
             <w:vAlign w:val="center"/>
           </w:tcPr>
           <w:p>
@@ -3312,7 +3411,7 @@
         </w:tc>
         <w:tc>
           <w:tcPr>
-            <w:tcW w:type="dxa" w:w="7420"/>
+            <w:tcW w:type="dxa" w:w="6833"/>
             <w:vAlign w:val="center"/>
           </w:tcPr>
           <w:p>
@@ -3326,7 +3425,7 @@
         </w:tc>
         <w:tc>
           <w:tcPr>
-            <w:tcW w:type="dxa" w:w="1357"/>
+            <w:tcW w:type="dxa" w:w="1448"/>
             <w:vAlign w:val="center"/>
           </w:tcPr>
           <w:p>
@@ -3345,7 +3444,7 @@
         </w:trPr>
         <w:tc>
           <w:tcPr>
-            <w:tcW w:type="dxa" w:w="1144"/>
+            <w:tcW w:type="dxa" w:w="1641"/>
             <w:vAlign w:val="center"/>
           </w:tcPr>
           <w:p>
@@ -3359,7 +3458,7 @@
         </w:tc>
         <w:tc>
           <w:tcPr>
-            <w:tcW w:type="dxa" w:w="7420"/>
+            <w:tcW w:type="dxa" w:w="6833"/>
             <w:vAlign w:val="center"/>
           </w:tcPr>
           <w:p>
@@ -3373,7 +3472,7 @@
         </w:tc>
         <w:tc>
           <w:tcPr>
-            <w:tcW w:type="dxa" w:w="1357"/>
+            <w:tcW w:type="dxa" w:w="1448"/>
             <w:vAlign w:val="center"/>
           </w:tcPr>
           <w:p>
@@ -3455,11 +3554,14 @@
         </w:trPr>
         <w:tc>
           <w:tcPr>
-            <w:tcW w:type="dxa" w:w="2955"/>
-            <w:vAlign w:val="center"/>
+            <w:tcW w:type="dxa" w:w="2367"/>
             <w:shd w:val="clear" w:color="auto" w:fill="1F4E79"/>
-          </w:tcPr>
-          <w:p>
+            <w:vAlign w:val="center"/>
+          </w:tcPr>
+          <w:p>
+            <w:pPr>
+              <w:keepNext/>
+            </w:pPr>
             <w:r>
               <w:rPr>
                 <w:b/>
@@ -3472,11 +3574,14 @@
         </w:tc>
         <w:tc>
           <w:tcPr>
-            <w:tcW w:type="dxa" w:w="6029"/>
-            <w:vAlign w:val="center"/>
+            <w:tcW w:type="dxa" w:w="6374"/>
             <w:shd w:val="clear" w:color="auto" w:fill="1F4E79"/>
-          </w:tcPr>
-          <w:p>
+            <w:vAlign w:val="center"/>
+          </w:tcPr>
+          <w:p>
+            <w:pPr>
+              <w:keepNext/>
+            </w:pPr>
             <w:r>
               <w:rPr>
                 <w:b/>
@@ -3489,11 +3594,14 @@
         </w:tc>
         <w:tc>
           <w:tcPr>
-            <w:tcW w:type="dxa" w:w="938"/>
-            <w:vAlign w:val="center"/>
+            <w:tcW w:type="dxa" w:w="1180"/>
             <w:shd w:val="clear" w:color="auto" w:fill="1F4E79"/>
-          </w:tcPr>
-          <w:p>
+            <w:vAlign w:val="center"/>
+          </w:tcPr>
+          <w:p>
+            <w:pPr>
+              <w:keepNext/>
+            </w:pPr>
             <w:r>
               <w:rPr>
                 <w:b/>
@@ -3511,7 +3619,7 @@
         </w:trPr>
         <w:tc>
           <w:tcPr>
-            <w:tcW w:type="dxa" w:w="2955"/>
+            <w:tcW w:type="dxa" w:w="2367"/>
             <w:vAlign w:val="center"/>
           </w:tcPr>
           <w:p>
@@ -3525,7 +3633,7 @@
         </w:tc>
         <w:tc>
           <w:tcPr>
-            <w:tcW w:type="dxa" w:w="6029"/>
+            <w:tcW w:type="dxa" w:w="6374"/>
             <w:vAlign w:val="center"/>
           </w:tcPr>
           <w:p>
@@ -3539,7 +3647,7 @@
         </w:tc>
         <w:tc>
           <w:tcPr>
-            <w:tcW w:type="dxa" w:w="938"/>
+            <w:tcW w:type="dxa" w:w="1180"/>
             <w:vAlign w:val="center"/>
           </w:tcPr>
           <w:p>
@@ -3558,7 +3666,7 @@
         </w:trPr>
         <w:tc>
           <w:tcPr>
-            <w:tcW w:type="dxa" w:w="2955"/>
+            <w:tcW w:type="dxa" w:w="2367"/>
             <w:vAlign w:val="center"/>
           </w:tcPr>
           <w:p>
@@ -3572,7 +3680,7 @@
         </w:tc>
         <w:tc>
           <w:tcPr>
-            <w:tcW w:type="dxa" w:w="6029"/>
+            <w:tcW w:type="dxa" w:w="6374"/>
             <w:vAlign w:val="center"/>
           </w:tcPr>
           <w:p>
@@ -3586,7 +3694,7 @@
         </w:tc>
         <w:tc>
           <w:tcPr>
-            <w:tcW w:type="dxa" w:w="938"/>
+            <w:tcW w:type="dxa" w:w="1180"/>
             <w:vAlign w:val="center"/>
           </w:tcPr>
           <w:p>
@@ -3605,7 +3713,7 @@
         </w:trPr>
         <w:tc>
           <w:tcPr>
-            <w:tcW w:type="dxa" w:w="2955"/>
+            <w:tcW w:type="dxa" w:w="2367"/>
             <w:vAlign w:val="center"/>
           </w:tcPr>
           <w:p>
@@ -3619,7 +3727,7 @@
         </w:tc>
         <w:tc>
           <w:tcPr>
-            <w:tcW w:type="dxa" w:w="6029"/>
+            <w:tcW w:type="dxa" w:w="6374"/>
             <w:vAlign w:val="center"/>
           </w:tcPr>
           <w:p>
@@ -3633,7 +3741,7 @@
         </w:tc>
         <w:tc>
           <w:tcPr>
-            <w:tcW w:type="dxa" w:w="938"/>
+            <w:tcW w:type="dxa" w:w="1180"/>
             <w:vAlign w:val="center"/>
           </w:tcPr>
           <w:p>
@@ -3652,7 +3760,7 @@
         </w:trPr>
         <w:tc>
           <w:tcPr>
-            <w:tcW w:type="dxa" w:w="2955"/>
+            <w:tcW w:type="dxa" w:w="2367"/>
             <w:vAlign w:val="center"/>
           </w:tcPr>
           <w:p>
@@ -3666,7 +3774,7 @@
         </w:tc>
         <w:tc>
           <w:tcPr>
-            <w:tcW w:type="dxa" w:w="6029"/>
+            <w:tcW w:type="dxa" w:w="6374"/>
             <w:vAlign w:val="center"/>
           </w:tcPr>
           <w:p>
@@ -3680,7 +3788,7 @@
         </w:tc>
         <w:tc>
           <w:tcPr>
-            <w:tcW w:type="dxa" w:w="938"/>
+            <w:tcW w:type="dxa" w:w="1180"/>
             <w:vAlign w:val="center"/>
           </w:tcPr>
           <w:p>
@@ -3699,7 +3807,7 @@
         </w:trPr>
         <w:tc>
           <w:tcPr>
-            <w:tcW w:type="dxa" w:w="2955"/>
+            <w:tcW w:type="dxa" w:w="2367"/>
             <w:vAlign w:val="center"/>
           </w:tcPr>
           <w:p>
@@ -3713,7 +3821,7 @@
         </w:tc>
         <w:tc>
           <w:tcPr>
-            <w:tcW w:type="dxa" w:w="6029"/>
+            <w:tcW w:type="dxa" w:w="6374"/>
             <w:vAlign w:val="center"/>
           </w:tcPr>
           <w:p>
@@ -3727,7 +3835,7 @@
         </w:tc>
         <w:tc>
           <w:tcPr>
-            <w:tcW w:type="dxa" w:w="938"/>
+            <w:tcW w:type="dxa" w:w="1180"/>
             <w:vAlign w:val="center"/>
           </w:tcPr>
           <w:p>
@@ -3746,7 +3854,7 @@
         </w:trPr>
         <w:tc>
           <w:tcPr>
-            <w:tcW w:type="dxa" w:w="2955"/>
+            <w:tcW w:type="dxa" w:w="2367"/>
             <w:vAlign w:val="center"/>
           </w:tcPr>
           <w:p>
@@ -3761,7 +3869,7 @@
         </w:tc>
         <w:tc>
           <w:tcPr>
-            <w:tcW w:type="dxa" w:w="6029"/>
+            <w:tcW w:type="dxa" w:w="6374"/>
             <w:vAlign w:val="center"/>
           </w:tcPr>
           <w:p>
@@ -3776,7 +3884,7 @@
         </w:tc>
         <w:tc>
           <w:tcPr>
-            <w:tcW w:type="dxa" w:w="938"/>
+            <w:tcW w:type="dxa" w:w="1180"/>
             <w:vAlign w:val="center"/>
           </w:tcPr>
           <w:p>
@@ -3795,7 +3903,7 @@
         </w:trPr>
         <w:tc>
           <w:tcPr>
-            <w:tcW w:type="dxa" w:w="2955"/>
+            <w:tcW w:type="dxa" w:w="2367"/>
             <w:vAlign w:val="center"/>
           </w:tcPr>
           <w:p>
@@ -3810,7 +3918,7 @@
         </w:tc>
         <w:tc>
           <w:tcPr>
-            <w:tcW w:type="dxa" w:w="6029"/>
+            <w:tcW w:type="dxa" w:w="6374"/>
             <w:vAlign w:val="center"/>
           </w:tcPr>
           <w:p>
@@ -3825,7 +3933,7 @@
         </w:tc>
         <w:tc>
           <w:tcPr>
-            <w:tcW w:type="dxa" w:w="938"/>
+            <w:tcW w:type="dxa" w:w="1180"/>
             <w:vAlign w:val="center"/>
           </w:tcPr>
           <w:p>
@@ -3844,7 +3952,7 @@
         </w:trPr>
         <w:tc>
           <w:tcPr>
-            <w:tcW w:type="dxa" w:w="2955"/>
+            <w:tcW w:type="dxa" w:w="2367"/>
             <w:vAlign w:val="center"/>
           </w:tcPr>
           <w:p>
@@ -3858,7 +3966,7 @@
         </w:tc>
         <w:tc>
           <w:tcPr>
-            <w:tcW w:type="dxa" w:w="6029"/>
+            <w:tcW w:type="dxa" w:w="6374"/>
             <w:vAlign w:val="center"/>
           </w:tcPr>
           <w:p>
@@ -3872,7 +3980,7 @@
         </w:tc>
         <w:tc>
           <w:tcPr>
-            <w:tcW w:type="dxa" w:w="938"/>
+            <w:tcW w:type="dxa" w:w="1180"/>
             <w:vAlign w:val="center"/>
           </w:tcPr>
           <w:p>
@@ -3891,7 +3999,7 @@
         </w:trPr>
         <w:tc>
           <w:tcPr>
-            <w:tcW w:type="dxa" w:w="2955"/>
+            <w:tcW w:type="dxa" w:w="2367"/>
             <w:vAlign w:val="center"/>
           </w:tcPr>
           <w:p>
@@ -3905,7 +4013,7 @@
         </w:tc>
         <w:tc>
           <w:tcPr>
-            <w:tcW w:type="dxa" w:w="6029"/>
+            <w:tcW w:type="dxa" w:w="6374"/>
             <w:vAlign w:val="center"/>
           </w:tcPr>
           <w:p>
@@ -3919,7 +4027,7 @@
         </w:tc>
         <w:tc>
           <w:tcPr>
-            <w:tcW w:type="dxa" w:w="938"/>
+            <w:tcW w:type="dxa" w:w="1180"/>
             <w:vAlign w:val="center"/>
           </w:tcPr>
           <w:p>
@@ -3938,7 +4046,7 @@
         </w:trPr>
         <w:tc>
           <w:tcPr>
-            <w:tcW w:type="dxa" w:w="2955"/>
+            <w:tcW w:type="dxa" w:w="2367"/>
             <w:vAlign w:val="center"/>
           </w:tcPr>
           <w:p>
@@ -3952,7 +4060,7 @@
         </w:tc>
         <w:tc>
           <w:tcPr>
-            <w:tcW w:type="dxa" w:w="6029"/>
+            <w:tcW w:type="dxa" w:w="6374"/>
             <w:vAlign w:val="center"/>
           </w:tcPr>
           <w:p>
@@ -3966,7 +4074,7 @@
         </w:tc>
         <w:tc>
           <w:tcPr>
-            <w:tcW w:type="dxa" w:w="938"/>
+            <w:tcW w:type="dxa" w:w="1180"/>
             <w:vAlign w:val="center"/>
           </w:tcPr>
           <w:p>
@@ -3985,7 +4093,7 @@
         </w:trPr>
         <w:tc>
           <w:tcPr>
-            <w:tcW w:type="dxa" w:w="2955"/>
+            <w:tcW w:type="dxa" w:w="2367"/>
             <w:vAlign w:val="center"/>
           </w:tcPr>
           <w:p>
@@ -4000,7 +4108,7 @@
         </w:tc>
         <w:tc>
           <w:tcPr>
-            <w:tcW w:type="dxa" w:w="6029"/>
+            <w:tcW w:type="dxa" w:w="6374"/>
             <w:vAlign w:val="center"/>
           </w:tcPr>
           <w:p>
@@ -4015,7 +4123,7 @@
         </w:tc>
         <w:tc>
           <w:tcPr>
-            <w:tcW w:type="dxa" w:w="938"/>
+            <w:tcW w:type="dxa" w:w="1180"/>
             <w:vAlign w:val="center"/>
           </w:tcPr>
           <w:p>
@@ -4034,7 +4142,7 @@
         </w:trPr>
         <w:tc>
           <w:tcPr>
-            <w:tcW w:type="dxa" w:w="2955"/>
+            <w:tcW w:type="dxa" w:w="2367"/>
             <w:vAlign w:val="center"/>
           </w:tcPr>
           <w:p>
@@ -4049,7 +4157,7 @@
         </w:tc>
         <w:tc>
           <w:tcPr>
-            <w:tcW w:type="dxa" w:w="6029"/>
+            <w:tcW w:type="dxa" w:w="6374"/>
             <w:vAlign w:val="center"/>
           </w:tcPr>
           <w:p>
@@ -4070,7 +4178,7 @@
         </w:tc>
         <w:tc>
           <w:tcPr>
-            <w:tcW w:type="dxa" w:w="938"/>
+            <w:tcW w:type="dxa" w:w="1180"/>
             <w:vAlign w:val="center"/>
           </w:tcPr>
           <w:p>
@@ -4114,11 +4222,14 @@
         </w:trPr>
         <w:tc>
           <w:tcPr>
-            <w:tcW w:type="dxa" w:w="783"/>
-            <w:vAlign w:val="center"/>
+            <w:tcW w:type="dxa" w:w="843"/>
             <w:shd w:val="clear" w:color="auto" w:fill="1F4E79"/>
-          </w:tcPr>
-          <w:p>
+            <w:vAlign w:val="center"/>
+          </w:tcPr>
+          <w:p>
+            <w:pPr>
+              <w:keepNext/>
+            </w:pPr>
             <w:r>
               <w:rPr>
                 <w:b/>
@@ -4131,11 +4242,14 @@
         </w:tc>
         <w:tc>
           <w:tcPr>
-            <w:tcW w:type="dxa" w:w="3830"/>
-            <w:vAlign w:val="center"/>
+            <w:tcW w:type="dxa" w:w="3765"/>
             <w:shd w:val="clear" w:color="auto" w:fill="1F4E79"/>
-          </w:tcPr>
-          <w:p>
+            <w:vAlign w:val="center"/>
+          </w:tcPr>
+          <w:p>
+            <w:pPr>
+              <w:keepNext/>
+            </w:pPr>
             <w:r>
               <w:rPr>
                 <w:b/>
@@ -4148,11 +4262,14 @@
         </w:tc>
         <w:tc>
           <w:tcPr>
-            <w:tcW w:type="dxa" w:w="2081"/>
-            <w:vAlign w:val="center"/>
+            <w:tcW w:type="dxa" w:w="1865"/>
             <w:shd w:val="clear" w:color="auto" w:fill="1F4E79"/>
-          </w:tcPr>
-          <w:p>
+            <w:vAlign w:val="center"/>
+          </w:tcPr>
+          <w:p>
+            <w:pPr>
+              <w:keepNext/>
+            </w:pPr>
             <w:r>
               <w:rPr>
                 <w:b/>
@@ -4165,11 +4282,14 @@
         </w:tc>
         <w:tc>
           <w:tcPr>
-            <w:tcW w:type="dxa" w:w="811"/>
-            <w:vAlign w:val="center"/>
+            <w:tcW w:type="dxa" w:w="1733"/>
             <w:shd w:val="clear" w:color="auto" w:fill="1F4E79"/>
-          </w:tcPr>
-          <w:p>
+            <w:vAlign w:val="center"/>
+          </w:tcPr>
+          <w:p>
+            <w:pPr>
+              <w:keepNext/>
+            </w:pPr>
             <w:r>
               <w:rPr>
                 <w:b/>
@@ -4182,11 +4302,14 @@
         </w:tc>
         <w:tc>
           <w:tcPr>
-            <w:tcW w:type="dxa" w:w="2415"/>
-            <w:vAlign w:val="center"/>
+            <w:tcW w:type="dxa" w:w="1715"/>
             <w:shd w:val="clear" w:color="auto" w:fill="1F4E79"/>
-          </w:tcPr>
-          <w:p>
+            <w:vAlign w:val="center"/>
+          </w:tcPr>
+          <w:p>
+            <w:pPr>
+              <w:keepNext/>
+            </w:pPr>
             <w:r>
               <w:rPr>
                 <w:b/>
@@ -4204,10 +4327,13 @@
         </w:trPr>
         <w:tc>
           <w:tcPr>
-            <w:tcW w:type="dxa" w:w="783"/>
-            <w:vAlign w:val="center"/>
-          </w:tcPr>
-          <w:p>
+            <w:tcW w:type="dxa" w:w="843"/>
+            <w:vAlign w:val="center"/>
+          </w:tcPr>
+          <w:p>
+            <w:pPr>
+              <w:keepNext/>
+            </w:pPr>
             <w:r>
               <w:rPr>
                 <w:b/>
@@ -4219,10 +4345,13 @@
         </w:tc>
         <w:tc>
           <w:tcPr>
-            <w:tcW w:type="dxa" w:w="3830"/>
-            <w:vAlign w:val="center"/>
-          </w:tcPr>
-          <w:p>
+            <w:tcW w:type="dxa" w:w="3765"/>
+            <w:vAlign w:val="center"/>
+          </w:tcPr>
+          <w:p>
+            <w:pPr>
+              <w:keepNext/>
+            </w:pPr>
             <w:r>
               <w:rPr>
                 <w:b/>
@@ -4234,24 +4363,36 @@
         </w:tc>
         <w:tc>
           <w:tcPr>
-            <w:tcW w:type="dxa" w:w="2081"/>
-            <w:vAlign w:val="center"/>
-          </w:tcPr>
-          <w:p/>
-        </w:tc>
-        <w:tc>
-          <w:tcPr>
-            <w:tcW w:type="dxa" w:w="811"/>
-            <w:vAlign w:val="center"/>
-          </w:tcPr>
-          <w:p/>
-        </w:tc>
-        <w:tc>
-          <w:tcPr>
-            <w:tcW w:type="dxa" w:w="2415"/>
-            <w:vAlign w:val="center"/>
-          </w:tcPr>
-          <w:p/>
+            <w:tcW w:type="dxa" w:w="1865"/>
+            <w:vAlign w:val="center"/>
+          </w:tcPr>
+          <w:p>
+            <w:pPr>
+              <w:keepNext/>
+            </w:pPr>
+          </w:p>
+        </w:tc>
+        <w:tc>
+          <w:tcPr>
+            <w:tcW w:type="dxa" w:w="1733"/>
+            <w:vAlign w:val="center"/>
+          </w:tcPr>
+          <w:p>
+            <w:pPr>
+              <w:keepNext/>
+            </w:pPr>
+          </w:p>
+        </w:tc>
+        <w:tc>
+          <w:tcPr>
+            <w:tcW w:type="dxa" w:w="1715"/>
+            <w:vAlign w:val="center"/>
+          </w:tcPr>
+          <w:p>
+            <w:pPr>
+              <w:keepNext/>
+            </w:pPr>
+          </w:p>
         </w:tc>
       </w:tr>
       <w:tr>
@@ -4260,7 +4401,7 @@
         </w:trPr>
         <w:tc>
           <w:tcPr>
-            <w:tcW w:type="dxa" w:w="783"/>
+            <w:tcW w:type="dxa" w:w="843"/>
             <w:vAlign w:val="center"/>
           </w:tcPr>
           <w:p>
@@ -4274,7 +4415,7 @@
         </w:tc>
         <w:tc>
           <w:tcPr>
-            <w:tcW w:type="dxa" w:w="3830"/>
+            <w:tcW w:type="dxa" w:w="3765"/>
             <w:vAlign w:val="center"/>
           </w:tcPr>
           <w:p>
@@ -4288,7 +4429,7 @@
         </w:tc>
         <w:tc>
           <w:tcPr>
-            <w:tcW w:type="dxa" w:w="2081"/>
+            <w:tcW w:type="dxa" w:w="1865"/>
             <w:vAlign w:val="center"/>
           </w:tcPr>
           <w:p>
@@ -4302,7 +4443,7 @@
         </w:tc>
         <w:tc>
           <w:tcPr>
-            <w:tcW w:type="dxa" w:w="811"/>
+            <w:tcW w:type="dxa" w:w="1733"/>
             <w:vAlign w:val="center"/>
           </w:tcPr>
           <w:p>
@@ -4316,7 +4457,7 @@
         </w:tc>
         <w:tc>
           <w:tcPr>
-            <w:tcW w:type="dxa" w:w="2415"/>
+            <w:tcW w:type="dxa" w:w="1715"/>
             <w:vAlign w:val="center"/>
           </w:tcPr>
           <w:p>
@@ -4335,7 +4476,7 @@
         </w:trPr>
         <w:tc>
           <w:tcPr>
-            <w:tcW w:type="dxa" w:w="783"/>
+            <w:tcW w:type="dxa" w:w="843"/>
             <w:vAlign w:val="center"/>
           </w:tcPr>
           <w:p>
@@ -4349,7 +4490,7 @@
         </w:tc>
         <w:tc>
           <w:tcPr>
-            <w:tcW w:type="dxa" w:w="3830"/>
+            <w:tcW w:type="dxa" w:w="3765"/>
             <w:vAlign w:val="center"/>
           </w:tcPr>
           <w:p>
@@ -4363,7 +4504,7 @@
         </w:tc>
         <w:tc>
           <w:tcPr>
-            <w:tcW w:type="dxa" w:w="2081"/>
+            <w:tcW w:type="dxa" w:w="1865"/>
             <w:vAlign w:val="center"/>
           </w:tcPr>
           <w:p>
@@ -4377,7 +4518,7 @@
         </w:tc>
         <w:tc>
           <w:tcPr>
-            <w:tcW w:type="dxa" w:w="811"/>
+            <w:tcW w:type="dxa" w:w="1733"/>
             <w:vAlign w:val="center"/>
           </w:tcPr>
           <w:p>
@@ -4391,7 +4532,7 @@
         </w:tc>
         <w:tc>
           <w:tcPr>
-            <w:tcW w:type="dxa" w:w="2415"/>
+            <w:tcW w:type="dxa" w:w="1715"/>
             <w:vAlign w:val="center"/>
           </w:tcPr>
           <w:p>
@@ -4410,7 +4551,7 @@
         </w:trPr>
         <w:tc>
           <w:tcPr>
-            <w:tcW w:type="dxa" w:w="783"/>
+            <w:tcW w:type="dxa" w:w="843"/>
             <w:vAlign w:val="center"/>
           </w:tcPr>
           <w:p>
@@ -4424,7 +4565,7 @@
         </w:tc>
         <w:tc>
           <w:tcPr>
-            <w:tcW w:type="dxa" w:w="3830"/>
+            <w:tcW w:type="dxa" w:w="3765"/>
             <w:vAlign w:val="center"/>
           </w:tcPr>
           <w:p>
@@ -4438,7 +4579,7 @@
         </w:tc>
         <w:tc>
           <w:tcPr>
-            <w:tcW w:type="dxa" w:w="2081"/>
+            <w:tcW w:type="dxa" w:w="1865"/>
             <w:vAlign w:val="center"/>
           </w:tcPr>
           <w:p>
@@ -4452,7 +4593,7 @@
         </w:tc>
         <w:tc>
           <w:tcPr>
-            <w:tcW w:type="dxa" w:w="811"/>
+            <w:tcW w:type="dxa" w:w="1733"/>
             <w:vAlign w:val="center"/>
           </w:tcPr>
           <w:p>
@@ -4466,7 +4607,7 @@
         </w:tc>
         <w:tc>
           <w:tcPr>
-            <w:tcW w:type="dxa" w:w="2415"/>
+            <w:tcW w:type="dxa" w:w="1715"/>
             <w:vAlign w:val="center"/>
           </w:tcPr>
           <w:p>
@@ -4485,7 +4626,7 @@
         </w:trPr>
         <w:tc>
           <w:tcPr>
-            <w:tcW w:type="dxa" w:w="783"/>
+            <w:tcW w:type="dxa" w:w="843"/>
             <w:vAlign w:val="center"/>
           </w:tcPr>
           <w:p>
@@ -4499,7 +4640,7 @@
         </w:tc>
         <w:tc>
           <w:tcPr>
-            <w:tcW w:type="dxa" w:w="3830"/>
+            <w:tcW w:type="dxa" w:w="3765"/>
             <w:vAlign w:val="center"/>
           </w:tcPr>
           <w:p>
@@ -4513,7 +4654,7 @@
         </w:tc>
         <w:tc>
           <w:tcPr>
-            <w:tcW w:type="dxa" w:w="2081"/>
+            <w:tcW w:type="dxa" w:w="1865"/>
             <w:vAlign w:val="center"/>
           </w:tcPr>
           <w:p>
@@ -4527,7 +4668,7 @@
         </w:tc>
         <w:tc>
           <w:tcPr>
-            <w:tcW w:type="dxa" w:w="811"/>
+            <w:tcW w:type="dxa" w:w="1733"/>
             <w:vAlign w:val="center"/>
           </w:tcPr>
           <w:p>
@@ -4541,7 +4682,7 @@
         </w:tc>
         <w:tc>
           <w:tcPr>
-            <w:tcW w:type="dxa" w:w="2415"/>
+            <w:tcW w:type="dxa" w:w="1715"/>
             <w:vAlign w:val="center"/>
           </w:tcPr>
           <w:p>
@@ -4560,10 +4701,13 @@
         </w:trPr>
         <w:tc>
           <w:tcPr>
-            <w:tcW w:type="dxa" w:w="783"/>
-            <w:vAlign w:val="center"/>
-          </w:tcPr>
-          <w:p>
+            <w:tcW w:type="dxa" w:w="843"/>
+            <w:vAlign w:val="center"/>
+          </w:tcPr>
+          <w:p>
+            <w:pPr>
+              <w:keepNext/>
+            </w:pPr>
             <w:r>
               <w:rPr>
                 <w:b/>
@@ -4575,10 +4719,13 @@
         </w:tc>
         <w:tc>
           <w:tcPr>
-            <w:tcW w:type="dxa" w:w="3830"/>
-            <w:vAlign w:val="center"/>
-          </w:tcPr>
-          <w:p>
+            <w:tcW w:type="dxa" w:w="3765"/>
+            <w:vAlign w:val="center"/>
+          </w:tcPr>
+          <w:p>
+            <w:pPr>
+              <w:keepNext/>
+            </w:pPr>
             <w:r>
               <w:rPr>
                 <w:b/>
@@ -4590,24 +4737,36 @@
         </w:tc>
         <w:tc>
           <w:tcPr>
-            <w:tcW w:type="dxa" w:w="2081"/>
-            <w:vAlign w:val="center"/>
-          </w:tcPr>
-          <w:p/>
-        </w:tc>
-        <w:tc>
-          <w:tcPr>
-            <w:tcW w:type="dxa" w:w="811"/>
-            <w:vAlign w:val="center"/>
-          </w:tcPr>
-          <w:p/>
-        </w:tc>
-        <w:tc>
-          <w:tcPr>
-            <w:tcW w:type="dxa" w:w="2415"/>
-            <w:vAlign w:val="center"/>
-          </w:tcPr>
-          <w:p/>
+            <w:tcW w:type="dxa" w:w="1865"/>
+            <w:vAlign w:val="center"/>
+          </w:tcPr>
+          <w:p>
+            <w:pPr>
+              <w:keepNext/>
+            </w:pPr>
+          </w:p>
+        </w:tc>
+        <w:tc>
+          <w:tcPr>
+            <w:tcW w:type="dxa" w:w="1733"/>
+            <w:vAlign w:val="center"/>
+          </w:tcPr>
+          <w:p>
+            <w:pPr>
+              <w:keepNext/>
+            </w:pPr>
+          </w:p>
+        </w:tc>
+        <w:tc>
+          <w:tcPr>
+            <w:tcW w:type="dxa" w:w="1715"/>
+            <w:vAlign w:val="center"/>
+          </w:tcPr>
+          <w:p>
+            <w:pPr>
+              <w:keepNext/>
+            </w:pPr>
+          </w:p>
         </w:tc>
       </w:tr>
       <w:tr>
@@ -4616,7 +4775,7 @@
         </w:trPr>
         <w:tc>
           <w:tcPr>
-            <w:tcW w:type="dxa" w:w="783"/>
+            <w:tcW w:type="dxa" w:w="843"/>
             <w:vAlign w:val="center"/>
           </w:tcPr>
           <w:p>
@@ -4630,7 +4789,7 @@
         </w:tc>
         <w:tc>
           <w:tcPr>
-            <w:tcW w:type="dxa" w:w="3830"/>
+            <w:tcW w:type="dxa" w:w="3765"/>
             <w:vAlign w:val="center"/>
           </w:tcPr>
           <w:p>
@@ -4644,7 +4803,7 @@
         </w:tc>
         <w:tc>
           <w:tcPr>
-            <w:tcW w:type="dxa" w:w="2081"/>
+            <w:tcW w:type="dxa" w:w="1865"/>
             <w:vAlign w:val="center"/>
           </w:tcPr>
           <w:p>
@@ -4658,7 +4817,7 @@
         </w:tc>
         <w:tc>
           <w:tcPr>
-            <w:tcW w:type="dxa" w:w="811"/>
+            <w:tcW w:type="dxa" w:w="1733"/>
             <w:vAlign w:val="center"/>
           </w:tcPr>
           <w:p>
@@ -4672,7 +4831,7 @@
         </w:tc>
         <w:tc>
           <w:tcPr>
-            <w:tcW w:type="dxa" w:w="2415"/>
+            <w:tcW w:type="dxa" w:w="1715"/>
             <w:vAlign w:val="center"/>
           </w:tcPr>
           <w:p>
@@ -4691,7 +4850,7 @@
         </w:trPr>
         <w:tc>
           <w:tcPr>
-            <w:tcW w:type="dxa" w:w="783"/>
+            <w:tcW w:type="dxa" w:w="843"/>
             <w:vAlign w:val="center"/>
           </w:tcPr>
           <w:p>
@@ -4705,7 +4864,7 @@
         </w:tc>
         <w:tc>
           <w:tcPr>
-            <w:tcW w:type="dxa" w:w="3830"/>
+            <w:tcW w:type="dxa" w:w="3765"/>
             <w:vAlign w:val="center"/>
           </w:tcPr>
           <w:p>
@@ -4719,7 +4878,7 @@
         </w:tc>
         <w:tc>
           <w:tcPr>
-            <w:tcW w:type="dxa" w:w="2081"/>
+            <w:tcW w:type="dxa" w:w="1865"/>
             <w:vAlign w:val="center"/>
           </w:tcPr>
           <w:p>
@@ -4733,7 +4892,7 @@
         </w:tc>
         <w:tc>
           <w:tcPr>
-            <w:tcW w:type="dxa" w:w="811"/>
+            <w:tcW w:type="dxa" w:w="1733"/>
             <w:vAlign w:val="center"/>
           </w:tcPr>
           <w:p>
@@ -4747,7 +4906,7 @@
         </w:tc>
         <w:tc>
           <w:tcPr>
-            <w:tcW w:type="dxa" w:w="2415"/>
+            <w:tcW w:type="dxa" w:w="1715"/>
             <w:vAlign w:val="center"/>
           </w:tcPr>
           <w:p>
@@ -4766,7 +4925,7 @@
         </w:trPr>
         <w:tc>
           <w:tcPr>
-            <w:tcW w:type="dxa" w:w="783"/>
+            <w:tcW w:type="dxa" w:w="843"/>
             <w:vAlign w:val="center"/>
           </w:tcPr>
           <w:p>
@@ -4780,7 +4939,7 @@
         </w:tc>
         <w:tc>
           <w:tcPr>
-            <w:tcW w:type="dxa" w:w="3830"/>
+            <w:tcW w:type="dxa" w:w="3765"/>
             <w:vAlign w:val="center"/>
           </w:tcPr>
           <w:p>
@@ -4794,7 +4953,7 @@
         </w:tc>
         <w:tc>
           <w:tcPr>
-            <w:tcW w:type="dxa" w:w="2081"/>
+            <w:tcW w:type="dxa" w:w="1865"/>
             <w:vAlign w:val="center"/>
           </w:tcPr>
           <w:p>
@@ -4808,7 +4967,7 @@
         </w:tc>
         <w:tc>
           <w:tcPr>
-            <w:tcW w:type="dxa" w:w="811"/>
+            <w:tcW w:type="dxa" w:w="1733"/>
             <w:vAlign w:val="center"/>
           </w:tcPr>
           <w:p>
@@ -4822,7 +4981,7 @@
         </w:tc>
         <w:tc>
           <w:tcPr>
-            <w:tcW w:type="dxa" w:w="2415"/>
+            <w:tcW w:type="dxa" w:w="1715"/>
             <w:vAlign w:val="center"/>
           </w:tcPr>
           <w:p>
@@ -4841,7 +5000,7 @@
         </w:trPr>
         <w:tc>
           <w:tcPr>
-            <w:tcW w:type="dxa" w:w="783"/>
+            <w:tcW w:type="dxa" w:w="843"/>
             <w:vAlign w:val="center"/>
           </w:tcPr>
           <w:p>
@@ -4855,7 +5014,7 @@
         </w:tc>
         <w:tc>
           <w:tcPr>
-            <w:tcW w:type="dxa" w:w="3830"/>
+            <w:tcW w:type="dxa" w:w="3765"/>
             <w:vAlign w:val="center"/>
           </w:tcPr>
           <w:p>
@@ -4869,7 +5028,7 @@
         </w:tc>
         <w:tc>
           <w:tcPr>
-            <w:tcW w:type="dxa" w:w="2081"/>
+            <w:tcW w:type="dxa" w:w="1865"/>
             <w:vAlign w:val="center"/>
           </w:tcPr>
           <w:p>
@@ -4883,7 +5042,7 @@
         </w:tc>
         <w:tc>
           <w:tcPr>
-            <w:tcW w:type="dxa" w:w="811"/>
+            <w:tcW w:type="dxa" w:w="1733"/>
             <w:vAlign w:val="center"/>
           </w:tcPr>
           <w:p>
@@ -4897,7 +5056,7 @@
         </w:tc>
         <w:tc>
           <w:tcPr>
-            <w:tcW w:type="dxa" w:w="2415"/>
+            <w:tcW w:type="dxa" w:w="1715"/>
             <w:vAlign w:val="center"/>
           </w:tcPr>
           <w:p>
@@ -4916,10 +5075,13 @@
         </w:trPr>
         <w:tc>
           <w:tcPr>
-            <w:tcW w:type="dxa" w:w="783"/>
-            <w:vAlign w:val="center"/>
-          </w:tcPr>
-          <w:p>
+            <w:tcW w:type="dxa" w:w="843"/>
+            <w:vAlign w:val="center"/>
+          </w:tcPr>
+          <w:p>
+            <w:pPr>
+              <w:keepNext/>
+            </w:pPr>
             <w:r>
               <w:rPr>
                 <w:b/>
@@ -4931,10 +5093,13 @@
         </w:tc>
         <w:tc>
           <w:tcPr>
-            <w:tcW w:type="dxa" w:w="3830"/>
-            <w:vAlign w:val="center"/>
-          </w:tcPr>
-          <w:p>
+            <w:tcW w:type="dxa" w:w="3765"/>
+            <w:vAlign w:val="center"/>
+          </w:tcPr>
+          <w:p>
+            <w:pPr>
+              <w:keepNext/>
+            </w:pPr>
             <w:r>
               <w:rPr>
                 <w:b/>
@@ -4946,24 +5111,36 @@
         </w:tc>
         <w:tc>
           <w:tcPr>
-            <w:tcW w:type="dxa" w:w="2081"/>
-            <w:vAlign w:val="center"/>
-          </w:tcPr>
-          <w:p/>
-        </w:tc>
-        <w:tc>
-          <w:tcPr>
-            <w:tcW w:type="dxa" w:w="811"/>
-            <w:vAlign w:val="center"/>
-          </w:tcPr>
-          <w:p/>
-        </w:tc>
-        <w:tc>
-          <w:tcPr>
-            <w:tcW w:type="dxa" w:w="2415"/>
-            <w:vAlign w:val="center"/>
-          </w:tcPr>
-          <w:p/>
+            <w:tcW w:type="dxa" w:w="1865"/>
+            <w:vAlign w:val="center"/>
+          </w:tcPr>
+          <w:p>
+            <w:pPr>
+              <w:keepNext/>
+            </w:pPr>
+          </w:p>
+        </w:tc>
+        <w:tc>
+          <w:tcPr>
+            <w:tcW w:type="dxa" w:w="1733"/>
+            <w:vAlign w:val="center"/>
+          </w:tcPr>
+          <w:p>
+            <w:pPr>
+              <w:keepNext/>
+            </w:pPr>
+          </w:p>
+        </w:tc>
+        <w:tc>
+          <w:tcPr>
+            <w:tcW w:type="dxa" w:w="1715"/>
+            <w:vAlign w:val="center"/>
+          </w:tcPr>
+          <w:p>
+            <w:pPr>
+              <w:keepNext/>
+            </w:pPr>
+          </w:p>
         </w:tc>
       </w:tr>
       <w:tr>
@@ -4972,7 +5149,7 @@
         </w:trPr>
         <w:tc>
           <w:tcPr>
-            <w:tcW w:type="dxa" w:w="783"/>
+            <w:tcW w:type="dxa" w:w="843"/>
             <w:vAlign w:val="center"/>
           </w:tcPr>
           <w:p>
@@ -4986,7 +5163,7 @@
         </w:tc>
         <w:tc>
           <w:tcPr>
-            <w:tcW w:type="dxa" w:w="3830"/>
+            <w:tcW w:type="dxa" w:w="3765"/>
             <w:vAlign w:val="center"/>
           </w:tcPr>
           <w:p>
@@ -5000,7 +5177,7 @@
         </w:tc>
         <w:tc>
           <w:tcPr>
-            <w:tcW w:type="dxa" w:w="2081"/>
+            <w:tcW w:type="dxa" w:w="1865"/>
             <w:vAlign w:val="center"/>
           </w:tcPr>
           <w:p>
@@ -5014,7 +5191,7 @@
         </w:tc>
         <w:tc>
           <w:tcPr>
-            <w:tcW w:type="dxa" w:w="811"/>
+            <w:tcW w:type="dxa" w:w="1733"/>
             <w:vAlign w:val="center"/>
           </w:tcPr>
           <w:p>
@@ -5028,7 +5205,7 @@
         </w:tc>
         <w:tc>
           <w:tcPr>
-            <w:tcW w:type="dxa" w:w="2415"/>
+            <w:tcW w:type="dxa" w:w="1715"/>
             <w:vAlign w:val="center"/>
           </w:tcPr>
           <w:p>
@@ -5047,7 +5224,7 @@
         </w:trPr>
         <w:tc>
           <w:tcPr>
-            <w:tcW w:type="dxa" w:w="783"/>
+            <w:tcW w:type="dxa" w:w="843"/>
             <w:vAlign w:val="center"/>
           </w:tcPr>
           <w:p>
@@ -5061,7 +5238,7 @@
         </w:tc>
         <w:tc>
           <w:tcPr>
-            <w:tcW w:type="dxa" w:w="3830"/>
+            <w:tcW w:type="dxa" w:w="3765"/>
             <w:vAlign w:val="center"/>
           </w:tcPr>
           <w:p>
@@ -5075,7 +5252,7 @@
         </w:tc>
         <w:tc>
           <w:tcPr>
-            <w:tcW w:type="dxa" w:w="2081"/>
+            <w:tcW w:type="dxa" w:w="1865"/>
             <w:vAlign w:val="center"/>
           </w:tcPr>
           <w:p>
@@ -5089,7 +5266,7 @@
         </w:tc>
         <w:tc>
           <w:tcPr>
-            <w:tcW w:type="dxa" w:w="811"/>
+            <w:tcW w:type="dxa" w:w="1733"/>
             <w:vAlign w:val="center"/>
           </w:tcPr>
           <w:p>
@@ -5103,7 +5280,7 @@
         </w:tc>
         <w:tc>
           <w:tcPr>
-            <w:tcW w:type="dxa" w:w="2415"/>
+            <w:tcW w:type="dxa" w:w="1715"/>
             <w:vAlign w:val="center"/>
           </w:tcPr>
           <w:p>
@@ -5122,10 +5299,13 @@
         </w:trPr>
         <w:tc>
           <w:tcPr>
-            <w:tcW w:type="dxa" w:w="783"/>
-            <w:vAlign w:val="center"/>
-          </w:tcPr>
-          <w:p>
+            <w:tcW w:type="dxa" w:w="843"/>
+            <w:vAlign w:val="center"/>
+          </w:tcPr>
+          <w:p>
+            <w:pPr>
+              <w:keepNext/>
+            </w:pPr>
             <w:r>
               <w:rPr>
                 <w:b/>
@@ -5137,10 +5317,13 @@
         </w:tc>
         <w:tc>
           <w:tcPr>
-            <w:tcW w:type="dxa" w:w="3830"/>
-            <w:vAlign w:val="center"/>
-          </w:tcPr>
-          <w:p>
+            <w:tcW w:type="dxa" w:w="3765"/>
+            <w:vAlign w:val="center"/>
+          </w:tcPr>
+          <w:p>
+            <w:pPr>
+              <w:keepNext/>
+            </w:pPr>
             <w:r>
               <w:rPr>
                 <w:b/>
@@ -5152,24 +5335,36 @@
         </w:tc>
         <w:tc>
           <w:tcPr>
-            <w:tcW w:type="dxa" w:w="2081"/>
-            <w:vAlign w:val="center"/>
-          </w:tcPr>
-          <w:p/>
-        </w:tc>
-        <w:tc>
-          <w:tcPr>
-            <w:tcW w:type="dxa" w:w="811"/>
-            <w:vAlign w:val="center"/>
-          </w:tcPr>
-          <w:p/>
-        </w:tc>
-        <w:tc>
-          <w:tcPr>
-            <w:tcW w:type="dxa" w:w="2415"/>
-            <w:vAlign w:val="center"/>
-          </w:tcPr>
-          <w:p/>
+            <w:tcW w:type="dxa" w:w="1865"/>
+            <w:vAlign w:val="center"/>
+          </w:tcPr>
+          <w:p>
+            <w:pPr>
+              <w:keepNext/>
+            </w:pPr>
+          </w:p>
+        </w:tc>
+        <w:tc>
+          <w:tcPr>
+            <w:tcW w:type="dxa" w:w="1733"/>
+            <w:vAlign w:val="center"/>
+          </w:tcPr>
+          <w:p>
+            <w:pPr>
+              <w:keepNext/>
+            </w:pPr>
+          </w:p>
+        </w:tc>
+        <w:tc>
+          <w:tcPr>
+            <w:tcW w:type="dxa" w:w="1715"/>
+            <w:vAlign w:val="center"/>
+          </w:tcPr>
+          <w:p>
+            <w:pPr>
+              <w:keepNext/>
+            </w:pPr>
+          </w:p>
         </w:tc>
       </w:tr>
       <w:tr>
@@ -5178,7 +5373,7 @@
         </w:trPr>
         <w:tc>
           <w:tcPr>
-            <w:tcW w:type="dxa" w:w="783"/>
+            <w:tcW w:type="dxa" w:w="843"/>
             <w:vAlign w:val="center"/>
           </w:tcPr>
           <w:p>
@@ -5192,7 +5387,7 @@
         </w:tc>
         <w:tc>
           <w:tcPr>
-            <w:tcW w:type="dxa" w:w="3830"/>
+            <w:tcW w:type="dxa" w:w="3765"/>
             <w:vAlign w:val="center"/>
           </w:tcPr>
           <w:p>
@@ -5206,7 +5401,7 @@
         </w:tc>
         <w:tc>
           <w:tcPr>
-            <w:tcW w:type="dxa" w:w="2081"/>
+            <w:tcW w:type="dxa" w:w="1865"/>
             <w:vAlign w:val="center"/>
           </w:tcPr>
           <w:p>
@@ -5220,7 +5415,7 @@
         </w:tc>
         <w:tc>
           <w:tcPr>
-            <w:tcW w:type="dxa" w:w="811"/>
+            <w:tcW w:type="dxa" w:w="1733"/>
             <w:vAlign w:val="center"/>
           </w:tcPr>
           <w:p>
@@ -5234,7 +5429,7 @@
         </w:tc>
         <w:tc>
           <w:tcPr>
-            <w:tcW w:type="dxa" w:w="2415"/>
+            <w:tcW w:type="dxa" w:w="1715"/>
             <w:vAlign w:val="center"/>
           </w:tcPr>
           <w:p>
@@ -5253,7 +5448,7 @@
         </w:trPr>
         <w:tc>
           <w:tcPr>
-            <w:tcW w:type="dxa" w:w="783"/>
+            <w:tcW w:type="dxa" w:w="843"/>
             <w:vAlign w:val="center"/>
           </w:tcPr>
           <w:p>
@@ -5267,7 +5462,7 @@
         </w:tc>
         <w:tc>
           <w:tcPr>
-            <w:tcW w:type="dxa" w:w="3830"/>
+            <w:tcW w:type="dxa" w:w="3765"/>
             <w:vAlign w:val="center"/>
           </w:tcPr>
           <w:p>
@@ -5281,7 +5476,7 @@
         </w:tc>
         <w:tc>
           <w:tcPr>
-            <w:tcW w:type="dxa" w:w="2081"/>
+            <w:tcW w:type="dxa" w:w="1865"/>
             <w:vAlign w:val="center"/>
           </w:tcPr>
           <w:p>
@@ -5295,7 +5490,7 @@
         </w:tc>
         <w:tc>
           <w:tcPr>
-            <w:tcW w:type="dxa" w:w="811"/>
+            <w:tcW w:type="dxa" w:w="1733"/>
             <w:vAlign w:val="center"/>
           </w:tcPr>
           <w:p>
@@ -5309,7 +5504,7 @@
         </w:tc>
         <w:tc>
           <w:tcPr>
-            <w:tcW w:type="dxa" w:w="2415"/>
+            <w:tcW w:type="dxa" w:w="1715"/>
             <w:vAlign w:val="center"/>
           </w:tcPr>
           <w:p>
@@ -5328,7 +5523,7 @@
         </w:trPr>
         <w:tc>
           <w:tcPr>
-            <w:tcW w:type="dxa" w:w="783"/>
+            <w:tcW w:type="dxa" w:w="843"/>
             <w:vAlign w:val="center"/>
           </w:tcPr>
           <w:p>
@@ -5342,7 +5537,7 @@
         </w:tc>
         <w:tc>
           <w:tcPr>
-            <w:tcW w:type="dxa" w:w="3830"/>
+            <w:tcW w:type="dxa" w:w="3765"/>
             <w:vAlign w:val="center"/>
           </w:tcPr>
           <w:p>
@@ -5356,7 +5551,7 @@
         </w:tc>
         <w:tc>
           <w:tcPr>
-            <w:tcW w:type="dxa" w:w="2081"/>
+            <w:tcW w:type="dxa" w:w="1865"/>
             <w:vAlign w:val="center"/>
           </w:tcPr>
           <w:p>
@@ -5370,7 +5565,7 @@
         </w:tc>
         <w:tc>
           <w:tcPr>
-            <w:tcW w:type="dxa" w:w="811"/>
+            <w:tcW w:type="dxa" w:w="1733"/>
             <w:vAlign w:val="center"/>
           </w:tcPr>
           <w:p>
@@ -5384,7 +5579,7 @@
         </w:tc>
         <w:tc>
           <w:tcPr>
-            <w:tcW w:type="dxa" w:w="2415"/>
+            <w:tcW w:type="dxa" w:w="1715"/>
             <w:vAlign w:val="center"/>
           </w:tcPr>
           <w:p>
@@ -5403,7 +5598,7 @@
         </w:trPr>
         <w:tc>
           <w:tcPr>
-            <w:tcW w:type="dxa" w:w="783"/>
+            <w:tcW w:type="dxa" w:w="843"/>
             <w:vAlign w:val="center"/>
           </w:tcPr>
           <w:p>
@@ -5417,7 +5612,7 @@
         </w:tc>
         <w:tc>
           <w:tcPr>
-            <w:tcW w:type="dxa" w:w="3830"/>
+            <w:tcW w:type="dxa" w:w="3765"/>
             <w:vAlign w:val="center"/>
           </w:tcPr>
           <w:p>
@@ -5431,7 +5626,7 @@
         </w:tc>
         <w:tc>
           <w:tcPr>
-            <w:tcW w:type="dxa" w:w="2081"/>
+            <w:tcW w:type="dxa" w:w="1865"/>
             <w:vAlign w:val="center"/>
           </w:tcPr>
           <w:p>
@@ -5445,7 +5640,7 @@
         </w:tc>
         <w:tc>
           <w:tcPr>
-            <w:tcW w:type="dxa" w:w="811"/>
+            <w:tcW w:type="dxa" w:w="1733"/>
             <w:vAlign w:val="center"/>
           </w:tcPr>
           <w:p>
@@ -5459,7 +5654,7 @@
         </w:tc>
         <w:tc>
           <w:tcPr>
-            <w:tcW w:type="dxa" w:w="2415"/>
+            <w:tcW w:type="dxa" w:w="1715"/>
             <w:vAlign w:val="center"/>
           </w:tcPr>
           <w:p>
@@ -5478,7 +5673,7 @@
         </w:trPr>
         <w:tc>
           <w:tcPr>
-            <w:tcW w:type="dxa" w:w="783"/>
+            <w:tcW w:type="dxa" w:w="843"/>
             <w:vAlign w:val="center"/>
           </w:tcPr>
           <w:p>
@@ -5492,7 +5687,7 @@
         </w:tc>
         <w:tc>
           <w:tcPr>
-            <w:tcW w:type="dxa" w:w="3830"/>
+            <w:tcW w:type="dxa" w:w="3765"/>
             <w:vAlign w:val="center"/>
           </w:tcPr>
           <w:p>
@@ -5506,7 +5701,7 @@
         </w:tc>
         <w:tc>
           <w:tcPr>
-            <w:tcW w:type="dxa" w:w="2081"/>
+            <w:tcW w:type="dxa" w:w="1865"/>
             <w:vAlign w:val="center"/>
           </w:tcPr>
           <w:p>
@@ -5520,7 +5715,7 @@
         </w:tc>
         <w:tc>
           <w:tcPr>
-            <w:tcW w:type="dxa" w:w="811"/>
+            <w:tcW w:type="dxa" w:w="1733"/>
             <w:vAlign w:val="center"/>
           </w:tcPr>
           <w:p>
@@ -5534,7 +5729,7 @@
         </w:tc>
         <w:tc>
           <w:tcPr>
-            <w:tcW w:type="dxa" w:w="2415"/>
+            <w:tcW w:type="dxa" w:w="1715"/>
             <w:vAlign w:val="center"/>
           </w:tcPr>
           <w:p>
@@ -5553,7 +5748,7 @@
         </w:trPr>
         <w:tc>
           <w:tcPr>
-            <w:tcW w:type="dxa" w:w="783"/>
+            <w:tcW w:type="dxa" w:w="843"/>
             <w:vAlign w:val="center"/>
           </w:tcPr>
           <w:p>
@@ -5567,7 +5762,7 @@
         </w:tc>
         <w:tc>
           <w:tcPr>
-            <w:tcW w:type="dxa" w:w="3830"/>
+            <w:tcW w:type="dxa" w:w="3765"/>
             <w:vAlign w:val="center"/>
           </w:tcPr>
           <w:p>
@@ -5581,7 +5776,7 @@
         </w:tc>
         <w:tc>
           <w:tcPr>
-            <w:tcW w:type="dxa" w:w="2081"/>
+            <w:tcW w:type="dxa" w:w="1865"/>
             <w:vAlign w:val="center"/>
           </w:tcPr>
           <w:p>
@@ -5595,7 +5790,7 @@
         </w:tc>
         <w:tc>
           <w:tcPr>
-            <w:tcW w:type="dxa" w:w="811"/>
+            <w:tcW w:type="dxa" w:w="1733"/>
             <w:vAlign w:val="center"/>
           </w:tcPr>
           <w:p>
@@ -5609,7 +5804,7 @@
         </w:tc>
         <w:tc>
           <w:tcPr>
-            <w:tcW w:type="dxa" w:w="2415"/>
+            <w:tcW w:type="dxa" w:w="1715"/>
             <w:vAlign w:val="center"/>
           </w:tcPr>
           <w:p>
@@ -5628,10 +5823,13 @@
         </w:trPr>
         <w:tc>
           <w:tcPr>
-            <w:tcW w:type="dxa" w:w="783"/>
-            <w:vAlign w:val="center"/>
-          </w:tcPr>
-          <w:p>
+            <w:tcW w:type="dxa" w:w="843"/>
+            <w:vAlign w:val="center"/>
+          </w:tcPr>
+          <w:p>
+            <w:pPr>
+              <w:keepNext/>
+            </w:pPr>
             <w:r>
               <w:rPr>
                 <w:b/>
@@ -5643,10 +5841,13 @@
         </w:tc>
         <w:tc>
           <w:tcPr>
-            <w:tcW w:type="dxa" w:w="3830"/>
-            <w:vAlign w:val="center"/>
-          </w:tcPr>
-          <w:p>
+            <w:tcW w:type="dxa" w:w="3765"/>
+            <w:vAlign w:val="center"/>
+          </w:tcPr>
+          <w:p>
+            <w:pPr>
+              <w:keepNext/>
+            </w:pPr>
             <w:r>
               <w:rPr>
                 <w:b/>
@@ -5658,24 +5859,36 @@
         </w:tc>
         <w:tc>
           <w:tcPr>
-            <w:tcW w:type="dxa" w:w="2081"/>
-            <w:vAlign w:val="center"/>
-          </w:tcPr>
-          <w:p/>
-        </w:tc>
-        <w:tc>
-          <w:tcPr>
-            <w:tcW w:type="dxa" w:w="811"/>
-            <w:vAlign w:val="center"/>
-          </w:tcPr>
-          <w:p/>
-        </w:tc>
-        <w:tc>
-          <w:tcPr>
-            <w:tcW w:type="dxa" w:w="2415"/>
-            <w:vAlign w:val="center"/>
-          </w:tcPr>
-          <w:p/>
+            <w:tcW w:type="dxa" w:w="1865"/>
+            <w:vAlign w:val="center"/>
+          </w:tcPr>
+          <w:p>
+            <w:pPr>
+              <w:keepNext/>
+            </w:pPr>
+          </w:p>
+        </w:tc>
+        <w:tc>
+          <w:tcPr>
+            <w:tcW w:type="dxa" w:w="1733"/>
+            <w:vAlign w:val="center"/>
+          </w:tcPr>
+          <w:p>
+            <w:pPr>
+              <w:keepNext/>
+            </w:pPr>
+          </w:p>
+        </w:tc>
+        <w:tc>
+          <w:tcPr>
+            <w:tcW w:type="dxa" w:w="1715"/>
+            <w:vAlign w:val="center"/>
+          </w:tcPr>
+          <w:p>
+            <w:pPr>
+              <w:keepNext/>
+            </w:pPr>
+          </w:p>
         </w:tc>
       </w:tr>
       <w:tr>
@@ -5684,7 +5897,7 @@
         </w:trPr>
         <w:tc>
           <w:tcPr>
-            <w:tcW w:type="dxa" w:w="783"/>
+            <w:tcW w:type="dxa" w:w="843"/>
             <w:vAlign w:val="center"/>
           </w:tcPr>
           <w:p>
@@ -5698,7 +5911,7 @@
         </w:tc>
         <w:tc>
           <w:tcPr>
-            <w:tcW w:type="dxa" w:w="3830"/>
+            <w:tcW w:type="dxa" w:w="3765"/>
             <w:vAlign w:val="center"/>
           </w:tcPr>
           <w:p>
@@ -5712,7 +5925,7 @@
         </w:tc>
         <w:tc>
           <w:tcPr>
-            <w:tcW w:type="dxa" w:w="2081"/>
+            <w:tcW w:type="dxa" w:w="1865"/>
             <w:vAlign w:val="center"/>
           </w:tcPr>
           <w:p>
@@ -5726,7 +5939,7 @@
         </w:tc>
         <w:tc>
           <w:tcPr>
-            <w:tcW w:type="dxa" w:w="811"/>
+            <w:tcW w:type="dxa" w:w="1733"/>
             <w:vAlign w:val="center"/>
           </w:tcPr>
           <w:p>
@@ -5740,7 +5953,7 @@
         </w:tc>
         <w:tc>
           <w:tcPr>
-            <w:tcW w:type="dxa" w:w="2415"/>
+            <w:tcW w:type="dxa" w:w="1715"/>
             <w:vAlign w:val="center"/>
           </w:tcPr>
           <w:p>
@@ -5759,7 +5972,7 @@
         </w:trPr>
         <w:tc>
           <w:tcPr>
-            <w:tcW w:type="dxa" w:w="783"/>
+            <w:tcW w:type="dxa" w:w="843"/>
             <w:vAlign w:val="center"/>
           </w:tcPr>
           <w:p>
@@ -5773,7 +5986,7 @@
         </w:tc>
         <w:tc>
           <w:tcPr>
-            <w:tcW w:type="dxa" w:w="3830"/>
+            <w:tcW w:type="dxa" w:w="3765"/>
             <w:vAlign w:val="center"/>
           </w:tcPr>
           <w:p>
@@ -5787,7 +6000,7 @@
         </w:tc>
         <w:tc>
           <w:tcPr>
-            <w:tcW w:type="dxa" w:w="2081"/>
+            <w:tcW w:type="dxa" w:w="1865"/>
             <w:vAlign w:val="center"/>
           </w:tcPr>
           <w:p>
@@ -5801,7 +6014,7 @@
         </w:tc>
         <w:tc>
           <w:tcPr>
-            <w:tcW w:type="dxa" w:w="811"/>
+            <w:tcW w:type="dxa" w:w="1733"/>
             <w:vAlign w:val="center"/>
           </w:tcPr>
           <w:p>
@@ -5815,7 +6028,7 @@
         </w:tc>
         <w:tc>
           <w:tcPr>
-            <w:tcW w:type="dxa" w:w="2415"/>
+            <w:tcW w:type="dxa" w:w="1715"/>
             <w:vAlign w:val="center"/>
           </w:tcPr>
           <w:p>
@@ -5834,7 +6047,7 @@
         </w:trPr>
         <w:tc>
           <w:tcPr>
-            <w:tcW w:type="dxa" w:w="783"/>
+            <w:tcW w:type="dxa" w:w="843"/>
             <w:vAlign w:val="center"/>
           </w:tcPr>
           <w:p>
@@ -5848,7 +6061,7 @@
         </w:tc>
         <w:tc>
           <w:tcPr>
-            <w:tcW w:type="dxa" w:w="3830"/>
+            <w:tcW w:type="dxa" w:w="3765"/>
             <w:vAlign w:val="center"/>
           </w:tcPr>
           <w:p>
@@ -5862,7 +6075,7 @@
         </w:tc>
         <w:tc>
           <w:tcPr>
-            <w:tcW w:type="dxa" w:w="2081"/>
+            <w:tcW w:type="dxa" w:w="1865"/>
             <w:vAlign w:val="center"/>
           </w:tcPr>
           <w:p>
@@ -5876,7 +6089,7 @@
         </w:tc>
         <w:tc>
           <w:tcPr>
-            <w:tcW w:type="dxa" w:w="811"/>
+            <w:tcW w:type="dxa" w:w="1733"/>
             <w:vAlign w:val="center"/>
           </w:tcPr>
           <w:p>
@@ -5890,7 +6103,7 @@
         </w:tc>
         <w:tc>
           <w:tcPr>
-            <w:tcW w:type="dxa" w:w="2415"/>
+            <w:tcW w:type="dxa" w:w="1715"/>
             <w:vAlign w:val="center"/>
           </w:tcPr>
           <w:p>
@@ -5909,10 +6122,13 @@
         </w:trPr>
         <w:tc>
           <w:tcPr>
-            <w:tcW w:type="dxa" w:w="783"/>
-            <w:vAlign w:val="center"/>
-          </w:tcPr>
-          <w:p>
+            <w:tcW w:type="dxa" w:w="843"/>
+            <w:vAlign w:val="center"/>
+          </w:tcPr>
+          <w:p>
+            <w:pPr>
+              <w:keepNext/>
+            </w:pPr>
             <w:r>
               <w:rPr>
                 <w:b/>
@@ -5924,10 +6140,13 @@
         </w:tc>
         <w:tc>
           <w:tcPr>
-            <w:tcW w:type="dxa" w:w="3830"/>
-            <w:vAlign w:val="center"/>
-          </w:tcPr>
-          <w:p>
+            <w:tcW w:type="dxa" w:w="3765"/>
+            <w:vAlign w:val="center"/>
+          </w:tcPr>
+          <w:p>
+            <w:pPr>
+              <w:keepNext/>
+            </w:pPr>
             <w:r>
               <w:rPr>
                 <w:b/>
@@ -5939,24 +6158,36 @@
         </w:tc>
         <w:tc>
           <w:tcPr>
-            <w:tcW w:type="dxa" w:w="2081"/>
-            <w:vAlign w:val="center"/>
-          </w:tcPr>
-          <w:p/>
-        </w:tc>
-        <w:tc>
-          <w:tcPr>
-            <w:tcW w:type="dxa" w:w="811"/>
-            <w:vAlign w:val="center"/>
-          </w:tcPr>
-          <w:p/>
-        </w:tc>
-        <w:tc>
-          <w:tcPr>
-            <w:tcW w:type="dxa" w:w="2415"/>
-            <w:vAlign w:val="center"/>
-          </w:tcPr>
-          <w:p/>
+            <w:tcW w:type="dxa" w:w="1865"/>
+            <w:vAlign w:val="center"/>
+          </w:tcPr>
+          <w:p>
+            <w:pPr>
+              <w:keepNext/>
+            </w:pPr>
+          </w:p>
+        </w:tc>
+        <w:tc>
+          <w:tcPr>
+            <w:tcW w:type="dxa" w:w="1733"/>
+            <w:vAlign w:val="center"/>
+          </w:tcPr>
+          <w:p>
+            <w:pPr>
+              <w:keepNext/>
+            </w:pPr>
+          </w:p>
+        </w:tc>
+        <w:tc>
+          <w:tcPr>
+            <w:tcW w:type="dxa" w:w="1715"/>
+            <w:vAlign w:val="center"/>
+          </w:tcPr>
+          <w:p>
+            <w:pPr>
+              <w:keepNext/>
+            </w:pPr>
+          </w:p>
         </w:tc>
       </w:tr>
       <w:tr>
@@ -5965,7 +6196,7 @@
         </w:trPr>
         <w:tc>
           <w:tcPr>
-            <w:tcW w:type="dxa" w:w="783"/>
+            <w:tcW w:type="dxa" w:w="843"/>
             <w:vAlign w:val="center"/>
           </w:tcPr>
           <w:p>
@@ -5979,7 +6210,7 @@
         </w:tc>
         <w:tc>
           <w:tcPr>
-            <w:tcW w:type="dxa" w:w="3830"/>
+            <w:tcW w:type="dxa" w:w="3765"/>
             <w:vAlign w:val="center"/>
           </w:tcPr>
           <w:p>
@@ -5993,7 +6224,7 @@
         </w:tc>
         <w:tc>
           <w:tcPr>
-            <w:tcW w:type="dxa" w:w="2081"/>
+            <w:tcW w:type="dxa" w:w="1865"/>
             <w:vAlign w:val="center"/>
           </w:tcPr>
           <w:p>
@@ -6007,7 +6238,7 @@
         </w:tc>
         <w:tc>
           <w:tcPr>
-            <w:tcW w:type="dxa" w:w="811"/>
+            <w:tcW w:type="dxa" w:w="1733"/>
             <w:vAlign w:val="center"/>
           </w:tcPr>
           <w:p>
@@ -6021,7 +6252,7 @@
         </w:tc>
         <w:tc>
           <w:tcPr>
-            <w:tcW w:type="dxa" w:w="2415"/>
+            <w:tcW w:type="dxa" w:w="1715"/>
             <w:vAlign w:val="center"/>
           </w:tcPr>
           <w:p>
@@ -6152,11 +6383,14 @@
         </w:trPr>
         <w:tc>
           <w:tcPr>
-            <w:tcW w:type="dxa" w:w="791"/>
-            <w:vAlign w:val="center"/>
+            <w:tcW w:type="dxa" w:w="1324"/>
             <w:shd w:val="clear" w:color="auto" w:fill="1F4E79"/>
-          </w:tcPr>
-          <w:p>
+            <w:vAlign w:val="center"/>
+          </w:tcPr>
+          <w:p>
+            <w:pPr>
+              <w:keepNext/>
+            </w:pPr>
             <w:r>
               <w:rPr>
                 <w:b/>
@@ -6169,11 +6403,14 @@
         </w:tc>
         <w:tc>
           <w:tcPr>
-            <w:tcW w:type="dxa" w:w="1633"/>
-            <w:vAlign w:val="center"/>
+            <w:tcW w:type="dxa" w:w="1743"/>
             <w:shd w:val="clear" w:color="auto" w:fill="1F4E79"/>
-          </w:tcPr>
-          <w:p>
+            <w:vAlign w:val="center"/>
+          </w:tcPr>
+          <w:p>
+            <w:pPr>
+              <w:keepNext/>
+            </w:pPr>
             <w:r>
               <w:rPr>
                 <w:b/>
@@ -6186,11 +6423,14 @@
         </w:tc>
         <w:tc>
           <w:tcPr>
-            <w:tcW w:type="dxa" w:w="2806"/>
-            <w:vAlign w:val="center"/>
+            <w:tcW w:type="dxa" w:w="2991"/>
             <w:shd w:val="clear" w:color="auto" w:fill="1F4E79"/>
-          </w:tcPr>
-          <w:p>
+            <w:vAlign w:val="center"/>
+          </w:tcPr>
+          <w:p>
+            <w:pPr>
+              <w:keepNext/>
+            </w:pPr>
             <w:r>
               <w:rPr>
                 <w:b/>
@@ -6203,11 +6443,14 @@
         </w:tc>
         <w:tc>
           <w:tcPr>
-            <w:tcW w:type="dxa" w:w="4691"/>
-            <w:vAlign w:val="center"/>
+            <w:tcW w:type="dxa" w:w="3863"/>
             <w:shd w:val="clear" w:color="auto" w:fill="1F4E79"/>
-          </w:tcPr>
-          <w:p>
+            <w:vAlign w:val="center"/>
+          </w:tcPr>
+          <w:p>
+            <w:pPr>
+              <w:keepNext/>
+            </w:pPr>
             <w:r>
               <w:rPr>
                 <w:b/>
@@ -6225,7 +6468,7 @@
         </w:trPr>
         <w:tc>
           <w:tcPr>
-            <w:tcW w:type="dxa" w:w="791"/>
+            <w:tcW w:type="dxa" w:w="1324"/>
             <w:vAlign w:val="center"/>
           </w:tcPr>
           <w:p>
@@ -6239,7 +6482,7 @@
         </w:tc>
         <w:tc>
           <w:tcPr>
-            <w:tcW w:type="dxa" w:w="1633"/>
+            <w:tcW w:type="dxa" w:w="1743"/>
             <w:vAlign w:val="center"/>
           </w:tcPr>
           <w:p>
@@ -6253,7 +6496,7 @@
         </w:tc>
         <w:tc>
           <w:tcPr>
-            <w:tcW w:type="dxa" w:w="2806"/>
+            <w:tcW w:type="dxa" w:w="2991"/>
             <w:vAlign w:val="center"/>
           </w:tcPr>
           <w:p>
@@ -6267,7 +6510,7 @@
         </w:tc>
         <w:tc>
           <w:tcPr>
-            <w:tcW w:type="dxa" w:w="4691"/>
+            <w:tcW w:type="dxa" w:w="3863"/>
             <w:vAlign w:val="center"/>
           </w:tcPr>
           <w:p>
@@ -6286,7 +6529,7 @@
         </w:trPr>
         <w:tc>
           <w:tcPr>
-            <w:tcW w:type="dxa" w:w="791"/>
+            <w:tcW w:type="dxa" w:w="1324"/>
             <w:vAlign w:val="center"/>
           </w:tcPr>
           <w:p>
@@ -6300,7 +6543,7 @@
         </w:tc>
         <w:tc>
           <w:tcPr>
-            <w:tcW w:type="dxa" w:w="1633"/>
+            <w:tcW w:type="dxa" w:w="1743"/>
             <w:vAlign w:val="center"/>
           </w:tcPr>
           <w:p>
@@ -6314,7 +6557,7 @@
         </w:tc>
         <w:tc>
           <w:tcPr>
-            <w:tcW w:type="dxa" w:w="2806"/>
+            <w:tcW w:type="dxa" w:w="2991"/>
             <w:vAlign w:val="center"/>
           </w:tcPr>
           <w:p>
@@ -6328,7 +6571,7 @@
         </w:tc>
         <w:tc>
           <w:tcPr>
-            <w:tcW w:type="dxa" w:w="4691"/>
+            <w:tcW w:type="dxa" w:w="3863"/>
             <w:vAlign w:val="center"/>
           </w:tcPr>
           <w:p>
@@ -6347,7 +6590,7 @@
         </w:trPr>
         <w:tc>
           <w:tcPr>
-            <w:tcW w:type="dxa" w:w="791"/>
+            <w:tcW w:type="dxa" w:w="1324"/>
             <w:vAlign w:val="center"/>
           </w:tcPr>
           <w:p>
@@ -6361,7 +6604,7 @@
         </w:tc>
         <w:tc>
           <w:tcPr>
-            <w:tcW w:type="dxa" w:w="1633"/>
+            <w:tcW w:type="dxa" w:w="1743"/>
             <w:vAlign w:val="center"/>
           </w:tcPr>
           <w:p>
@@ -6375,7 +6618,7 @@
         </w:tc>
         <w:tc>
           <w:tcPr>
-            <w:tcW w:type="dxa" w:w="2806"/>
+            <w:tcW w:type="dxa" w:w="2991"/>
             <w:vAlign w:val="center"/>
           </w:tcPr>
           <w:p>
@@ -6389,7 +6632,7 @@
         </w:tc>
         <w:tc>
           <w:tcPr>
-            <w:tcW w:type="dxa" w:w="4691"/>
+            <w:tcW w:type="dxa" w:w="3863"/>
             <w:vAlign w:val="center"/>
           </w:tcPr>
           <w:p>
@@ -6431,11 +6674,14 @@
         </w:trPr>
         <w:tc>
           <w:tcPr>
-            <w:tcW w:type="dxa" w:w="769"/>
-            <w:vAlign w:val="center"/>
+            <w:tcW w:type="dxa" w:w="1304"/>
             <w:shd w:val="clear" w:color="auto" w:fill="1F4E79"/>
-          </w:tcPr>
-          <w:p>
+            <w:vAlign w:val="center"/>
+          </w:tcPr>
+          <w:p>
+            <w:pPr>
+              <w:keepNext/>
+            </w:pPr>
             <w:r>
               <w:rPr>
                 <w:b/>
@@ -6448,11 +6694,14 @@
         </w:tc>
         <w:tc>
           <w:tcPr>
-            <w:tcW w:type="dxa" w:w="5859"/>
-            <w:vAlign w:val="center"/>
+            <w:tcW w:type="dxa" w:w="4786"/>
             <w:shd w:val="clear" w:color="auto" w:fill="1F4E79"/>
-          </w:tcPr>
-          <w:p>
+            <w:vAlign w:val="center"/>
+          </w:tcPr>
+          <w:p>
+            <w:pPr>
+              <w:keepNext/>
+            </w:pPr>
             <w:r>
               <w:rPr>
                 <w:b/>
@@ -6465,11 +6714,14 @@
         </w:tc>
         <w:tc>
           <w:tcPr>
-            <w:tcW w:type="dxa" w:w="3293"/>
-            <w:vAlign w:val="center"/>
+            <w:tcW w:type="dxa" w:w="3831"/>
             <w:shd w:val="clear" w:color="auto" w:fill="1F4E79"/>
-          </w:tcPr>
-          <w:p>
+            <w:vAlign w:val="center"/>
+          </w:tcPr>
+          <w:p>
+            <w:pPr>
+              <w:keepNext/>
+            </w:pPr>
             <w:r>
               <w:rPr>
                 <w:b/>
@@ -6487,7 +6739,7 @@
         </w:trPr>
         <w:tc>
           <w:tcPr>
-            <w:tcW w:type="dxa" w:w="769"/>
+            <w:tcW w:type="dxa" w:w="1304"/>
             <w:vAlign w:val="center"/>
           </w:tcPr>
           <w:p>
@@ -6501,7 +6753,7 @@
         </w:tc>
         <w:tc>
           <w:tcPr>
-            <w:tcW w:type="dxa" w:w="5859"/>
+            <w:tcW w:type="dxa" w:w="4786"/>
             <w:vAlign w:val="center"/>
           </w:tcPr>
           <w:p>
@@ -6515,7 +6767,7 @@
         </w:tc>
         <w:tc>
           <w:tcPr>
-            <w:tcW w:type="dxa" w:w="3293"/>
+            <w:tcW w:type="dxa" w:w="3831"/>
             <w:vAlign w:val="center"/>
           </w:tcPr>
           <w:p>
@@ -6534,7 +6786,7 @@
         </w:trPr>
         <w:tc>
           <w:tcPr>
-            <w:tcW w:type="dxa" w:w="769"/>
+            <w:tcW w:type="dxa" w:w="1304"/>
             <w:vAlign w:val="center"/>
           </w:tcPr>
           <w:p>
@@ -6548,7 +6800,7 @@
         </w:tc>
         <w:tc>
           <w:tcPr>
-            <w:tcW w:type="dxa" w:w="5859"/>
+            <w:tcW w:type="dxa" w:w="4786"/>
             <w:vAlign w:val="center"/>
           </w:tcPr>
           <w:p>
@@ -6562,7 +6814,7 @@
         </w:tc>
         <w:tc>
           <w:tcPr>
-            <w:tcW w:type="dxa" w:w="3293"/>
+            <w:tcW w:type="dxa" w:w="3831"/>
             <w:vAlign w:val="center"/>
           </w:tcPr>
           <w:p>
@@ -6581,7 +6833,7 @@
         </w:trPr>
         <w:tc>
           <w:tcPr>
-            <w:tcW w:type="dxa" w:w="769"/>
+            <w:tcW w:type="dxa" w:w="1304"/>
             <w:vAlign w:val="center"/>
           </w:tcPr>
           <w:p>
@@ -6595,7 +6847,7 @@
         </w:tc>
         <w:tc>
           <w:tcPr>
-            <w:tcW w:type="dxa" w:w="5859"/>
+            <w:tcW w:type="dxa" w:w="4786"/>
             <w:vAlign w:val="center"/>
           </w:tcPr>
           <w:p>
@@ -6609,7 +6861,7 @@
         </w:tc>
         <w:tc>
           <w:tcPr>
-            <w:tcW w:type="dxa" w:w="3293"/>
+            <w:tcW w:type="dxa" w:w="3831"/>
             <w:vAlign w:val="center"/>
           </w:tcPr>
           <w:p>
@@ -6628,7 +6880,7 @@
         </w:trPr>
         <w:tc>
           <w:tcPr>
-            <w:tcW w:type="dxa" w:w="769"/>
+            <w:tcW w:type="dxa" w:w="1304"/>
             <w:vAlign w:val="center"/>
           </w:tcPr>
           <w:p>
@@ -6642,7 +6894,7 @@
         </w:tc>
         <w:tc>
           <w:tcPr>
-            <w:tcW w:type="dxa" w:w="5859"/>
+            <w:tcW w:type="dxa" w:w="4786"/>
             <w:vAlign w:val="center"/>
           </w:tcPr>
           <w:p>
@@ -6656,7 +6908,7 @@
         </w:tc>
         <w:tc>
           <w:tcPr>
-            <w:tcW w:type="dxa" w:w="3293"/>
+            <w:tcW w:type="dxa" w:w="3831"/>
             <w:vAlign w:val="center"/>
           </w:tcPr>
           <w:p>
@@ -6675,7 +6927,7 @@
         </w:trPr>
         <w:tc>
           <w:tcPr>
-            <w:tcW w:type="dxa" w:w="769"/>
+            <w:tcW w:type="dxa" w:w="1304"/>
             <w:vAlign w:val="center"/>
           </w:tcPr>
           <w:p>
@@ -6689,7 +6941,7 @@
         </w:tc>
         <w:tc>
           <w:tcPr>
-            <w:tcW w:type="dxa" w:w="5859"/>
+            <w:tcW w:type="dxa" w:w="4786"/>
             <w:vAlign w:val="center"/>
           </w:tcPr>
           <w:p>
@@ -6703,7 +6955,7 @@
         </w:tc>
         <w:tc>
           <w:tcPr>
-            <w:tcW w:type="dxa" w:w="3293"/>
+            <w:tcW w:type="dxa" w:w="3831"/>
             <w:vAlign w:val="center"/>
           </w:tcPr>
           <w:p>
@@ -6758,11 +7010,14 @@
         </w:trPr>
         <w:tc>
           <w:tcPr>
-            <w:tcW w:type="dxa" w:w="684"/>
-            <w:vAlign w:val="center"/>
+            <w:tcW w:type="dxa" w:w="732"/>
             <w:shd w:val="clear" w:color="auto" w:fill="1F4E79"/>
-          </w:tcPr>
-          <w:p>
+            <w:vAlign w:val="center"/>
+          </w:tcPr>
+          <w:p>
+            <w:pPr>
+              <w:keepNext/>
+            </w:pPr>
             <w:r>
               <w:rPr>
                 <w:b/>
@@ -6775,11 +7030,14 @@
         </w:tc>
         <w:tc>
           <w:tcPr>
-            <w:tcW w:type="dxa" w:w="2038"/>
-            <w:vAlign w:val="center"/>
+            <w:tcW w:type="dxa" w:w="1855"/>
             <w:shd w:val="clear" w:color="auto" w:fill="1F4E79"/>
-          </w:tcPr>
-          <w:p>
+            <w:vAlign w:val="center"/>
+          </w:tcPr>
+          <w:p>
+            <w:pPr>
+              <w:keepNext/>
+            </w:pPr>
             <w:r>
               <w:rPr>
                 <w:b/>
@@ -6792,11 +7050,14 @@
         </w:tc>
         <w:tc>
           <w:tcPr>
-            <w:tcW w:type="dxa" w:w="684"/>
-            <w:vAlign w:val="center"/>
+            <w:tcW w:type="dxa" w:w="1212"/>
             <w:shd w:val="clear" w:color="auto" w:fill="1F4E79"/>
-          </w:tcPr>
-          <w:p>
+            <w:vAlign w:val="center"/>
+          </w:tcPr>
+          <w:p>
+            <w:pPr>
+              <w:keepNext/>
+            </w:pPr>
             <w:r>
               <w:rPr>
                 <w:b/>
@@ -6809,11 +7070,14 @@
         </w:tc>
         <w:tc>
           <w:tcPr>
-            <w:tcW w:type="dxa" w:w="684"/>
-            <w:vAlign w:val="center"/>
+            <w:tcW w:type="dxa" w:w="896"/>
             <w:shd w:val="clear" w:color="auto" w:fill="1F4E79"/>
-          </w:tcPr>
-          <w:p>
+            <w:vAlign w:val="center"/>
+          </w:tcPr>
+          <w:p>
+            <w:pPr>
+              <w:keepNext/>
+            </w:pPr>
             <w:r>
               <w:rPr>
                 <w:b/>
@@ -6826,11 +7090,14 @@
         </w:tc>
         <w:tc>
           <w:tcPr>
-            <w:tcW w:type="dxa" w:w="684"/>
-            <w:vAlign w:val="center"/>
+            <w:tcW w:type="dxa" w:w="692"/>
             <w:shd w:val="clear" w:color="auto" w:fill="1F4E79"/>
-          </w:tcPr>
-          <w:p>
+            <w:vAlign w:val="center"/>
+          </w:tcPr>
+          <w:p>
+            <w:pPr>
+              <w:keepNext/>
+            </w:pPr>
             <w:r>
               <w:rPr>
                 <w:b/>
@@ -6843,11 +7110,14 @@
         </w:tc>
         <w:tc>
           <w:tcPr>
-            <w:tcW w:type="dxa" w:w="5146"/>
-            <w:vAlign w:val="center"/>
+            <w:tcW w:type="dxa" w:w="4534"/>
             <w:shd w:val="clear" w:color="auto" w:fill="1F4E79"/>
-          </w:tcPr>
-          <w:p>
+            <w:vAlign w:val="center"/>
+          </w:tcPr>
+          <w:p>
+            <w:pPr>
+              <w:keepNext/>
+            </w:pPr>
             <w:r>
               <w:rPr>
                 <w:b/>
@@ -6865,7 +7135,7 @@
         </w:trPr>
         <w:tc>
           <w:tcPr>
-            <w:tcW w:type="dxa" w:w="684"/>
+            <w:tcW w:type="dxa" w:w="732"/>
             <w:vAlign w:val="center"/>
           </w:tcPr>
           <w:p>
@@ -6879,7 +7149,7 @@
         </w:tc>
         <w:tc>
           <w:tcPr>
-            <w:tcW w:type="dxa" w:w="2038"/>
+            <w:tcW w:type="dxa" w:w="1855"/>
             <w:vAlign w:val="center"/>
           </w:tcPr>
           <w:p>
@@ -6893,7 +7163,7 @@
         </w:tc>
         <w:tc>
           <w:tcPr>
-            <w:tcW w:type="dxa" w:w="684"/>
+            <w:tcW w:type="dxa" w:w="1212"/>
             <w:vAlign w:val="center"/>
           </w:tcPr>
           <w:p>
@@ -6907,7 +7177,7 @@
         </w:tc>
         <w:tc>
           <w:tcPr>
-            <w:tcW w:type="dxa" w:w="684"/>
+            <w:tcW w:type="dxa" w:w="896"/>
             <w:vAlign w:val="center"/>
           </w:tcPr>
           <w:p>
@@ -6921,7 +7191,7 @@
         </w:tc>
         <w:tc>
           <w:tcPr>
-            <w:tcW w:type="dxa" w:w="684"/>
+            <w:tcW w:type="dxa" w:w="692"/>
             <w:vAlign w:val="center"/>
           </w:tcPr>
           <w:p>
@@ -6935,7 +7205,7 @@
         </w:tc>
         <w:tc>
           <w:tcPr>
-            <w:tcW w:type="dxa" w:w="5146"/>
+            <w:tcW w:type="dxa" w:w="4534"/>
             <w:vAlign w:val="center"/>
           </w:tcPr>
           <w:p>
@@ -6954,7 +7224,7 @@
         </w:trPr>
         <w:tc>
           <w:tcPr>
-            <w:tcW w:type="dxa" w:w="684"/>
+            <w:tcW w:type="dxa" w:w="732"/>
             <w:vAlign w:val="center"/>
           </w:tcPr>
           <w:p>
@@ -6968,7 +7238,7 @@
         </w:tc>
         <w:tc>
           <w:tcPr>
-            <w:tcW w:type="dxa" w:w="2038"/>
+            <w:tcW w:type="dxa" w:w="1855"/>
             <w:vAlign w:val="center"/>
           </w:tcPr>
           <w:p>
@@ -6982,7 +7252,7 @@
         </w:tc>
         <w:tc>
           <w:tcPr>
-            <w:tcW w:type="dxa" w:w="684"/>
+            <w:tcW w:type="dxa" w:w="1212"/>
             <w:vAlign w:val="center"/>
           </w:tcPr>
           <w:p>
@@ -6996,7 +7266,7 @@
         </w:tc>
         <w:tc>
           <w:tcPr>
-            <w:tcW w:type="dxa" w:w="684"/>
+            <w:tcW w:type="dxa" w:w="896"/>
             <w:vAlign w:val="center"/>
           </w:tcPr>
           <w:p>
@@ -7010,7 +7280,7 @@
         </w:tc>
         <w:tc>
           <w:tcPr>
-            <w:tcW w:type="dxa" w:w="684"/>
+            <w:tcW w:type="dxa" w:w="692"/>
             <w:vAlign w:val="center"/>
           </w:tcPr>
           <w:p>
@@ -7024,7 +7294,7 @@
         </w:tc>
         <w:tc>
           <w:tcPr>
-            <w:tcW w:type="dxa" w:w="5146"/>
+            <w:tcW w:type="dxa" w:w="4534"/>
             <w:vAlign w:val="center"/>
           </w:tcPr>
           <w:p>
@@ -7043,7 +7313,7 @@
         </w:trPr>
         <w:tc>
           <w:tcPr>
-            <w:tcW w:type="dxa" w:w="684"/>
+            <w:tcW w:type="dxa" w:w="732"/>
             <w:vAlign w:val="center"/>
           </w:tcPr>
           <w:p>
@@ -7057,7 +7327,7 @@
         </w:tc>
         <w:tc>
           <w:tcPr>
-            <w:tcW w:type="dxa" w:w="2038"/>
+            <w:tcW w:type="dxa" w:w="1855"/>
             <w:vAlign w:val="center"/>
           </w:tcPr>
           <w:p>
@@ -7071,7 +7341,7 @@
         </w:tc>
         <w:tc>
           <w:tcPr>
-            <w:tcW w:type="dxa" w:w="684"/>
+            <w:tcW w:type="dxa" w:w="1212"/>
             <w:vAlign w:val="center"/>
           </w:tcPr>
           <w:p>
@@ -7085,7 +7355,7 @@
         </w:tc>
         <w:tc>
           <w:tcPr>
-            <w:tcW w:type="dxa" w:w="684"/>
+            <w:tcW w:type="dxa" w:w="896"/>
             <w:vAlign w:val="center"/>
           </w:tcPr>
           <w:p>
@@ -7099,7 +7369,7 @@
         </w:tc>
         <w:tc>
           <w:tcPr>
-            <w:tcW w:type="dxa" w:w="684"/>
+            <w:tcW w:type="dxa" w:w="692"/>
             <w:vAlign w:val="center"/>
           </w:tcPr>
           <w:p>
@@ -7113,7 +7383,7 @@
         </w:tc>
         <w:tc>
           <w:tcPr>
-            <w:tcW w:type="dxa" w:w="5146"/>
+            <w:tcW w:type="dxa" w:w="4534"/>
             <w:vAlign w:val="center"/>
           </w:tcPr>
           <w:p>
@@ -7132,7 +7402,7 @@
         </w:trPr>
         <w:tc>
           <w:tcPr>
-            <w:tcW w:type="dxa" w:w="684"/>
+            <w:tcW w:type="dxa" w:w="732"/>
             <w:vAlign w:val="center"/>
           </w:tcPr>
           <w:p>
@@ -7146,7 +7416,7 @@
         </w:tc>
         <w:tc>
           <w:tcPr>
-            <w:tcW w:type="dxa" w:w="2038"/>
+            <w:tcW w:type="dxa" w:w="1855"/>
             <w:vAlign w:val="center"/>
           </w:tcPr>
           <w:p>
@@ -7160,7 +7430,7 @@
         </w:tc>
         <w:tc>
           <w:tcPr>
-            <w:tcW w:type="dxa" w:w="684"/>
+            <w:tcW w:type="dxa" w:w="1212"/>
             <w:vAlign w:val="center"/>
           </w:tcPr>
           <w:p>
@@ -7174,7 +7444,7 @@
         </w:tc>
         <w:tc>
           <w:tcPr>
-            <w:tcW w:type="dxa" w:w="684"/>
+            <w:tcW w:type="dxa" w:w="896"/>
             <w:vAlign w:val="center"/>
           </w:tcPr>
           <w:p>
@@ -7188,7 +7458,7 @@
         </w:tc>
         <w:tc>
           <w:tcPr>
-            <w:tcW w:type="dxa" w:w="684"/>
+            <w:tcW w:type="dxa" w:w="692"/>
             <w:vAlign w:val="center"/>
           </w:tcPr>
           <w:p>
@@ -7202,7 +7472,7 @@
         </w:tc>
         <w:tc>
           <w:tcPr>
-            <w:tcW w:type="dxa" w:w="5146"/>
+            <w:tcW w:type="dxa" w:w="4534"/>
             <w:vAlign w:val="center"/>
           </w:tcPr>
           <w:p>
@@ -7221,7 +7491,7 @@
         </w:trPr>
         <w:tc>
           <w:tcPr>
-            <w:tcW w:type="dxa" w:w="684"/>
+            <w:tcW w:type="dxa" w:w="732"/>
             <w:vAlign w:val="center"/>
           </w:tcPr>
           <w:p>
@@ -7235,7 +7505,7 @@
         </w:tc>
         <w:tc>
           <w:tcPr>
-            <w:tcW w:type="dxa" w:w="2038"/>
+            <w:tcW w:type="dxa" w:w="1855"/>
             <w:vAlign w:val="center"/>
           </w:tcPr>
           <w:p>
@@ -7249,7 +7519,7 @@
         </w:tc>
         <w:tc>
           <w:tcPr>
-            <w:tcW w:type="dxa" w:w="684"/>
+            <w:tcW w:type="dxa" w:w="1212"/>
             <w:vAlign w:val="center"/>
           </w:tcPr>
           <w:p>
@@ -7263,7 +7533,7 @@
         </w:tc>
         <w:tc>
           <w:tcPr>
-            <w:tcW w:type="dxa" w:w="684"/>
+            <w:tcW w:type="dxa" w:w="896"/>
             <w:vAlign w:val="center"/>
           </w:tcPr>
           <w:p>
@@ -7277,7 +7547,7 @@
         </w:tc>
         <w:tc>
           <w:tcPr>
-            <w:tcW w:type="dxa" w:w="684"/>
+            <w:tcW w:type="dxa" w:w="692"/>
             <w:vAlign w:val="center"/>
           </w:tcPr>
           <w:p>
@@ -7291,7 +7561,7 @@
         </w:tc>
         <w:tc>
           <w:tcPr>
-            <w:tcW w:type="dxa" w:w="5146"/>
+            <w:tcW w:type="dxa" w:w="4534"/>
             <w:vAlign w:val="center"/>
           </w:tcPr>
           <w:p>
@@ -7310,7 +7580,7 @@
         </w:trPr>
         <w:tc>
           <w:tcPr>
-            <w:tcW w:type="dxa" w:w="684"/>
+            <w:tcW w:type="dxa" w:w="732"/>
             <w:vAlign w:val="center"/>
           </w:tcPr>
           <w:p>
@@ -7324,7 +7594,7 @@
         </w:tc>
         <w:tc>
           <w:tcPr>
-            <w:tcW w:type="dxa" w:w="2038"/>
+            <w:tcW w:type="dxa" w:w="1855"/>
             <w:vAlign w:val="center"/>
           </w:tcPr>
           <w:p>
@@ -7338,7 +7608,7 @@
         </w:tc>
         <w:tc>
           <w:tcPr>
-            <w:tcW w:type="dxa" w:w="684"/>
+            <w:tcW w:type="dxa" w:w="1212"/>
             <w:vAlign w:val="center"/>
           </w:tcPr>
           <w:p>
@@ -7352,7 +7622,7 @@
         </w:tc>
         <w:tc>
           <w:tcPr>
-            <w:tcW w:type="dxa" w:w="684"/>
+            <w:tcW w:type="dxa" w:w="896"/>
             <w:vAlign w:val="center"/>
           </w:tcPr>
           <w:p>
@@ -7366,7 +7636,7 @@
         </w:tc>
         <w:tc>
           <w:tcPr>
-            <w:tcW w:type="dxa" w:w="684"/>
+            <w:tcW w:type="dxa" w:w="692"/>
             <w:vAlign w:val="center"/>
           </w:tcPr>
           <w:p>
@@ -7380,7 +7650,7 @@
         </w:tc>
         <w:tc>
           <w:tcPr>
-            <w:tcW w:type="dxa" w:w="5146"/>
+            <w:tcW w:type="dxa" w:w="4534"/>
             <w:vAlign w:val="center"/>
           </w:tcPr>
           <w:p>
@@ -7399,7 +7669,7 @@
         </w:trPr>
         <w:tc>
           <w:tcPr>
-            <w:tcW w:type="dxa" w:w="684"/>
+            <w:tcW w:type="dxa" w:w="732"/>
             <w:vAlign w:val="center"/>
           </w:tcPr>
           <w:p>
@@ -7413,7 +7683,7 @@
         </w:tc>
         <w:tc>
           <w:tcPr>
-            <w:tcW w:type="dxa" w:w="2038"/>
+            <w:tcW w:type="dxa" w:w="1855"/>
             <w:vAlign w:val="center"/>
           </w:tcPr>
           <w:p>
@@ -7427,7 +7697,7 @@
         </w:tc>
         <w:tc>
           <w:tcPr>
-            <w:tcW w:type="dxa" w:w="684"/>
+            <w:tcW w:type="dxa" w:w="1212"/>
             <w:vAlign w:val="center"/>
           </w:tcPr>
           <w:p>
@@ -7441,7 +7711,7 @@
         </w:tc>
         <w:tc>
           <w:tcPr>
-            <w:tcW w:type="dxa" w:w="684"/>
+            <w:tcW w:type="dxa" w:w="896"/>
             <w:vAlign w:val="center"/>
           </w:tcPr>
           <w:p>
@@ -7455,7 +7725,7 @@
         </w:tc>
         <w:tc>
           <w:tcPr>
-            <w:tcW w:type="dxa" w:w="684"/>
+            <w:tcW w:type="dxa" w:w="692"/>
             <w:vAlign w:val="center"/>
           </w:tcPr>
           <w:p>
@@ -7469,7 +7739,7 @@
         </w:tc>
         <w:tc>
           <w:tcPr>
-            <w:tcW w:type="dxa" w:w="5146"/>
+            <w:tcW w:type="dxa" w:w="4534"/>
             <w:vAlign w:val="center"/>
           </w:tcPr>
           <w:p>
@@ -7488,7 +7758,7 @@
         </w:trPr>
         <w:tc>
           <w:tcPr>
-            <w:tcW w:type="dxa" w:w="684"/>
+            <w:tcW w:type="dxa" w:w="732"/>
             <w:vAlign w:val="center"/>
           </w:tcPr>
           <w:p>
@@ -7502,7 +7772,7 @@
         </w:tc>
         <w:tc>
           <w:tcPr>
-            <w:tcW w:type="dxa" w:w="2038"/>
+            <w:tcW w:type="dxa" w:w="1855"/>
             <w:vAlign w:val="center"/>
           </w:tcPr>
           <w:p>
@@ -7516,7 +7786,7 @@
         </w:tc>
         <w:tc>
           <w:tcPr>
-            <w:tcW w:type="dxa" w:w="684"/>
+            <w:tcW w:type="dxa" w:w="1212"/>
             <w:vAlign w:val="center"/>
           </w:tcPr>
           <w:p>
@@ -7530,7 +7800,7 @@
         </w:tc>
         <w:tc>
           <w:tcPr>
-            <w:tcW w:type="dxa" w:w="684"/>
+            <w:tcW w:type="dxa" w:w="896"/>
             <w:vAlign w:val="center"/>
           </w:tcPr>
           <w:p>
@@ -7544,7 +7814,7 @@
         </w:tc>
         <w:tc>
           <w:tcPr>
-            <w:tcW w:type="dxa" w:w="684"/>
+            <w:tcW w:type="dxa" w:w="692"/>
             <w:vAlign w:val="center"/>
           </w:tcPr>
           <w:p>
@@ -7558,7 +7828,7 @@
         </w:tc>
         <w:tc>
           <w:tcPr>
-            <w:tcW w:type="dxa" w:w="5146"/>
+            <w:tcW w:type="dxa" w:w="4534"/>
             <w:vAlign w:val="center"/>
           </w:tcPr>
           <w:p>
@@ -7577,7 +7847,7 @@
         </w:trPr>
         <w:tc>
           <w:tcPr>
-            <w:tcW w:type="dxa" w:w="684"/>
+            <w:tcW w:type="dxa" w:w="732"/>
             <w:vAlign w:val="center"/>
           </w:tcPr>
           <w:p>
@@ -7591,7 +7861,7 @@
         </w:tc>
         <w:tc>
           <w:tcPr>
-            <w:tcW w:type="dxa" w:w="2038"/>
+            <w:tcW w:type="dxa" w:w="1855"/>
             <w:vAlign w:val="center"/>
           </w:tcPr>
           <w:p>
@@ -7605,7 +7875,7 @@
         </w:tc>
         <w:tc>
           <w:tcPr>
-            <w:tcW w:type="dxa" w:w="684"/>
+            <w:tcW w:type="dxa" w:w="1212"/>
             <w:vAlign w:val="center"/>
           </w:tcPr>
           <w:p>
@@ -7619,7 +7889,7 @@
         </w:tc>
         <w:tc>
           <w:tcPr>
-            <w:tcW w:type="dxa" w:w="684"/>
+            <w:tcW w:type="dxa" w:w="896"/>
             <w:vAlign w:val="center"/>
           </w:tcPr>
           <w:p>
@@ -7633,7 +7903,7 @@
         </w:tc>
         <w:tc>
           <w:tcPr>
-            <w:tcW w:type="dxa" w:w="684"/>
+            <w:tcW w:type="dxa" w:w="692"/>
             <w:vAlign w:val="center"/>
           </w:tcPr>
           <w:p>
@@ -7647,7 +7917,7 @@
         </w:tc>
         <w:tc>
           <w:tcPr>
-            <w:tcW w:type="dxa" w:w="5146"/>
+            <w:tcW w:type="dxa" w:w="4534"/>
             <w:vAlign w:val="center"/>
           </w:tcPr>
           <w:p>
@@ -7666,7 +7936,7 @@
         </w:trPr>
         <w:tc>
           <w:tcPr>
-            <w:tcW w:type="dxa" w:w="684"/>
+            <w:tcW w:type="dxa" w:w="732"/>
             <w:vAlign w:val="center"/>
           </w:tcPr>
           <w:p>
@@ -7680,7 +7950,7 @@
         </w:tc>
         <w:tc>
           <w:tcPr>
-            <w:tcW w:type="dxa" w:w="2038"/>
+            <w:tcW w:type="dxa" w:w="1855"/>
             <w:vAlign w:val="center"/>
           </w:tcPr>
           <w:p>
@@ -7694,7 +7964,7 @@
         </w:tc>
         <w:tc>
           <w:tcPr>
-            <w:tcW w:type="dxa" w:w="684"/>
+            <w:tcW w:type="dxa" w:w="1212"/>
             <w:vAlign w:val="center"/>
           </w:tcPr>
           <w:p>
@@ -7708,7 +7978,7 @@
         </w:tc>
         <w:tc>
           <w:tcPr>
-            <w:tcW w:type="dxa" w:w="684"/>
+            <w:tcW w:type="dxa" w:w="896"/>
             <w:vAlign w:val="center"/>
           </w:tcPr>
           <w:p>
@@ -7722,7 +7992,7 @@
         </w:tc>
         <w:tc>
           <w:tcPr>
-            <w:tcW w:type="dxa" w:w="684"/>
+            <w:tcW w:type="dxa" w:w="692"/>
             <w:vAlign w:val="center"/>
           </w:tcPr>
           <w:p>
@@ -7736,7 +8006,7 @@
         </w:tc>
         <w:tc>
           <w:tcPr>
-            <w:tcW w:type="dxa" w:w="5146"/>
+            <w:tcW w:type="dxa" w:w="4534"/>
             <w:vAlign w:val="center"/>
           </w:tcPr>
           <w:p>
@@ -7800,11 +8070,14 @@
         </w:trPr>
         <w:tc>
           <w:tcPr>
-            <w:tcW w:type="dxa" w:w="838"/>
-            <w:vAlign w:val="center"/>
+            <w:tcW w:type="dxa" w:w="1620"/>
             <w:shd w:val="clear" w:color="auto" w:fill="1F4E79"/>
-          </w:tcPr>
-          <w:p>
+            <w:vAlign w:val="center"/>
+          </w:tcPr>
+          <w:p>
+            <w:pPr>
+              <w:keepNext/>
+            </w:pPr>
             <w:r>
               <w:rPr>
                 <w:b/>
@@ -7817,11 +8090,14 @@
         </w:tc>
         <w:tc>
           <w:tcPr>
-            <w:tcW w:type="dxa" w:w="1793"/>
-            <w:vAlign w:val="center"/>
+            <w:tcW w:type="dxa" w:w="1781"/>
             <w:shd w:val="clear" w:color="auto" w:fill="1F4E79"/>
-          </w:tcPr>
-          <w:p>
+            <w:vAlign w:val="center"/>
+          </w:tcPr>
+          <w:p>
+            <w:pPr>
+              <w:keepNext/>
+            </w:pPr>
             <w:r>
               <w:rPr>
                 <w:b/>
@@ -7834,11 +8110,14 @@
         </w:tc>
         <w:tc>
           <w:tcPr>
-            <w:tcW w:type="dxa" w:w="7290"/>
-            <w:vAlign w:val="center"/>
+            <w:tcW w:type="dxa" w:w="6520"/>
             <w:shd w:val="clear" w:color="auto" w:fill="1F4E79"/>
-          </w:tcPr>
-          <w:p>
+            <w:vAlign w:val="center"/>
+          </w:tcPr>
+          <w:p>
+            <w:pPr>
+              <w:keepNext/>
+            </w:pPr>
             <w:r>
               <w:rPr>
                 <w:b/>
@@ -7856,7 +8135,7 @@
         </w:trPr>
         <w:tc>
           <w:tcPr>
-            <w:tcW w:type="dxa" w:w="838"/>
+            <w:tcW w:type="dxa" w:w="1620"/>
             <w:vAlign w:val="center"/>
           </w:tcPr>
           <w:p>
@@ -7870,7 +8149,7 @@
         </w:tc>
         <w:tc>
           <w:tcPr>
-            <w:tcW w:type="dxa" w:w="1793"/>
+            <w:tcW w:type="dxa" w:w="1781"/>
             <w:vAlign w:val="center"/>
           </w:tcPr>
           <w:p>
@@ -7884,7 +8163,7 @@
         </w:tc>
         <w:tc>
           <w:tcPr>
-            <w:tcW w:type="dxa" w:w="7290"/>
+            <w:tcW w:type="dxa" w:w="6520"/>
             <w:vAlign w:val="center"/>
           </w:tcPr>
           <w:p>
@@ -7903,7 +8182,7 @@
         </w:trPr>
         <w:tc>
           <w:tcPr>
-            <w:tcW w:type="dxa" w:w="838"/>
+            <w:tcW w:type="dxa" w:w="1620"/>
             <w:vAlign w:val="center"/>
           </w:tcPr>
           <w:p>
@@ -7917,7 +8196,7 @@
         </w:tc>
         <w:tc>
           <w:tcPr>
-            <w:tcW w:type="dxa" w:w="1793"/>
+            <w:tcW w:type="dxa" w:w="1781"/>
             <w:vAlign w:val="center"/>
           </w:tcPr>
           <w:p>
@@ -7931,7 +8210,7 @@
         </w:tc>
         <w:tc>
           <w:tcPr>
-            <w:tcW w:type="dxa" w:w="7290"/>
+            <w:tcW w:type="dxa" w:w="6520"/>
             <w:vAlign w:val="center"/>
           </w:tcPr>
           <w:p>
@@ -7950,7 +8229,7 @@
         </w:trPr>
         <w:tc>
           <w:tcPr>
-            <w:tcW w:type="dxa" w:w="838"/>
+            <w:tcW w:type="dxa" w:w="1620"/>
             <w:vAlign w:val="center"/>
           </w:tcPr>
           <w:p>
@@ -7964,7 +8243,7 @@
         </w:tc>
         <w:tc>
           <w:tcPr>
-            <w:tcW w:type="dxa" w:w="1793"/>
+            <w:tcW w:type="dxa" w:w="1781"/>
             <w:vAlign w:val="center"/>
           </w:tcPr>
           <w:p>
@@ -7978,7 +8257,7 @@
         </w:tc>
         <w:tc>
           <w:tcPr>
-            <w:tcW w:type="dxa" w:w="7290"/>
+            <w:tcW w:type="dxa" w:w="6520"/>
             <w:vAlign w:val="center"/>
           </w:tcPr>
           <w:p>
@@ -7997,7 +8276,7 @@
         </w:trPr>
         <w:tc>
           <w:tcPr>
-            <w:tcW w:type="dxa" w:w="838"/>
+            <w:tcW w:type="dxa" w:w="1620"/>
             <w:vAlign w:val="center"/>
           </w:tcPr>
           <w:p>
@@ -8011,7 +8290,7 @@
         </w:tc>
         <w:tc>
           <w:tcPr>
-            <w:tcW w:type="dxa" w:w="1793"/>
+            <w:tcW w:type="dxa" w:w="1781"/>
             <w:vAlign w:val="center"/>
           </w:tcPr>
           <w:p>
@@ -8025,7 +8304,7 @@
         </w:tc>
         <w:tc>
           <w:tcPr>
-            <w:tcW w:type="dxa" w:w="7290"/>
+            <w:tcW w:type="dxa" w:w="6520"/>
             <w:vAlign w:val="center"/>
           </w:tcPr>
           <w:p>
@@ -8044,7 +8323,7 @@
         </w:trPr>
         <w:tc>
           <w:tcPr>
-            <w:tcW w:type="dxa" w:w="838"/>
+            <w:tcW w:type="dxa" w:w="1620"/>
             <w:vAlign w:val="center"/>
           </w:tcPr>
           <w:p>
@@ -8058,7 +8337,7 @@
         </w:tc>
         <w:tc>
           <w:tcPr>
-            <w:tcW w:type="dxa" w:w="1793"/>
+            <w:tcW w:type="dxa" w:w="1781"/>
             <w:vAlign w:val="center"/>
           </w:tcPr>
           <w:p>
@@ -8072,7 +8351,7 @@
         </w:tc>
         <w:tc>
           <w:tcPr>
-            <w:tcW w:type="dxa" w:w="7290"/>
+            <w:tcW w:type="dxa" w:w="6520"/>
             <w:vAlign w:val="center"/>
           </w:tcPr>
           <w:p>
@@ -8222,11 +8501,14 @@
         </w:trPr>
         <w:tc>
           <w:tcPr>
-            <w:tcW w:type="dxa" w:w="783"/>
-            <w:vAlign w:val="center"/>
+            <w:tcW w:type="dxa" w:w="1416"/>
             <w:shd w:val="clear" w:color="auto" w:fill="1F4E79"/>
-          </w:tcPr>
-          <w:p>
+            <w:vAlign w:val="center"/>
+          </w:tcPr>
+          <w:p>
+            <w:pPr>
+              <w:keepNext/>
+            </w:pPr>
             <w:r>
               <w:rPr>
                 <w:b/>
@@ -8239,11 +8521,14 @@
         </w:tc>
         <w:tc>
           <w:tcPr>
-            <w:tcW w:type="dxa" w:w="1401"/>
-            <w:vAlign w:val="center"/>
+            <w:tcW w:type="dxa" w:w="1358"/>
             <w:shd w:val="clear" w:color="auto" w:fill="1F4E79"/>
-          </w:tcPr>
-          <w:p>
+            <w:vAlign w:val="center"/>
+          </w:tcPr>
+          <w:p>
+            <w:pPr>
+              <w:keepNext/>
+            </w:pPr>
             <w:r>
               <w:rPr>
                 <w:b/>
@@ -8256,11 +8541,14 @@
         </w:tc>
         <w:tc>
           <w:tcPr>
-            <w:tcW w:type="dxa" w:w="7737"/>
-            <w:vAlign w:val="center"/>
+            <w:tcW w:type="dxa" w:w="7147"/>
             <w:shd w:val="clear" w:color="auto" w:fill="1F4E79"/>
-          </w:tcPr>
-          <w:p>
+            <w:vAlign w:val="center"/>
+          </w:tcPr>
+          <w:p>
+            <w:pPr>
+              <w:keepNext/>
+            </w:pPr>
             <w:r>
               <w:rPr>
                 <w:b/>
@@ -8278,7 +8566,7 @@
         </w:trPr>
         <w:tc>
           <w:tcPr>
-            <w:tcW w:type="dxa" w:w="783"/>
+            <w:tcW w:type="dxa" w:w="1416"/>
             <w:vAlign w:val="center"/>
           </w:tcPr>
           <w:p>
@@ -8292,7 +8580,7 @@
         </w:tc>
         <w:tc>
           <w:tcPr>
-            <w:tcW w:type="dxa" w:w="1401"/>
+            <w:tcW w:type="dxa" w:w="1358"/>
             <w:vAlign w:val="center"/>
           </w:tcPr>
           <w:p>
@@ -8306,7 +8594,7 @@
         </w:tc>
         <w:tc>
           <w:tcPr>
-            <w:tcW w:type="dxa" w:w="7737"/>
+            <w:tcW w:type="dxa" w:w="7147"/>
             <w:vAlign w:val="center"/>
           </w:tcPr>
           <w:p>
@@ -8325,7 +8613,7 @@
         </w:trPr>
         <w:tc>
           <w:tcPr>
-            <w:tcW w:type="dxa" w:w="783"/>
+            <w:tcW w:type="dxa" w:w="1416"/>
             <w:vAlign w:val="center"/>
           </w:tcPr>
           <w:p>
@@ -8339,7 +8627,7 @@
         </w:tc>
         <w:tc>
           <w:tcPr>
-            <w:tcW w:type="dxa" w:w="1401"/>
+            <w:tcW w:type="dxa" w:w="1358"/>
             <w:vAlign w:val="center"/>
           </w:tcPr>
           <w:p>
@@ -8353,7 +8641,7 @@
         </w:tc>
         <w:tc>
           <w:tcPr>
-            <w:tcW w:type="dxa" w:w="7737"/>
+            <w:tcW w:type="dxa" w:w="7147"/>
             <w:vAlign w:val="center"/>
           </w:tcPr>
           <w:p>
@@ -8372,7 +8660,7 @@
         </w:trPr>
         <w:tc>
           <w:tcPr>
-            <w:tcW w:type="dxa" w:w="783"/>
+            <w:tcW w:type="dxa" w:w="1416"/>
             <w:vAlign w:val="center"/>
           </w:tcPr>
           <w:p>
@@ -8386,7 +8674,7 @@
         </w:tc>
         <w:tc>
           <w:tcPr>
-            <w:tcW w:type="dxa" w:w="1401"/>
+            <w:tcW w:type="dxa" w:w="1358"/>
             <w:vAlign w:val="center"/>
           </w:tcPr>
           <w:p>
@@ -8400,7 +8688,7 @@
         </w:tc>
         <w:tc>
           <w:tcPr>
-            <w:tcW w:type="dxa" w:w="7737"/>
+            <w:tcW w:type="dxa" w:w="7147"/>
             <w:vAlign w:val="center"/>
           </w:tcPr>
           <w:p>
@@ -8419,7 +8707,7 @@
         </w:trPr>
         <w:tc>
           <w:tcPr>
-            <w:tcW w:type="dxa" w:w="783"/>
+            <w:tcW w:type="dxa" w:w="1416"/>
             <w:vAlign w:val="center"/>
           </w:tcPr>
           <w:p>
@@ -8433,7 +8721,7 @@
         </w:tc>
         <w:tc>
           <w:tcPr>
-            <w:tcW w:type="dxa" w:w="1401"/>
+            <w:tcW w:type="dxa" w:w="1358"/>
             <w:vAlign w:val="center"/>
           </w:tcPr>
           <w:p>
@@ -8447,7 +8735,7 @@
         </w:tc>
         <w:tc>
           <w:tcPr>
-            <w:tcW w:type="dxa" w:w="7737"/>
+            <w:tcW w:type="dxa" w:w="7147"/>
             <w:vAlign w:val="center"/>
           </w:tcPr>
           <w:p>
@@ -8466,7 +8754,7 @@
         </w:trPr>
         <w:tc>
           <w:tcPr>
-            <w:tcW w:type="dxa" w:w="783"/>
+            <w:tcW w:type="dxa" w:w="1416"/>
             <w:vAlign w:val="center"/>
           </w:tcPr>
           <w:p>
@@ -8480,7 +8768,7 @@
         </w:tc>
         <w:tc>
           <w:tcPr>
-            <w:tcW w:type="dxa" w:w="1401"/>
+            <w:tcW w:type="dxa" w:w="1358"/>
             <w:vAlign w:val="center"/>
           </w:tcPr>
           <w:p>
@@ -8494,7 +8782,7 @@
         </w:tc>
         <w:tc>
           <w:tcPr>
-            <w:tcW w:type="dxa" w:w="7737"/>
+            <w:tcW w:type="dxa" w:w="7147"/>
             <w:vAlign w:val="center"/>
           </w:tcPr>
           <w:p>
@@ -8511,7 +8799,10 @@
     <w:p/>
     <w:p>
       <w:r>
-        <w:t>*AI 활용 명기: 이 계획서는 Claude Code(Anthropic)의 도움을 받아 작성함 — 팀 문서(요구사항분석서·설계서·유스케이스)와 GitHub 기록을 바탕으로 한 초안 작성, 간트 차트 작성. 팀 검토 후 확정한다.*</w:t>
+        <w:rPr>
+          <w:i/>
+        </w:rPr>
+        <w:t>AI 활용 명기: 이 계획서는 Claude Code(Anthropic)의 도움을 받아 작성함 — 팀 문서(요구사항분석서·설계서·유스케이스)와 GitHub 기록을 바탕으로 한 초안 작성, 간트 차트 작성. 팀 검토 후 확정한다.</w:t>
       </w:r>
     </w:p>
     <w:sectPr>

--- a/docs/submission/01_계획서_찰칵부산_Team10.docx
+++ b/docs/submission/01_계획서_찰칵부산_Team10.docx
@@ -620,7 +620,7 @@
         <w:rPr>
           <w:b/>
         </w:rPr>
-        <w:t>방문 장소를 공식 관광 데이터 안에서 찾아 주고</w:t>
+        <w:t>방문 장소를 공식 관광 데이터 안에서 찾아 장소 정보와 근처 못 가본 곳까지 안내하고</w:t>
       </w:r>
       <w:r>
         <w:t xml:space="preserve">, 확정된 장소로 </w:t>
@@ -651,7 +651,15 @@
         <w:t>처리 흐름</w:t>
       </w:r>
       <w:r>
-        <w:t>: 사진 업로드 → EXIF(촬영 시각·위치) 추출 → 방문지 군집화 → 공식 데이터 후보 조회 → VLM 장소 판별(애매하면 사용자 확인) → 동선 지도·타임라인 → 출처 각주가 붙은 여행기 → 공유 카드</w:t>
+        <w:t>: 사진 업로드 → EXIF(촬영 시각·위치) 추출 → 방문지 군집화 → 공식 데이터 후보 조회 → VLM 장소 판별(애매하면 사용자 확인) → 동선 지도·타임라인·장소 상세 → 출처 각주가 붙은 여행기 → 공유 카드</w:t>
+      </w:r>
+    </w:p>
+    <w:p>
+      <w:pPr>
+        <w:pStyle w:val="a0"/>
+      </w:pPr>
+      <w:r>
+        <w:t>사진 한 장 한 장이 "여기가 어디?"라는 이미지 질의다. 시스템은 이 질의를 부산 공식 데이터 안에서 풀고, 답(장소)을 바탕으로 장소 정보·동선·근처 명소를 안내한다.</w:t>
       </w:r>
     </w:p>
     <w:p>
@@ -697,7 +705,7 @@
         </w:trPr>
         <w:tc>
           <w:tcPr>
-            <w:tcW w:type="dxa" w:w="1919"/>
+            <w:tcW w:type="dxa" w:w="2398"/>
             <w:shd w:val="clear" w:color="auto" w:fill="1F4E79"/>
             <w:vAlign w:val="center"/>
           </w:tcPr>
@@ -717,7 +725,7 @@
         </w:tc>
         <w:tc>
           <w:tcPr>
-            <w:tcW w:type="dxa" w:w="6116"/>
+            <w:tcW w:type="dxa" w:w="5638"/>
             <w:shd w:val="clear" w:color="auto" w:fill="1F4E79"/>
             <w:vAlign w:val="center"/>
           </w:tcPr>
@@ -762,29 +770,29 @@
         </w:trPr>
         <w:tc>
           <w:tcPr>
-            <w:tcW w:type="dxa" w:w="1919"/>
-            <w:vAlign w:val="center"/>
-          </w:tcPr>
-          <w:p>
-            <w:r>
-              <w:rPr>
-                <w:sz w:val="18"/>
-              </w:rPr>
-              <w:t>LLM 또는 VLM 활용</w:t>
-            </w:r>
-          </w:p>
-        </w:tc>
-        <w:tc>
-          <w:tcPr>
-            <w:tcW w:type="dxa" w:w="6116"/>
-            <w:vAlign w:val="center"/>
-          </w:tcPr>
-          <w:p>
-            <w:r>
-              <w:rPr>
-                <w:sz w:val="18"/>
-              </w:rPr>
-              <w:t>VLM 장소 판별(FR-04), LLM 근거 기반 여행기(FR-09)</w:t>
+            <w:tcW w:type="dxa" w:w="2398"/>
+            <w:vAlign w:val="center"/>
+          </w:tcPr>
+          <w:p>
+            <w:r>
+              <w:rPr>
+                <w:sz w:val="18"/>
+              </w:rPr>
+              <w:t>주제: 부산 지역 안내 서비스 (텍스트 또는 이미지 질의를 이해하고 정보 제공)</w:t>
+            </w:r>
+          </w:p>
+        </w:tc>
+        <w:tc>
+          <w:tcPr>
+            <w:tcW w:type="dxa" w:w="5638"/>
+            <w:vAlign w:val="center"/>
+          </w:tcPr>
+          <w:p>
+            <w:r>
+              <w:rPr>
+                <w:sz w:val="18"/>
+              </w:rPr>
+              <w:t>사진을 이미지 질의("여기가 어디?")로 받아 부산 공식 관광 데이터 안에서 장소를 찾고, 장소 정보(FR-08)·동선(FR-07)·근처 못 가본 곳 추천(FR-12)으로 안내</w:t>
             </w:r>
           </w:p>
         </w:tc>
@@ -798,7 +806,7 @@
               <w:rPr>
                 <w:sz w:val="18"/>
               </w:rPr>
-              <w:t>요구사항분석서 8장</w:t>
+              <w:t>요구사항분석서 1.2, 3장</w:t>
             </w:r>
           </w:p>
         </w:tc>
@@ -809,29 +817,29 @@
         </w:trPr>
         <w:tc>
           <w:tcPr>
-            <w:tcW w:type="dxa" w:w="1919"/>
-            <w:vAlign w:val="center"/>
-          </w:tcPr>
-          <w:p>
-            <w:r>
-              <w:rPr>
-                <w:sz w:val="18"/>
-              </w:rPr>
-              <w:t>부산 실제 데이터·API 활용</w:t>
-            </w:r>
-          </w:p>
-        </w:tc>
-        <w:tc>
-          <w:tcPr>
-            <w:tcW w:type="dxa" w:w="6116"/>
-            <w:vAlign w:val="center"/>
-          </w:tcPr>
-          <w:p>
-            <w:r>
-              <w:rPr>
-                <w:sz w:val="18"/>
-              </w:rPr>
-              <w:t>한국관광공사 TourAPI, 부산광역시 명소·맛집 API, 카카오 로컬</w:t>
+            <w:tcW w:type="dxa" w:w="2398"/>
+            <w:vAlign w:val="center"/>
+          </w:tcPr>
+          <w:p>
+            <w:r>
+              <w:rPr>
+                <w:sz w:val="18"/>
+              </w:rPr>
+              <w:t>LLM 또는 VLM 활용</w:t>
+            </w:r>
+          </w:p>
+        </w:tc>
+        <w:tc>
+          <w:tcPr>
+            <w:tcW w:type="dxa" w:w="5638"/>
+            <w:vAlign w:val="center"/>
+          </w:tcPr>
+          <w:p>
+            <w:r>
+              <w:rPr>
+                <w:sz w:val="18"/>
+              </w:rPr>
+              <w:t>VLM 장소 판별(FR-04), LLM 근거 기반 여행기(FR-09)</w:t>
             </w:r>
           </w:p>
         </w:tc>
@@ -845,7 +853,7 @@
               <w:rPr>
                 <w:sz w:val="18"/>
               </w:rPr>
-              <w:t>요구사항분석서 7.1</w:t>
+              <w:t>요구사항분석서 8장</w:t>
             </w:r>
           </w:p>
         </w:tc>
@@ -856,29 +864,29 @@
         </w:trPr>
         <w:tc>
           <w:tcPr>
-            <w:tcW w:type="dxa" w:w="1919"/>
-            <w:vAlign w:val="center"/>
-          </w:tcPr>
-          <w:p>
-            <w:r>
-              <w:rPr>
-                <w:sz w:val="18"/>
-              </w:rPr>
-              <w:t>핵심 기능 3개 이상</w:t>
-            </w:r>
-          </w:p>
-        </w:tc>
-        <w:tc>
-          <w:tcPr>
-            <w:tcW w:type="dxa" w:w="6116"/>
-            <w:vAlign w:val="center"/>
-          </w:tcPr>
-          <w:p>
-            <w:r>
-              <w:rPr>
-                <w:sz w:val="18"/>
-              </w:rPr>
-              <w:t>이미지 분석(사진 매칭), 데이터 검색(공식 후보 조회), 지도·위치 연동(동선), 근거 기반 여행기 생성</w:t>
+            <w:tcW w:type="dxa" w:w="2398"/>
+            <w:vAlign w:val="center"/>
+          </w:tcPr>
+          <w:p>
+            <w:r>
+              <w:rPr>
+                <w:sz w:val="18"/>
+              </w:rPr>
+              <w:t>부산 실제 데이터·API 활용</w:t>
+            </w:r>
+          </w:p>
+        </w:tc>
+        <w:tc>
+          <w:tcPr>
+            <w:tcW w:type="dxa" w:w="5638"/>
+            <w:vAlign w:val="center"/>
+          </w:tcPr>
+          <w:p>
+            <w:r>
+              <w:rPr>
+                <w:sz w:val="18"/>
+              </w:rPr>
+              <w:t>한국관광공사 TourAPI, 부산광역시 명소·맛집 API, 카카오 로컬</w:t>
             </w:r>
           </w:p>
         </w:tc>
@@ -892,7 +900,7 @@
               <w:rPr>
                 <w:sz w:val="18"/>
               </w:rPr>
-              <w:t>요구사항분석서 3장</w:t>
+              <w:t>요구사항분석서 7.1</w:t>
             </w:r>
           </w:p>
         </w:tc>
@@ -903,29 +911,29 @@
         </w:trPr>
         <w:tc>
           <w:tcPr>
-            <w:tcW w:type="dxa" w:w="1919"/>
-            <w:vAlign w:val="center"/>
-          </w:tcPr>
-          <w:p>
-            <w:r>
-              <w:rPr>
-                <w:sz w:val="18"/>
-              </w:rPr>
-              <w:t>GitHub 기반 수행</w:t>
-            </w:r>
-          </w:p>
-        </w:tc>
-        <w:tc>
-          <w:tcPr>
-            <w:tcW w:type="dxa" w:w="6116"/>
-            <w:vAlign w:val="center"/>
-          </w:tcPr>
-          <w:p>
-            <w:r>
-              <w:rPr>
-                <w:sz w:val="18"/>
-              </w:rPr>
-              <w:t>이슈(백로그), PR 리뷰, 브랜치, 문서 버전 관리</w:t>
+            <w:tcW w:type="dxa" w:w="2398"/>
+            <w:vAlign w:val="center"/>
+          </w:tcPr>
+          <w:p>
+            <w:r>
+              <w:rPr>
+                <w:sz w:val="18"/>
+              </w:rPr>
+              <w:t>핵심 기능 3개 이상</w:t>
+            </w:r>
+          </w:p>
+        </w:tc>
+        <w:tc>
+          <w:tcPr>
+            <w:tcW w:type="dxa" w:w="5638"/>
+            <w:vAlign w:val="center"/>
+          </w:tcPr>
+          <w:p>
+            <w:r>
+              <w:rPr>
+                <w:sz w:val="18"/>
+              </w:rPr>
+              <w:t>이미지 분석(사진 매칭), 데이터 검색(공식 후보 조회), 지도·위치 연동(동선), 근거 기반 여행기 생성</w:t>
             </w:r>
           </w:p>
         </w:tc>
@@ -939,7 +947,7 @@
               <w:rPr>
                 <w:sz w:val="18"/>
               </w:rPr>
-              <w:t>본 문서 8장</w:t>
+              <w:t>요구사항분석서 3장</w:t>
             </w:r>
           </w:p>
         </w:tc>
@@ -950,29 +958,29 @@
         </w:trPr>
         <w:tc>
           <w:tcPr>
-            <w:tcW w:type="dxa" w:w="1919"/>
-            <w:vAlign w:val="center"/>
-          </w:tcPr>
-          <w:p>
-            <w:r>
-              <w:rPr>
-                <w:sz w:val="18"/>
-              </w:rPr>
-              <w:t>개발 프로세스 수행</w:t>
-            </w:r>
-          </w:p>
-        </w:tc>
-        <w:tc>
-          <w:tcPr>
-            <w:tcW w:type="dxa" w:w="6116"/>
-            <w:vAlign w:val="center"/>
-          </w:tcPr>
-          <w:p>
-            <w:r>
-              <w:rPr>
-                <w:sz w:val="18"/>
-              </w:rPr>
-              <w:t>요구사항 분석 → 유스케이스 → 아키텍처·컴포넌트 설계 → 구현 → 테스트</w:t>
+            <w:tcW w:type="dxa" w:w="2398"/>
+            <w:vAlign w:val="center"/>
+          </w:tcPr>
+          <w:p>
+            <w:r>
+              <w:rPr>
+                <w:sz w:val="18"/>
+              </w:rPr>
+              <w:t>GitHub 기반 수행</w:t>
+            </w:r>
+          </w:p>
+        </w:tc>
+        <w:tc>
+          <w:tcPr>
+            <w:tcW w:type="dxa" w:w="5638"/>
+            <w:vAlign w:val="center"/>
+          </w:tcPr>
+          <w:p>
+            <w:r>
+              <w:rPr>
+                <w:sz w:val="18"/>
+              </w:rPr>
+              <w:t>이슈(백로그), PR 리뷰, 브랜치, 문서 버전 관리</w:t>
             </w:r>
           </w:p>
         </w:tc>
@@ -986,7 +994,7 @@
               <w:rPr>
                 <w:sz w:val="18"/>
               </w:rPr>
-              <w:t>본 문서 3장, 5장</w:t>
+              <w:t>본 문서 8장</w:t>
             </w:r>
           </w:p>
         </w:tc>
@@ -997,29 +1005,29 @@
         </w:trPr>
         <w:tc>
           <w:tcPr>
-            <w:tcW w:type="dxa" w:w="1919"/>
-            <w:vAlign w:val="center"/>
-          </w:tcPr>
-          <w:p>
-            <w:r>
-              <w:rPr>
-                <w:sz w:val="18"/>
-              </w:rPr>
-              <w:t>데이터·정보 출처 명시</w:t>
-            </w:r>
-          </w:p>
-        </w:tc>
-        <w:tc>
-          <w:tcPr>
-            <w:tcW w:type="dxa" w:w="6116"/>
-            <w:vAlign w:val="center"/>
-          </w:tcPr>
-          <w:p>
-            <w:r>
-              <w:rPr>
-                <w:sz w:val="18"/>
-              </w:rPr>
-              <w:t>화면·여행기의 모든 사실에 출처·갱신일 표시(NFR-03)</w:t>
+            <w:tcW w:type="dxa" w:w="2398"/>
+            <w:vAlign w:val="center"/>
+          </w:tcPr>
+          <w:p>
+            <w:r>
+              <w:rPr>
+                <w:sz w:val="18"/>
+              </w:rPr>
+              <w:t>개발 프로세스 수행</w:t>
+            </w:r>
+          </w:p>
+        </w:tc>
+        <w:tc>
+          <w:tcPr>
+            <w:tcW w:type="dxa" w:w="5638"/>
+            <w:vAlign w:val="center"/>
+          </w:tcPr>
+          <w:p>
+            <w:r>
+              <w:rPr>
+                <w:sz w:val="18"/>
+              </w:rPr>
+              <w:t>요구사항 분석 → 유스케이스 → 아키텍처·컴포넌트 설계 → 구현 → 테스트</w:t>
             </w:r>
           </w:p>
         </w:tc>
@@ -1033,7 +1041,7 @@
               <w:rPr>
                 <w:sz w:val="18"/>
               </w:rPr>
-              <w:t>요구사항분석서 NFR-03, DR-08</w:t>
+              <w:t>본 문서 3장, 5장</w:t>
             </w:r>
           </w:p>
         </w:tc>
@@ -1044,29 +1052,29 @@
         </w:trPr>
         <w:tc>
           <w:tcPr>
-            <w:tcW w:type="dxa" w:w="1919"/>
-            <w:vAlign w:val="center"/>
-          </w:tcPr>
-          <w:p>
-            <w:r>
-              <w:rPr>
-                <w:sz w:val="18"/>
-              </w:rPr>
-              <w:t>저작권·이용조건 준수</w:t>
-            </w:r>
-          </w:p>
-        </w:tc>
-        <w:tc>
-          <w:tcPr>
-            <w:tcW w:type="dxa" w:w="6116"/>
-            <w:vAlign w:val="center"/>
-          </w:tcPr>
-          <w:p>
-            <w:r>
-              <w:rPr>
-                <w:sz w:val="18"/>
-              </w:rPr>
-              <w:t>공공누리 표기, 쿼터 준수, 테스트 사진은 팀원 직접 촬영</w:t>
+            <w:tcW w:type="dxa" w:w="2398"/>
+            <w:vAlign w:val="center"/>
+          </w:tcPr>
+          <w:p>
+            <w:r>
+              <w:rPr>
+                <w:sz w:val="18"/>
+              </w:rPr>
+              <w:t>데이터·정보 출처 명시</w:t>
+            </w:r>
+          </w:p>
+        </w:tc>
+        <w:tc>
+          <w:tcPr>
+            <w:tcW w:type="dxa" w:w="5638"/>
+            <w:vAlign w:val="center"/>
+          </w:tcPr>
+          <w:p>
+            <w:r>
+              <w:rPr>
+                <w:sz w:val="18"/>
+              </w:rPr>
+              <w:t>화면·여행기의 모든 사실에 출처·갱신일 표시(NFR-03)</w:t>
             </w:r>
           </w:p>
         </w:tc>
@@ -1080,7 +1088,7 @@
               <w:rPr>
                 <w:sz w:val="18"/>
               </w:rPr>
-              <w:t>요구사항분석서 2.4, 7.1</w:t>
+              <w:t>요구사항분석서 NFR-03, DR-08</w:t>
             </w:r>
           </w:p>
         </w:tc>
@@ -1091,29 +1099,29 @@
         </w:trPr>
         <w:tc>
           <w:tcPr>
-            <w:tcW w:type="dxa" w:w="1919"/>
-            <w:vAlign w:val="center"/>
-          </w:tcPr>
-          <w:p>
-            <w:r>
-              <w:rPr>
-                <w:sz w:val="18"/>
-              </w:rPr>
-              <w:t>(제외) 단순 API 호출만으로 구성</w:t>
-            </w:r>
-          </w:p>
-        </w:tc>
-        <w:tc>
-          <w:tcPr>
-            <w:tcW w:type="dxa" w:w="6116"/>
-            <w:vAlign w:val="center"/>
-          </w:tcPr>
-          <w:p>
-            <w:r>
-              <w:rPr>
-                <w:sz w:val="18"/>
-              </w:rPr>
-              <w:t>파이프라인의 대부분(군집화, 후보 검색, 검증, 각주)을 직접 구현</w:t>
+            <w:tcW w:type="dxa" w:w="2398"/>
+            <w:vAlign w:val="center"/>
+          </w:tcPr>
+          <w:p>
+            <w:r>
+              <w:rPr>
+                <w:sz w:val="18"/>
+              </w:rPr>
+              <w:t>저작권·이용조건 준수</w:t>
+            </w:r>
+          </w:p>
+        </w:tc>
+        <w:tc>
+          <w:tcPr>
+            <w:tcW w:type="dxa" w:w="5638"/>
+            <w:vAlign w:val="center"/>
+          </w:tcPr>
+          <w:p>
+            <w:r>
+              <w:rPr>
+                <w:sz w:val="18"/>
+              </w:rPr>
+              <w:t>공공누리 표기, 쿼터 준수, 카카오 운영정책(로컬 검색 결과는 장소 ID·URL만 저장), 테스트 사진은 팀원 직접 촬영</w:t>
             </w:r>
           </w:p>
         </w:tc>
@@ -1127,7 +1135,7 @@
               <w:rPr>
                 <w:sz w:val="18"/>
               </w:rPr>
-              <w:t>설계서 1.3, 3장</w:t>
+              <w:t>요구사항분석서 2.4, 7.1</w:t>
             </w:r>
           </w:p>
         </w:tc>
@@ -1138,7 +1146,54 @@
         </w:trPr>
         <w:tc>
           <w:tcPr>
-            <w:tcW w:type="dxa" w:w="1919"/>
+            <w:tcW w:type="dxa" w:w="2398"/>
+            <w:vAlign w:val="center"/>
+          </w:tcPr>
+          <w:p>
+            <w:r>
+              <w:rPr>
+                <w:sz w:val="18"/>
+              </w:rPr>
+              <w:t>(제외) 단순 API 호출만으로 구성</w:t>
+            </w:r>
+          </w:p>
+        </w:tc>
+        <w:tc>
+          <w:tcPr>
+            <w:tcW w:type="dxa" w:w="5638"/>
+            <w:vAlign w:val="center"/>
+          </w:tcPr>
+          <w:p>
+            <w:r>
+              <w:rPr>
+                <w:sz w:val="18"/>
+              </w:rPr>
+              <w:t>파이프라인의 대부분(군집화, 후보 검색, 검증, 각주)을 직접 구현</w:t>
+            </w:r>
+          </w:p>
+        </w:tc>
+        <w:tc>
+          <w:tcPr>
+            <w:tcW w:type="dxa" w:w="1886"/>
+            <w:vAlign w:val="center"/>
+          </w:tcPr>
+          <w:p>
+            <w:r>
+              <w:rPr>
+                <w:sz w:val="18"/>
+              </w:rPr>
+              <w:t>설계서 1.3, 3장</w:t>
+            </w:r>
+          </w:p>
+        </w:tc>
+      </w:tr>
+      <w:tr>
+        <w:trPr>
+          <w:cantSplit w:val="true"/>
+        </w:trPr>
+        <w:tc>
+          <w:tcPr>
+            <w:tcW w:type="dxa" w:w="2398"/>
             <w:vAlign w:val="center"/>
           </w:tcPr>
           <w:p>
@@ -1152,7 +1207,7 @@
         </w:tc>
         <w:tc>
           <w:tcPr>
-            <w:tcW w:type="dxa" w:w="6116"/>
+            <w:tcW w:type="dxa" w:w="5638"/>
             <w:vAlign w:val="center"/>
           </w:tcPr>
           <w:p>
@@ -1208,7 +1263,7 @@
         </w:trPr>
         <w:tc>
           <w:tcPr>
-            <w:tcW w:type="dxa" w:w="1060"/>
+            <w:tcW w:type="dxa" w:w="927"/>
             <w:shd w:val="clear" w:color="auto" w:fill="1F4E79"/>
             <w:vAlign w:val="center"/>
           </w:tcPr>
@@ -1228,7 +1283,7 @@
         </w:tc>
         <w:tc>
           <w:tcPr>
-            <w:tcW w:type="dxa" w:w="1748"/>
+            <w:tcW w:type="dxa" w:w="1529"/>
             <w:shd w:val="clear" w:color="auto" w:fill="1F4E79"/>
             <w:vAlign w:val="center"/>
           </w:tcPr>
@@ -1248,7 +1303,7 @@
         </w:tc>
         <w:tc>
           <w:tcPr>
-            <w:tcW w:type="dxa" w:w="7113"/>
+            <w:tcW w:type="dxa" w:w="7465"/>
             <w:shd w:val="clear" w:color="auto" w:fill="1F4E79"/>
             <w:vAlign w:val="center"/>
           </w:tcPr>
@@ -1273,7 +1328,7 @@
         </w:trPr>
         <w:tc>
           <w:tcPr>
-            <w:tcW w:type="dxa" w:w="1060"/>
+            <w:tcW w:type="dxa" w:w="927"/>
             <w:vAlign w:val="center"/>
           </w:tcPr>
           <w:p>
@@ -1287,7 +1342,7 @@
         </w:tc>
         <w:tc>
           <w:tcPr>
-            <w:tcW w:type="dxa" w:w="1748"/>
+            <w:tcW w:type="dxa" w:w="1529"/>
             <w:vAlign w:val="center"/>
           </w:tcPr>
           <w:p>
@@ -1301,7 +1356,7 @@
         </w:tc>
         <w:tc>
           <w:tcPr>
-            <w:tcW w:type="dxa" w:w="7113"/>
+            <w:tcW w:type="dxa" w:w="7465"/>
             <w:vAlign w:val="center"/>
           </w:tcPr>
           <w:p>
@@ -1320,7 +1375,7 @@
         </w:trPr>
         <w:tc>
           <w:tcPr>
-            <w:tcW w:type="dxa" w:w="1060"/>
+            <w:tcW w:type="dxa" w:w="927"/>
             <w:vAlign w:val="center"/>
           </w:tcPr>
           <w:p>
@@ -1334,7 +1389,7 @@
         </w:tc>
         <w:tc>
           <w:tcPr>
-            <w:tcW w:type="dxa" w:w="1748"/>
+            <w:tcW w:type="dxa" w:w="1529"/>
             <w:vAlign w:val="center"/>
           </w:tcPr>
           <w:p>
@@ -1348,15 +1403,15 @@
         </w:tc>
         <w:tc>
           <w:tcPr>
-            <w:tcW w:type="dxa" w:w="7113"/>
-            <w:vAlign w:val="center"/>
-          </w:tcPr>
-          <w:p>
-            <w:r>
-              <w:rPr>
-                <w:sz w:val="18"/>
-              </w:rPr>
-              <w:t>Must 기능(FR-01~05, 07, 09) 시연, 장소 매칭 정확도 80% 이상(NFR-02), 사진 20장 분석 1분 이내(NFR-01), 여행기 출처 표시 100%(NFR-03)</w:t>
+            <w:tcW w:type="dxa" w:w="7465"/>
+            <w:vAlign w:val="center"/>
+          </w:tcPr>
+          <w:p>
+            <w:r>
+              <w:rPr>
+                <w:sz w:val="18"/>
+              </w:rPr>
+              <w:t>Must 기능(FR-01~05, 07~09) 시연, 방문지 단위 장소 매칭 정확도 80% 이상(NFR-02, 평가셋 방문지 20곳 이상), 사진 20장 분석 1분 이내(NFR-01), 여행기 사실 문장 출처 표시 100%(NFR-03)</w:t>
             </w:r>
           </w:p>
         </w:tc>
@@ -1398,7 +1453,7 @@
         </w:trPr>
         <w:tc>
           <w:tcPr>
-            <w:tcW w:type="dxa" w:w="1344"/>
+            <w:tcW w:type="dxa" w:w="1308"/>
             <w:shd w:val="clear" w:color="auto" w:fill="1F4E79"/>
             <w:vAlign w:val="center"/>
           </w:tcPr>
@@ -1418,7 +1473,7 @@
         </w:tc>
         <w:tc>
           <w:tcPr>
-            <w:tcW w:type="dxa" w:w="6947"/>
+            <w:tcW w:type="dxa" w:w="7363"/>
             <w:shd w:val="clear" w:color="auto" w:fill="1F4E79"/>
             <w:vAlign w:val="center"/>
           </w:tcPr>
@@ -1438,7 +1493,7 @@
         </w:tc>
         <w:tc>
           <w:tcPr>
-            <w:tcW w:type="dxa" w:w="1630"/>
+            <w:tcW w:type="dxa" w:w="1250"/>
             <w:shd w:val="clear" w:color="auto" w:fill="1F4E79"/>
             <w:vAlign w:val="center"/>
           </w:tcPr>
@@ -1463,7 +1518,7 @@
         </w:trPr>
         <w:tc>
           <w:tcPr>
-            <w:tcW w:type="dxa" w:w="1344"/>
+            <w:tcW w:type="dxa" w:w="1308"/>
             <w:vAlign w:val="center"/>
           </w:tcPr>
           <w:p>
@@ -1477,29 +1532,29 @@
         </w:tc>
         <w:tc>
           <w:tcPr>
-            <w:tcW w:type="dxa" w:w="6947"/>
-            <w:vAlign w:val="center"/>
-          </w:tcPr>
-          <w:p>
-            <w:r>
-              <w:rPr>
-                <w:sz w:val="18"/>
-              </w:rPr>
-              <w:t>사진 업로드·EXIF 추출, 방문지 군집화, 공식 데이터 후보 조회, VLM 판별·확신도, 사용자 확인·수정, 지도 동선·타임라인, 근거 기반 여행기</w:t>
-            </w:r>
-          </w:p>
-        </w:tc>
-        <w:tc>
-          <w:tcPr>
-            <w:tcW w:type="dxa" w:w="1630"/>
-            <w:vAlign w:val="center"/>
-          </w:tcPr>
-          <w:p>
-            <w:r>
-              <w:rPr>
-                <w:sz w:val="18"/>
-              </w:rPr>
-              <w:t>FR-01~05, FR-07, FR-09</w:t>
+            <w:tcW w:type="dxa" w:w="7363"/>
+            <w:vAlign w:val="center"/>
+          </w:tcPr>
+          <w:p>
+            <w:r>
+              <w:rPr>
+                <w:sz w:val="18"/>
+              </w:rPr>
+              <w:t>사진 업로드·EXIF 추출, 방문지 군집화, 공식 데이터 후보 조회, VLM 판별·확신도, 사용자 확인·수정, 지도 동선·타임라인, 장소 상세(출처), 근거 기반 여행기</w:t>
+            </w:r>
+          </w:p>
+        </w:tc>
+        <w:tc>
+          <w:tcPr>
+            <w:tcW w:type="dxa" w:w="1250"/>
+            <w:vAlign w:val="center"/>
+          </w:tcPr>
+          <w:p>
+            <w:r>
+              <w:rPr>
+                <w:sz w:val="18"/>
+              </w:rPr>
+              <w:t>FR-01~05, FR-07~09</w:t>
             </w:r>
           </w:p>
         </w:tc>
@@ -1510,7 +1565,7 @@
         </w:trPr>
         <w:tc>
           <w:tcPr>
-            <w:tcW w:type="dxa" w:w="1344"/>
+            <w:tcW w:type="dxa" w:w="1308"/>
             <w:vAlign w:val="center"/>
           </w:tcPr>
           <w:p>
@@ -1524,29 +1579,29 @@
         </w:tc>
         <w:tc>
           <w:tcPr>
-            <w:tcW w:type="dxa" w:w="6947"/>
-            <w:vAlign w:val="center"/>
-          </w:tcPr>
-          <w:p>
-            <w:r>
-              <w:rPr>
-                <w:sz w:val="18"/>
-              </w:rPr>
-              <w:t>위치 없는 사진 처리, 장소 상세, 공유 카드</w:t>
-            </w:r>
-          </w:p>
-        </w:tc>
-        <w:tc>
-          <w:tcPr>
-            <w:tcW w:type="dxa" w:w="1630"/>
-            <w:vAlign w:val="center"/>
-          </w:tcPr>
-          <w:p>
-            <w:r>
-              <w:rPr>
-                <w:sz w:val="18"/>
-              </w:rPr>
-              <w:t>FR-06, FR-08, FR-11</w:t>
+            <w:tcW w:type="dxa" w:w="7363"/>
+            <w:vAlign w:val="center"/>
+          </w:tcPr>
+          <w:p>
+            <w:r>
+              <w:rPr>
+                <w:sz w:val="18"/>
+              </w:rPr>
+              <w:t>위치 없는 사진 처리, 공유 카드, 근처 못 가본 곳 추천</w:t>
+            </w:r>
+          </w:p>
+        </w:tc>
+        <w:tc>
+          <w:tcPr>
+            <w:tcW w:type="dxa" w:w="1250"/>
+            <w:vAlign w:val="center"/>
+          </w:tcPr>
+          <w:p>
+            <w:r>
+              <w:rPr>
+                <w:sz w:val="18"/>
+              </w:rPr>
+              <w:t>FR-06, FR-11, FR-12</w:t>
             </w:r>
           </w:p>
         </w:tc>
@@ -1557,7 +1612,7 @@
         </w:trPr>
         <w:tc>
           <w:tcPr>
-            <w:tcW w:type="dxa" w:w="1344"/>
+            <w:tcW w:type="dxa" w:w="1308"/>
             <w:vAlign w:val="center"/>
           </w:tcPr>
           <w:p>
@@ -1571,29 +1626,29 @@
         </w:tc>
         <w:tc>
           <w:tcPr>
-            <w:tcW w:type="dxa" w:w="6947"/>
-            <w:vAlign w:val="center"/>
-          </w:tcPr>
-          <w:p>
-            <w:r>
-              <w:rPr>
-                <w:sz w:val="18"/>
-              </w:rPr>
-              <w:t>문단 다시 쓰기·사실 대조 경고, 근처 못 가본 곳 추천</w:t>
-            </w:r>
-          </w:p>
-        </w:tc>
-        <w:tc>
-          <w:tcPr>
-            <w:tcW w:type="dxa" w:w="1630"/>
-            <w:vAlign w:val="center"/>
-          </w:tcPr>
-          <w:p>
-            <w:r>
-              <w:rPr>
-                <w:sz w:val="18"/>
-              </w:rPr>
-              <w:t>FR-10, FR-12</w:t>
+            <w:tcW w:type="dxa" w:w="7363"/>
+            <w:vAlign w:val="center"/>
+          </w:tcPr>
+          <w:p>
+            <w:r>
+              <w:rPr>
+                <w:sz w:val="18"/>
+              </w:rPr>
+              <w:t>문단 다시 쓰기·사실 대조 경고</w:t>
+            </w:r>
+          </w:p>
+        </w:tc>
+        <w:tc>
+          <w:tcPr>
+            <w:tcW w:type="dxa" w:w="1250"/>
+            <w:vAlign w:val="center"/>
+          </w:tcPr>
+          <w:p>
+            <w:r>
+              <w:rPr>
+                <w:sz w:val="18"/>
+              </w:rPr>
+              <w:t>FR-10</w:t>
             </w:r>
           </w:p>
         </w:tc>
@@ -1632,7 +1687,7 @@
         <w:t>가정</w:t>
       </w:r>
       <w:r>
-        <w:t>: 사용자 사진 대부분에 GPS가 있다. 부산 주요 관광지·음식점은 TourAPI 또는 카카오 로컬에 있다. 외부 API의 형식과 무료 쿼터가 개발 기간 동안 유지된다.</w:t>
+        <w:t>: 사용자 사진 대부분에 GPS가 있다(없으면 촬영 시각으로 묶고 사용자가 장소를 고른다 — FR-02, FR-06). 부산 주요 관광지·음식점은 TourAPI·부산광역시 데이터 또는 카카오 로컬에 있다. 외부 API의 형식과 무료 쿼터가 개발 기간 동안 유지된다.</w:t>
       </w:r>
     </w:p>
     <w:p>
@@ -1646,7 +1701,7 @@
         <w:t>제약</w:t>
       </w:r>
       <w:r>
-        <w:t>: 실제 구현 기간 약 4주(10/30~11/27), 팀원 4명이 주당 약 10시간 투입, 무료 데이터와 무료 쿼터 사용, 원본 사진·좌표 비보관.</w:t>
+        <w:t>: 실제 구현 기간 약 4주(10/30~11/27), 팀원 4명이 주당 약 10시간 투입, 공공데이터·지도는 무료 쿼터 안에서, AI API는 팀 월 예산(6장) 안에서 사용, 원본 사진·좌표 비보관, 카카오 로컬 검색 결과는 장소 ID·URL 외 저장 금지(카카오 운영정책).</w:t>
       </w:r>
     </w:p>
     <w:p>
@@ -2233,7 +2288,7 @@
               <w:rPr>
                 <w:sz w:val="18"/>
               </w:rPr>
-              <w:t>프로덕트 오너·스크럼 마스터: 김건한(PM), 개발팀: 팀원 전원</w:t>
+              <w:t>프로덕트 오너·스크럼 마스터: 김건한(PM, 4인 소규모 팀이라 겸임), 개발팀: 팀원 전원</w:t>
             </w:r>
           </w:p>
         </w:tc>
@@ -4209,11 +4264,12 @@
         <w:tblLook w:firstColumn="1" w:firstRow="1" w:lastColumn="0" w:lastRow="0" w:noHBand="0" w:noVBand="1" w:val="04A0"/>
       </w:tblPr>
       <w:tblGrid>
-        <w:gridCol w:w="1994"/>
-        <w:gridCol w:w="1994"/>
-        <w:gridCol w:w="1994"/>
-        <w:gridCol w:w="1994"/>
-        <w:gridCol w:w="1994"/>
+        <w:gridCol w:w="1662"/>
+        <w:gridCol w:w="1662"/>
+        <w:gridCol w:w="1662"/>
+        <w:gridCol w:w="1662"/>
+        <w:gridCol w:w="1662"/>
+        <w:gridCol w:w="1662"/>
       </w:tblGrid>
       <w:tr>
         <w:trPr>
@@ -4222,7 +4278,7 @@
         </w:trPr>
         <w:tc>
           <w:tcPr>
-            <w:tcW w:type="dxa" w:w="843"/>
+            <w:tcW w:type="dxa" w:w="680"/>
             <w:shd w:val="clear" w:color="auto" w:fill="1F4E79"/>
             <w:vAlign w:val="center"/>
           </w:tcPr>
@@ -4242,7 +4298,7 @@
         </w:tc>
         <w:tc>
           <w:tcPr>
-            <w:tcW w:type="dxa" w:w="3765"/>
+            <w:tcW w:type="dxa" w:w="2831"/>
             <w:shd w:val="clear" w:color="auto" w:fill="1F4E79"/>
             <w:vAlign w:val="center"/>
           </w:tcPr>
@@ -4302,7 +4358,7 @@
         </w:tc>
         <w:tc>
           <w:tcPr>
-            <w:tcW w:type="dxa" w:w="1715"/>
+            <w:tcW w:type="dxa" w:w="1518"/>
             <w:shd w:val="clear" w:color="auto" w:fill="1F4E79"/>
             <w:vAlign w:val="center"/>
           </w:tcPr>
@@ -4317,6 +4373,26 @@
                 <w:sz w:val="18"/>
               </w:rPr>
               <w:t>기간</w:t>
+            </w:r>
+          </w:p>
+        </w:tc>
+        <w:tc>
+          <w:tcPr>
+            <w:tcW w:type="dxa" w:w="1294"/>
+            <w:shd w:val="clear" w:color="auto" w:fill="1F4E79"/>
+            <w:vAlign w:val="center"/>
+          </w:tcPr>
+          <w:p>
+            <w:pPr>
+              <w:keepNext/>
+            </w:pPr>
+            <w:r>
+              <w:rPr>
+                <w:b/>
+                <w:color w:val="FFFFFF"/>
+                <w:sz w:val="18"/>
+              </w:rPr>
+              <w:t>공수(MD)</w:t>
             </w:r>
           </w:p>
         </w:tc>
@@ -4327,7 +4403,7 @@
         </w:trPr>
         <w:tc>
           <w:tcPr>
-            <w:tcW w:type="dxa" w:w="843"/>
+            <w:tcW w:type="dxa" w:w="680"/>
             <w:vAlign w:val="center"/>
           </w:tcPr>
           <w:p>
@@ -4345,7 +4421,7 @@
         </w:tc>
         <w:tc>
           <w:tcPr>
-            <w:tcW w:type="dxa" w:w="3765"/>
+            <w:tcW w:type="dxa" w:w="2831"/>
             <w:vAlign w:val="center"/>
           </w:tcPr>
           <w:p>
@@ -4385,13 +4461,31 @@
         </w:tc>
         <w:tc>
           <w:tcPr>
-            <w:tcW w:type="dxa" w:w="1715"/>
+            <w:tcW w:type="dxa" w:w="1518"/>
             <w:vAlign w:val="center"/>
           </w:tcPr>
           <w:p>
             <w:pPr>
               <w:keepNext/>
             </w:pPr>
+          </w:p>
+        </w:tc>
+        <w:tc>
+          <w:tcPr>
+            <w:tcW w:type="dxa" w:w="1294"/>
+            <w:vAlign w:val="center"/>
+          </w:tcPr>
+          <w:p>
+            <w:pPr>
+              <w:keepNext/>
+            </w:pPr>
+            <w:r>
+              <w:rPr>
+                <w:b/>
+                <w:sz w:val="18"/>
+              </w:rPr>
+              <w:t>4.5</w:t>
+            </w:r>
           </w:p>
         </w:tc>
       </w:tr>
@@ -4401,7 +4495,7 @@
         </w:trPr>
         <w:tc>
           <w:tcPr>
-            <w:tcW w:type="dxa" w:w="843"/>
+            <w:tcW w:type="dxa" w:w="680"/>
             <w:vAlign w:val="center"/>
           </w:tcPr>
           <w:p>
@@ -4415,7 +4509,7 @@
         </w:tc>
         <w:tc>
           <w:tcPr>
-            <w:tcW w:type="dxa" w:w="3765"/>
+            <w:tcW w:type="dxa" w:w="2831"/>
             <w:vAlign w:val="center"/>
           </w:tcPr>
           <w:p>
@@ -4457,7 +4551,7 @@
         </w:tc>
         <w:tc>
           <w:tcPr>
-            <w:tcW w:type="dxa" w:w="1715"/>
+            <w:tcW w:type="dxa" w:w="1518"/>
             <w:vAlign w:val="center"/>
           </w:tcPr>
           <w:p>
@@ -4466,6 +4560,20 @@
                 <w:sz w:val="18"/>
               </w:rPr>
               <w:t>10/13~10/15</w:t>
+            </w:r>
+          </w:p>
+        </w:tc>
+        <w:tc>
+          <w:tcPr>
+            <w:tcW w:type="dxa" w:w="1294"/>
+            <w:vAlign w:val="center"/>
+          </w:tcPr>
+          <w:p>
+            <w:r>
+              <w:rPr>
+                <w:sz w:val="18"/>
+              </w:rPr>
+              <w:t>0.5</w:t>
             </w:r>
           </w:p>
         </w:tc>
@@ -4476,7 +4584,7 @@
         </w:trPr>
         <w:tc>
           <w:tcPr>
-            <w:tcW w:type="dxa" w:w="843"/>
+            <w:tcW w:type="dxa" w:w="680"/>
             <w:vAlign w:val="center"/>
           </w:tcPr>
           <w:p>
@@ -4490,7 +4598,7 @@
         </w:tc>
         <w:tc>
           <w:tcPr>
-            <w:tcW w:type="dxa" w:w="3765"/>
+            <w:tcW w:type="dxa" w:w="2831"/>
             <w:vAlign w:val="center"/>
           </w:tcPr>
           <w:p>
@@ -4532,7 +4640,7 @@
         </w:tc>
         <w:tc>
           <w:tcPr>
-            <w:tcW w:type="dxa" w:w="1715"/>
+            <w:tcW w:type="dxa" w:w="1518"/>
             <w:vAlign w:val="center"/>
           </w:tcPr>
           <w:p>
@@ -4541,6 +4649,20 @@
                 <w:sz w:val="18"/>
               </w:rPr>
               <w:t>10/16~10/26</w:t>
+            </w:r>
+          </w:p>
+        </w:tc>
+        <w:tc>
+          <w:tcPr>
+            <w:tcW w:type="dxa" w:w="1294"/>
+            <w:vAlign w:val="center"/>
+          </w:tcPr>
+          <w:p>
+            <w:r>
+              <w:rPr>
+                <w:sz w:val="18"/>
+              </w:rPr>
+              <w:t>1.5</w:t>
             </w:r>
           </w:p>
         </w:tc>
@@ -4551,7 +4673,7 @@
         </w:trPr>
         <w:tc>
           <w:tcPr>
-            <w:tcW w:type="dxa" w:w="843"/>
+            <w:tcW w:type="dxa" w:w="680"/>
             <w:vAlign w:val="center"/>
           </w:tcPr>
           <w:p>
@@ -4565,7 +4687,7 @@
         </w:tc>
         <w:tc>
           <w:tcPr>
-            <w:tcW w:type="dxa" w:w="3765"/>
+            <w:tcW w:type="dxa" w:w="2831"/>
             <w:vAlign w:val="center"/>
           </w:tcPr>
           <w:p>
@@ -4607,7 +4729,7 @@
         </w:tc>
         <w:tc>
           <w:tcPr>
-            <w:tcW w:type="dxa" w:w="1715"/>
+            <w:tcW w:type="dxa" w:w="1518"/>
             <w:vAlign w:val="center"/>
           </w:tcPr>
           <w:p>
@@ -4616,6 +4738,20 @@
                 <w:sz w:val="18"/>
               </w:rPr>
               <w:t>10/30~11/27</w:t>
+            </w:r>
+          </w:p>
+        </w:tc>
+        <w:tc>
+          <w:tcPr>
+            <w:tcW w:type="dxa" w:w="1294"/>
+            <w:vAlign w:val="center"/>
+          </w:tcPr>
+          <w:p>
+            <w:r>
+              <w:rPr>
+                <w:sz w:val="18"/>
+              </w:rPr>
+              <w:t>0.5</w:t>
             </w:r>
           </w:p>
         </w:tc>
@@ -4626,7 +4762,7 @@
         </w:trPr>
         <w:tc>
           <w:tcPr>
-            <w:tcW w:type="dxa" w:w="843"/>
+            <w:tcW w:type="dxa" w:w="680"/>
             <w:vAlign w:val="center"/>
           </w:tcPr>
           <w:p>
@@ -4640,7 +4776,7 @@
         </w:tc>
         <w:tc>
           <w:tcPr>
-            <w:tcW w:type="dxa" w:w="3765"/>
+            <w:tcW w:type="dxa" w:w="2831"/>
             <w:vAlign w:val="center"/>
           </w:tcPr>
           <w:p>
@@ -4682,7 +4818,7 @@
         </w:tc>
         <w:tc>
           <w:tcPr>
-            <w:tcW w:type="dxa" w:w="1715"/>
+            <w:tcW w:type="dxa" w:w="1518"/>
             <w:vAlign w:val="center"/>
           </w:tcPr>
           <w:p>
@@ -4691,6 +4827,20 @@
                 <w:sz w:val="18"/>
               </w:rPr>
               <w:t>10/27~10/28, 11/28~11/30</w:t>
+            </w:r>
+          </w:p>
+        </w:tc>
+        <w:tc>
+          <w:tcPr>
+            <w:tcW w:type="dxa" w:w="1294"/>
+            <w:vAlign w:val="center"/>
+          </w:tcPr>
+          <w:p>
+            <w:r>
+              <w:rPr>
+                <w:sz w:val="18"/>
+              </w:rPr>
+              <w:t>1 + 1</w:t>
             </w:r>
           </w:p>
         </w:tc>
@@ -4701,7 +4851,7 @@
         </w:trPr>
         <w:tc>
           <w:tcPr>
-            <w:tcW w:type="dxa" w:w="843"/>
+            <w:tcW w:type="dxa" w:w="680"/>
             <w:vAlign w:val="center"/>
           </w:tcPr>
           <w:p>
@@ -4719,7 +4869,7 @@
         </w:tc>
         <w:tc>
           <w:tcPr>
-            <w:tcW w:type="dxa" w:w="3765"/>
+            <w:tcW w:type="dxa" w:w="2831"/>
             <w:vAlign w:val="center"/>
           </w:tcPr>
           <w:p>
@@ -4759,13 +4909,31 @@
         </w:tc>
         <w:tc>
           <w:tcPr>
-            <w:tcW w:type="dxa" w:w="1715"/>
+            <w:tcW w:type="dxa" w:w="1518"/>
             <w:vAlign w:val="center"/>
           </w:tcPr>
           <w:p>
             <w:pPr>
               <w:keepNext/>
             </w:pPr>
+          </w:p>
+        </w:tc>
+        <w:tc>
+          <w:tcPr>
+            <w:tcW w:type="dxa" w:w="1294"/>
+            <w:vAlign w:val="center"/>
+          </w:tcPr>
+          <w:p>
+            <w:pPr>
+              <w:keepNext/>
+            </w:pPr>
+            <w:r>
+              <w:rPr>
+                <w:b/>
+                <w:sz w:val="18"/>
+              </w:rPr>
+              <w:t>5.5</w:t>
+            </w:r>
           </w:p>
         </w:tc>
       </w:tr>
@@ -4775,7 +4943,7 @@
         </w:trPr>
         <w:tc>
           <w:tcPr>
-            <w:tcW w:type="dxa" w:w="843"/>
+            <w:tcW w:type="dxa" w:w="680"/>
             <w:vAlign w:val="center"/>
           </w:tcPr>
           <w:p>
@@ -4789,7 +4957,7 @@
         </w:tc>
         <w:tc>
           <w:tcPr>
-            <w:tcW w:type="dxa" w:w="3765"/>
+            <w:tcW w:type="dxa" w:w="2831"/>
             <w:vAlign w:val="center"/>
           </w:tcPr>
           <w:p>
@@ -4831,7 +4999,7 @@
         </w:tc>
         <w:tc>
           <w:tcPr>
-            <w:tcW w:type="dxa" w:w="1715"/>
+            <w:tcW w:type="dxa" w:w="1518"/>
             <w:vAlign w:val="center"/>
           </w:tcPr>
           <w:p>
@@ -4840,6 +5008,20 @@
                 <w:sz w:val="18"/>
               </w:rPr>
               <w:t>10/16~10/25</w:t>
+            </w:r>
+          </w:p>
+        </w:tc>
+        <w:tc>
+          <w:tcPr>
+            <w:tcW w:type="dxa" w:w="1294"/>
+            <w:vAlign w:val="center"/>
+          </w:tcPr>
+          <w:p>
+            <w:r>
+              <w:rPr>
+                <w:sz w:val="18"/>
+              </w:rPr>
+              <w:t>2</w:t>
             </w:r>
           </w:p>
         </w:tc>
@@ -4850,7 +5032,7 @@
         </w:trPr>
         <w:tc>
           <w:tcPr>
-            <w:tcW w:type="dxa" w:w="843"/>
+            <w:tcW w:type="dxa" w:w="680"/>
             <w:vAlign w:val="center"/>
           </w:tcPr>
           <w:p>
@@ -4864,7 +5046,7 @@
         </w:tc>
         <w:tc>
           <w:tcPr>
-            <w:tcW w:type="dxa" w:w="3765"/>
+            <w:tcW w:type="dxa" w:w="2831"/>
             <w:vAlign w:val="center"/>
           </w:tcPr>
           <w:p>
@@ -4906,7 +5088,7 @@
         </w:tc>
         <w:tc>
           <w:tcPr>
-            <w:tcW w:type="dxa" w:w="1715"/>
+            <w:tcW w:type="dxa" w:w="1518"/>
             <w:vAlign w:val="center"/>
           </w:tcPr>
           <w:p>
@@ -4915,6 +5097,20 @@
                 <w:sz w:val="18"/>
               </w:rPr>
               <w:t>10/16~10/25</w:t>
+            </w:r>
+          </w:p>
+        </w:tc>
+        <w:tc>
+          <w:tcPr>
+            <w:tcW w:type="dxa" w:w="1294"/>
+            <w:vAlign w:val="center"/>
+          </w:tcPr>
+          <w:p>
+            <w:r>
+              <w:rPr>
+                <w:sz w:val="18"/>
+              </w:rPr>
+              <w:t>1.5</w:t>
             </w:r>
           </w:p>
         </w:tc>
@@ -4925,7 +5121,7 @@
         </w:trPr>
         <w:tc>
           <w:tcPr>
-            <w:tcW w:type="dxa" w:w="843"/>
+            <w:tcW w:type="dxa" w:w="680"/>
             <w:vAlign w:val="center"/>
           </w:tcPr>
           <w:p>
@@ -4939,7 +5135,7 @@
         </w:tc>
         <w:tc>
           <w:tcPr>
-            <w:tcW w:type="dxa" w:w="3765"/>
+            <w:tcW w:type="dxa" w:w="2831"/>
             <w:vAlign w:val="center"/>
           </w:tcPr>
           <w:p>
@@ -4981,7 +5177,7 @@
         </w:tc>
         <w:tc>
           <w:tcPr>
-            <w:tcW w:type="dxa" w:w="1715"/>
+            <w:tcW w:type="dxa" w:w="1518"/>
             <w:vAlign w:val="center"/>
           </w:tcPr>
           <w:p>
@@ -4990,6 +5186,20 @@
                 <w:sz w:val="18"/>
               </w:rPr>
               <w:t>10/24~10/26</w:t>
+            </w:r>
+          </w:p>
+        </w:tc>
+        <w:tc>
+          <w:tcPr>
+            <w:tcW w:type="dxa" w:w="1294"/>
+            <w:vAlign w:val="center"/>
+          </w:tcPr>
+          <w:p>
+            <w:r>
+              <w:rPr>
+                <w:sz w:val="18"/>
+              </w:rPr>
+              <w:t>1</w:t>
             </w:r>
           </w:p>
         </w:tc>
@@ -5000,7 +5210,7 @@
         </w:trPr>
         <w:tc>
           <w:tcPr>
-            <w:tcW w:type="dxa" w:w="843"/>
+            <w:tcW w:type="dxa" w:w="680"/>
             <w:vAlign w:val="center"/>
           </w:tcPr>
           <w:p>
@@ -5014,7 +5224,7 @@
         </w:tc>
         <w:tc>
           <w:tcPr>
-            <w:tcW w:type="dxa" w:w="3765"/>
+            <w:tcW w:type="dxa" w:w="2831"/>
             <w:vAlign w:val="center"/>
           </w:tcPr>
           <w:p>
@@ -5036,7 +5246,7 @@
               <w:rPr>
                 <w:sz w:val="18"/>
               </w:rPr>
-              <w:t>요구사항분석서 v1.x</w:t>
+              <w:t>최종 요구사항정의서 v2.0</w:t>
             </w:r>
           </w:p>
         </w:tc>
@@ -5056,7 +5266,7 @@
         </w:tc>
         <w:tc>
           <w:tcPr>
-            <w:tcW w:type="dxa" w:w="1715"/>
+            <w:tcW w:type="dxa" w:w="1518"/>
             <w:vAlign w:val="center"/>
           </w:tcPr>
           <w:p>
@@ -5065,6 +5275,20 @@
                 <w:sz w:val="18"/>
               </w:rPr>
               <w:t>10/30~11/12</w:t>
+            </w:r>
+          </w:p>
+        </w:tc>
+        <w:tc>
+          <w:tcPr>
+            <w:tcW w:type="dxa" w:w="1294"/>
+            <w:vAlign w:val="center"/>
+          </w:tcPr>
+          <w:p>
+            <w:r>
+              <w:rPr>
+                <w:sz w:val="18"/>
+              </w:rPr>
+              <w:t>1</w:t>
             </w:r>
           </w:p>
         </w:tc>
@@ -5075,7 +5299,7 @@
         </w:trPr>
         <w:tc>
           <w:tcPr>
-            <w:tcW w:type="dxa" w:w="843"/>
+            <w:tcW w:type="dxa" w:w="680"/>
             <w:vAlign w:val="center"/>
           </w:tcPr>
           <w:p>
@@ -5093,7 +5317,7 @@
         </w:tc>
         <w:tc>
           <w:tcPr>
-            <w:tcW w:type="dxa" w:w="3765"/>
+            <w:tcW w:type="dxa" w:w="2831"/>
             <w:vAlign w:val="center"/>
           </w:tcPr>
           <w:p>
@@ -5133,13 +5357,31 @@
         </w:tc>
         <w:tc>
           <w:tcPr>
-            <w:tcW w:type="dxa" w:w="1715"/>
+            <w:tcW w:type="dxa" w:w="1518"/>
             <w:vAlign w:val="center"/>
           </w:tcPr>
           <w:p>
             <w:pPr>
               <w:keepNext/>
             </w:pPr>
+          </w:p>
+        </w:tc>
+        <w:tc>
+          <w:tcPr>
+            <w:tcW w:type="dxa" w:w="1294"/>
+            <w:vAlign w:val="center"/>
+          </w:tcPr>
+          <w:p>
+            <w:pPr>
+              <w:keepNext/>
+            </w:pPr>
+            <w:r>
+              <w:rPr>
+                <w:b/>
+                <w:sz w:val="18"/>
+              </w:rPr>
+              <w:t>3</w:t>
+            </w:r>
           </w:p>
         </w:tc>
       </w:tr>
@@ -5149,7 +5391,7 @@
         </w:trPr>
         <w:tc>
           <w:tcPr>
-            <w:tcW w:type="dxa" w:w="843"/>
+            <w:tcW w:type="dxa" w:w="680"/>
             <w:vAlign w:val="center"/>
           </w:tcPr>
           <w:p>
@@ -5163,7 +5405,7 @@
         </w:tc>
         <w:tc>
           <w:tcPr>
-            <w:tcW w:type="dxa" w:w="3765"/>
+            <w:tcW w:type="dxa" w:w="2831"/>
             <w:vAlign w:val="center"/>
           </w:tcPr>
           <w:p>
@@ -5205,7 +5447,7 @@
         </w:tc>
         <w:tc>
           <w:tcPr>
-            <w:tcW w:type="dxa" w:w="1715"/>
+            <w:tcW w:type="dxa" w:w="1518"/>
             <w:vAlign w:val="center"/>
           </w:tcPr>
           <w:p>
@@ -5214,6 +5456,20 @@
                 <w:sz w:val="18"/>
               </w:rPr>
               <w:t>10/16~10/25</w:t>
+            </w:r>
+          </w:p>
+        </w:tc>
+        <w:tc>
+          <w:tcPr>
+            <w:tcW w:type="dxa" w:w="1294"/>
+            <w:vAlign w:val="center"/>
+          </w:tcPr>
+          <w:p>
+            <w:r>
+              <w:rPr>
+                <w:sz w:val="18"/>
+              </w:rPr>
+              <w:t>2</w:t>
             </w:r>
           </w:p>
         </w:tc>
@@ -5224,7 +5480,7 @@
         </w:trPr>
         <w:tc>
           <w:tcPr>
-            <w:tcW w:type="dxa" w:w="843"/>
+            <w:tcW w:type="dxa" w:w="680"/>
             <w:vAlign w:val="center"/>
           </w:tcPr>
           <w:p>
@@ -5238,7 +5494,7 @@
         </w:tc>
         <w:tc>
           <w:tcPr>
-            <w:tcW w:type="dxa" w:w="3765"/>
+            <w:tcW w:type="dxa" w:w="2831"/>
             <w:vAlign w:val="center"/>
           </w:tcPr>
           <w:p>
@@ -5280,7 +5536,7 @@
         </w:tc>
         <w:tc>
           <w:tcPr>
-            <w:tcW w:type="dxa" w:w="1715"/>
+            <w:tcW w:type="dxa" w:w="1518"/>
             <w:vAlign w:val="center"/>
           </w:tcPr>
           <w:p>
@@ -5289,6 +5545,20 @@
                 <w:sz w:val="18"/>
               </w:rPr>
               <w:t>10/30~11/20</w:t>
+            </w:r>
+          </w:p>
+        </w:tc>
+        <w:tc>
+          <w:tcPr>
+            <w:tcW w:type="dxa" w:w="1294"/>
+            <w:vAlign w:val="center"/>
+          </w:tcPr>
+          <w:p>
+            <w:r>
+              <w:rPr>
+                <w:sz w:val="18"/>
+              </w:rPr>
+              <w:t>1</w:t>
             </w:r>
           </w:p>
         </w:tc>
@@ -5299,7 +5569,7 @@
         </w:trPr>
         <w:tc>
           <w:tcPr>
-            <w:tcW w:type="dxa" w:w="843"/>
+            <w:tcW w:type="dxa" w:w="680"/>
             <w:vAlign w:val="center"/>
           </w:tcPr>
           <w:p>
@@ -5317,7 +5587,7 @@
         </w:tc>
         <w:tc>
           <w:tcPr>
-            <w:tcW w:type="dxa" w:w="3765"/>
+            <w:tcW w:type="dxa" w:w="2831"/>
             <w:vAlign w:val="center"/>
           </w:tcPr>
           <w:p>
@@ -5357,13 +5627,31 @@
         </w:tc>
         <w:tc>
           <w:tcPr>
-            <w:tcW w:type="dxa" w:w="1715"/>
+            <w:tcW w:type="dxa" w:w="1518"/>
             <w:vAlign w:val="center"/>
           </w:tcPr>
           <w:p>
             <w:pPr>
               <w:keepNext/>
             </w:pPr>
+          </w:p>
+        </w:tc>
+        <w:tc>
+          <w:tcPr>
+            <w:tcW w:type="dxa" w:w="1294"/>
+            <w:vAlign w:val="center"/>
+          </w:tcPr>
+          <w:p>
+            <w:pPr>
+              <w:keepNext/>
+            </w:pPr>
+            <w:r>
+              <w:rPr>
+                <w:b/>
+                <w:sz w:val="18"/>
+              </w:rPr>
+              <w:t>14 (+2)</w:t>
+            </w:r>
           </w:p>
         </w:tc>
       </w:tr>
@@ -5373,7 +5661,7 @@
         </w:trPr>
         <w:tc>
           <w:tcPr>
-            <w:tcW w:type="dxa" w:w="843"/>
+            <w:tcW w:type="dxa" w:w="680"/>
             <w:vAlign w:val="center"/>
           </w:tcPr>
           <w:p>
@@ -5387,7 +5675,7 @@
         </w:tc>
         <w:tc>
           <w:tcPr>
-            <w:tcW w:type="dxa" w:w="3765"/>
+            <w:tcW w:type="dxa" w:w="2831"/>
             <w:vAlign w:val="center"/>
           </w:tcPr>
           <w:p>
@@ -5429,7 +5717,7 @@
         </w:tc>
         <w:tc>
           <w:tcPr>
-            <w:tcW w:type="dxa" w:w="1715"/>
+            <w:tcW w:type="dxa" w:w="1518"/>
             <w:vAlign w:val="center"/>
           </w:tcPr>
           <w:p>
@@ -5438,6 +5726,20 @@
                 <w:sz w:val="18"/>
               </w:rPr>
               <w:t>10/30~11/5</w:t>
+            </w:r>
+          </w:p>
+        </w:tc>
+        <w:tc>
+          <w:tcPr>
+            <w:tcW w:type="dxa" w:w="1294"/>
+            <w:vAlign w:val="center"/>
+          </w:tcPr>
+          <w:p>
+            <w:r>
+              <w:rPr>
+                <w:sz w:val="18"/>
+              </w:rPr>
+              <w:t>1.5</w:t>
             </w:r>
           </w:p>
         </w:tc>
@@ -5448,7 +5750,7 @@
         </w:trPr>
         <w:tc>
           <w:tcPr>
-            <w:tcW w:type="dxa" w:w="843"/>
+            <w:tcW w:type="dxa" w:w="680"/>
             <w:vAlign w:val="center"/>
           </w:tcPr>
           <w:p>
@@ -5462,7 +5764,7 @@
         </w:tc>
         <w:tc>
           <w:tcPr>
-            <w:tcW w:type="dxa" w:w="3765"/>
+            <w:tcW w:type="dxa" w:w="2831"/>
             <w:vAlign w:val="center"/>
           </w:tcPr>
           <w:p>
@@ -5504,7 +5806,7 @@
         </w:tc>
         <w:tc>
           <w:tcPr>
-            <w:tcW w:type="dxa" w:w="1715"/>
+            <w:tcW w:type="dxa" w:w="1518"/>
             <w:vAlign w:val="center"/>
           </w:tcPr>
           <w:p>
@@ -5513,6 +5815,20 @@
                 <w:sz w:val="18"/>
               </w:rPr>
               <w:t>10/30~11/12</w:t>
+            </w:r>
+          </w:p>
+        </w:tc>
+        <w:tc>
+          <w:tcPr>
+            <w:tcW w:type="dxa" w:w="1294"/>
+            <w:vAlign w:val="center"/>
+          </w:tcPr>
+          <w:p>
+            <w:r>
+              <w:rPr>
+                <w:sz w:val="18"/>
+              </w:rPr>
+              <w:t>2</w:t>
             </w:r>
           </w:p>
         </w:tc>
@@ -5523,7 +5839,7 @@
         </w:trPr>
         <w:tc>
           <w:tcPr>
-            <w:tcW w:type="dxa" w:w="843"/>
+            <w:tcW w:type="dxa" w:w="680"/>
             <w:vAlign w:val="center"/>
           </w:tcPr>
           <w:p>
@@ -5537,7 +5853,7 @@
         </w:tc>
         <w:tc>
           <w:tcPr>
-            <w:tcW w:type="dxa" w:w="3765"/>
+            <w:tcW w:type="dxa" w:w="2831"/>
             <w:vAlign w:val="center"/>
           </w:tcPr>
           <w:p>
@@ -5579,7 +5895,7 @@
         </w:tc>
         <w:tc>
           <w:tcPr>
-            <w:tcW w:type="dxa" w:w="1715"/>
+            <w:tcW w:type="dxa" w:w="1518"/>
             <w:vAlign w:val="center"/>
           </w:tcPr>
           <w:p>
@@ -5588,6 +5904,20 @@
                 <w:sz w:val="18"/>
               </w:rPr>
               <w:t>11/2~11/12</w:t>
+            </w:r>
+          </w:p>
+        </w:tc>
+        <w:tc>
+          <w:tcPr>
+            <w:tcW w:type="dxa" w:w="1294"/>
+            <w:vAlign w:val="center"/>
+          </w:tcPr>
+          <w:p>
+            <w:r>
+              <w:rPr>
+                <w:sz w:val="18"/>
+              </w:rPr>
+              <w:t>3</w:t>
             </w:r>
           </w:p>
         </w:tc>
@@ -5598,7 +5928,7 @@
         </w:trPr>
         <w:tc>
           <w:tcPr>
-            <w:tcW w:type="dxa" w:w="843"/>
+            <w:tcW w:type="dxa" w:w="680"/>
             <w:vAlign w:val="center"/>
           </w:tcPr>
           <w:p>
@@ -5612,15 +5942,15 @@
         </w:tc>
         <w:tc>
           <w:tcPr>
-            <w:tcW w:type="dxa" w:w="3765"/>
-            <w:vAlign w:val="center"/>
-          </w:tcPr>
-          <w:p>
-            <w:r>
-              <w:rPr>
-                <w:sz w:val="18"/>
-              </w:rPr>
-              <w:t>동선 지도·타임라인 (FR-07)</w:t>
+            <w:tcW w:type="dxa" w:w="2831"/>
+            <w:vAlign w:val="center"/>
+          </w:tcPr>
+          <w:p>
+            <w:r>
+              <w:rPr>
+                <w:sz w:val="18"/>
+              </w:rPr>
+              <w:t>동선 지도·타임라인·장소 상세 (FR-07, 08)</w:t>
             </w:r>
           </w:p>
         </w:tc>
@@ -5634,7 +5964,7 @@
               <w:rPr>
                 <w:sz w:val="18"/>
               </w:rPr>
-              <w:t>CP-01, 05</w:t>
+              <w:t>CP-03, 05</w:t>
             </w:r>
           </w:p>
         </w:tc>
@@ -5648,13 +5978,13 @@
               <w:rPr>
                 <w:sz w:val="18"/>
               </w:rPr>
-              <w:t>프론트</w:t>
-            </w:r>
-          </w:p>
-        </w:tc>
-        <w:tc>
-          <w:tcPr>
-            <w:tcW w:type="dxa" w:w="1715"/>
+              <w:t>백엔드·프론트</w:t>
+            </w:r>
+          </w:p>
+        </w:tc>
+        <w:tc>
+          <w:tcPr>
+            <w:tcW w:type="dxa" w:w="1518"/>
             <w:vAlign w:val="center"/>
           </w:tcPr>
           <w:p>
@@ -5663,6 +5993,20 @@
                 <w:sz w:val="18"/>
               </w:rPr>
               <w:t>11/13~11/26</w:t>
+            </w:r>
+          </w:p>
+        </w:tc>
+        <w:tc>
+          <w:tcPr>
+            <w:tcW w:type="dxa" w:w="1294"/>
+            <w:vAlign w:val="center"/>
+          </w:tcPr>
+          <w:p>
+            <w:r>
+              <w:rPr>
+                <w:sz w:val="18"/>
+              </w:rPr>
+              <w:t>2</w:t>
             </w:r>
           </w:p>
         </w:tc>
@@ -5673,7 +6017,7 @@
         </w:trPr>
         <w:tc>
           <w:tcPr>
-            <w:tcW w:type="dxa" w:w="843"/>
+            <w:tcW w:type="dxa" w:w="680"/>
             <w:vAlign w:val="center"/>
           </w:tcPr>
           <w:p>
@@ -5687,7 +6031,7 @@
         </w:tc>
         <w:tc>
           <w:tcPr>
-            <w:tcW w:type="dxa" w:w="3765"/>
+            <w:tcW w:type="dxa" w:w="2831"/>
             <w:vAlign w:val="center"/>
           </w:tcPr>
           <w:p>
@@ -5729,7 +6073,7 @@
         </w:tc>
         <w:tc>
           <w:tcPr>
-            <w:tcW w:type="dxa" w:w="1715"/>
+            <w:tcW w:type="dxa" w:w="1518"/>
             <w:vAlign w:val="center"/>
           </w:tcPr>
           <w:p>
@@ -5738,6 +6082,20 @@
                 <w:sz w:val="18"/>
               </w:rPr>
               <w:t>11/13~11/26</w:t>
+            </w:r>
+          </w:p>
+        </w:tc>
+        <w:tc>
+          <w:tcPr>
+            <w:tcW w:type="dxa" w:w="1294"/>
+            <w:vAlign w:val="center"/>
+          </w:tcPr>
+          <w:p>
+            <w:r>
+              <w:rPr>
+                <w:sz w:val="18"/>
+              </w:rPr>
+              <w:t>2</w:t>
             </w:r>
           </w:p>
         </w:tc>
@@ -5748,7 +6106,7 @@
         </w:trPr>
         <w:tc>
           <w:tcPr>
-            <w:tcW w:type="dxa" w:w="843"/>
+            <w:tcW w:type="dxa" w:w="680"/>
             <w:vAlign w:val="center"/>
           </w:tcPr>
           <w:p>
@@ -5762,15 +6120,15 @@
         </w:tc>
         <w:tc>
           <w:tcPr>
-            <w:tcW w:type="dxa" w:w="3765"/>
-            <w:vAlign w:val="center"/>
-          </w:tcPr>
-          <w:p>
-            <w:r>
-              <w:rPr>
-                <w:sz w:val="18"/>
-              </w:rPr>
-              <w:t>Should 기능 (FR-06, 08, 11)</w:t>
+            <w:tcW w:type="dxa" w:w="2831"/>
+            <w:vAlign w:val="center"/>
+          </w:tcPr>
+          <w:p>
+            <w:r>
+              <w:rPr>
+                <w:sz w:val="18"/>
+              </w:rPr>
+              <w:t>화면 구현 (화면 A1~D4, 카카오맵, 진행 상태 표시)</w:t>
             </w:r>
           </w:p>
         </w:tc>
@@ -5784,7 +6142,7 @@
               <w:rPr>
                 <w:sz w:val="18"/>
               </w:rPr>
-              <w:t>CP-06, 12</w:t>
+              <w:t>CP-01</w:t>
             </w:r>
           </w:p>
         </w:tc>
@@ -5798,21 +6156,35 @@
               <w:rPr>
                 <w:sz w:val="18"/>
               </w:rPr>
-              <w:t>여유 인원</w:t>
-            </w:r>
-          </w:p>
-        </w:tc>
-        <w:tc>
-          <w:tcPr>
-            <w:tcW w:type="dxa" w:w="1715"/>
-            <w:vAlign w:val="center"/>
-          </w:tcPr>
-          <w:p>
-            <w:r>
-              <w:rPr>
-                <w:sz w:val="18"/>
-              </w:rPr>
-              <w:t>11/16~11/26</w:t>
+              <w:t>프론트</w:t>
+            </w:r>
+          </w:p>
+        </w:tc>
+        <w:tc>
+          <w:tcPr>
+            <w:tcW w:type="dxa" w:w="1518"/>
+            <w:vAlign w:val="center"/>
+          </w:tcPr>
+          <w:p>
+            <w:r>
+              <w:rPr>
+                <w:sz w:val="18"/>
+              </w:rPr>
+              <w:t>10/30~11/26</w:t>
+            </w:r>
+          </w:p>
+        </w:tc>
+        <w:tc>
+          <w:tcPr>
+            <w:tcW w:type="dxa" w:w="1294"/>
+            <w:vAlign w:val="center"/>
+          </w:tcPr>
+          <w:p>
+            <w:r>
+              <w:rPr>
+                <w:sz w:val="18"/>
+              </w:rPr>
+              <w:t>2.5</w:t>
             </w:r>
           </w:p>
         </w:tc>
@@ -5823,37 +6195,29 @@
         </w:trPr>
         <w:tc>
           <w:tcPr>
-            <w:tcW w:type="dxa" w:w="843"/>
-            <w:vAlign w:val="center"/>
-          </w:tcPr>
-          <w:p>
-            <w:pPr>
-              <w:keepNext/>
-            </w:pPr>
-            <w:r>
-              <w:rPr>
-                <w:b/>
-                <w:sz w:val="18"/>
-              </w:rPr>
-              <w:t>5</w:t>
-            </w:r>
-          </w:p>
-        </w:tc>
-        <w:tc>
-          <w:tcPr>
-            <w:tcW w:type="dxa" w:w="3765"/>
-            <w:vAlign w:val="center"/>
-          </w:tcPr>
-          <w:p>
-            <w:pPr>
-              <w:keepNext/>
-            </w:pPr>
-            <w:r>
-              <w:rPr>
-                <w:b/>
-                <w:sz w:val="18"/>
-              </w:rPr>
-              <w:t>테스트</w:t>
+            <w:tcW w:type="dxa" w:w="680"/>
+            <w:vAlign w:val="center"/>
+          </w:tcPr>
+          <w:p>
+            <w:r>
+              <w:rPr>
+                <w:sz w:val="18"/>
+              </w:rPr>
+              <w:t>4.7</w:t>
+            </w:r>
+          </w:p>
+        </w:tc>
+        <w:tc>
+          <w:tcPr>
+            <w:tcW w:type="dxa" w:w="2831"/>
+            <w:vAlign w:val="center"/>
+          </w:tcPr>
+          <w:p>
+            <w:r>
+              <w:rPr>
+                <w:sz w:val="18"/>
+              </w:rPr>
+              <w:t>저장소·배포 (DB 스키마, 사진 임시 저장, Docker Compose)</w:t>
             </w:r>
           </w:p>
         </w:tc>
@@ -5863,9 +6227,12 @@
             <w:vAlign w:val="center"/>
           </w:tcPr>
           <w:p>
-            <w:pPr>
-              <w:keepNext/>
-            </w:pPr>
+            <w:r>
+              <w:rPr>
+                <w:sz w:val="18"/>
+              </w:rPr>
+              <w:t>CP-15~17</w:t>
+            </w:r>
           </w:p>
         </w:tc>
         <w:tc>
@@ -5874,20 +6241,40 @@
             <w:vAlign w:val="center"/>
           </w:tcPr>
           <w:p>
-            <w:pPr>
-              <w:keepNext/>
-            </w:pPr>
-          </w:p>
-        </w:tc>
-        <w:tc>
-          <w:tcPr>
-            <w:tcW w:type="dxa" w:w="1715"/>
-            <w:vAlign w:val="center"/>
-          </w:tcPr>
-          <w:p>
-            <w:pPr>
-              <w:keepNext/>
-            </w:pPr>
+            <w:r>
+              <w:rPr>
+                <w:sz w:val="18"/>
+              </w:rPr>
+              <w:t>백엔드</w:t>
+            </w:r>
+          </w:p>
+        </w:tc>
+        <w:tc>
+          <w:tcPr>
+            <w:tcW w:type="dxa" w:w="1518"/>
+            <w:vAlign w:val="center"/>
+          </w:tcPr>
+          <w:p>
+            <w:r>
+              <w:rPr>
+                <w:sz w:val="18"/>
+              </w:rPr>
+              <w:t>10/30~11/12</w:t>
+            </w:r>
+          </w:p>
+        </w:tc>
+        <w:tc>
+          <w:tcPr>
+            <w:tcW w:type="dxa" w:w="1294"/>
+            <w:vAlign w:val="center"/>
+          </w:tcPr>
+          <w:p>
+            <w:r>
+              <w:rPr>
+                <w:sz w:val="18"/>
+              </w:rPr>
+              <w:t>1</w:t>
+            </w:r>
           </w:p>
         </w:tc>
       </w:tr>
@@ -5897,29 +6284,29 @@
         </w:trPr>
         <w:tc>
           <w:tcPr>
-            <w:tcW w:type="dxa" w:w="843"/>
-            <w:vAlign w:val="center"/>
-          </w:tcPr>
-          <w:p>
-            <w:r>
-              <w:rPr>
-                <w:sz w:val="18"/>
-              </w:rPr>
-              <w:t>5.1</w:t>
-            </w:r>
-          </w:p>
-        </w:tc>
-        <w:tc>
-          <w:tcPr>
-            <w:tcW w:type="dxa" w:w="3765"/>
-            <w:vAlign w:val="center"/>
-          </w:tcPr>
-          <w:p>
-            <w:r>
-              <w:rPr>
-                <w:sz w:val="18"/>
-              </w:rPr>
-              <w:t>테스트셋 구축 (팀 촬영 사진 30장, 정답 라벨)</w:t>
+            <w:tcW w:type="dxa" w:w="680"/>
+            <w:vAlign w:val="center"/>
+          </w:tcPr>
+          <w:p>
+            <w:r>
+              <w:rPr>
+                <w:sz w:val="18"/>
+              </w:rPr>
+              <w:t>4.8</w:t>
+            </w:r>
+          </w:p>
+        </w:tc>
+        <w:tc>
+          <w:tcPr>
+            <w:tcW w:type="dxa" w:w="2831"/>
+            <w:vAlign w:val="center"/>
+          </w:tcPr>
+          <w:p>
+            <w:r>
+              <w:rPr>
+                <w:sz w:val="18"/>
+              </w:rPr>
+              <w:t>Should 기능 (FR-06, 11, 12) — 진척이 앞설 때만</w:t>
             </w:r>
           </w:p>
         </w:tc>
@@ -5933,7 +6320,7 @@
               <w:rPr>
                 <w:sz w:val="18"/>
               </w:rPr>
-              <w:t>테스트셋</w:t>
+              <w:t>CP-06, 10, 12</w:t>
             </w:r>
           </w:p>
         </w:tc>
@@ -5947,21 +6334,35 @@
               <w:rPr>
                 <w:sz w:val="18"/>
               </w:rPr>
-              <w:t>전원</w:t>
-            </w:r>
-          </w:p>
-        </w:tc>
-        <w:tc>
-          <w:tcPr>
-            <w:tcW w:type="dxa" w:w="1715"/>
-            <w:vAlign w:val="center"/>
-          </w:tcPr>
-          <w:p>
-            <w:r>
-              <w:rPr>
-                <w:sz w:val="18"/>
-              </w:rPr>
-              <w:t>10/30~11/8</w:t>
+              <w:t>여유 인원</w:t>
+            </w:r>
+          </w:p>
+        </w:tc>
+        <w:tc>
+          <w:tcPr>
+            <w:tcW w:type="dxa" w:w="1518"/>
+            <w:vAlign w:val="center"/>
+          </w:tcPr>
+          <w:p>
+            <w:r>
+              <w:rPr>
+                <w:sz w:val="18"/>
+              </w:rPr>
+              <w:t>11/16~11/26</w:t>
+            </w:r>
+          </w:p>
+        </w:tc>
+        <w:tc>
+          <w:tcPr>
+            <w:tcW w:type="dxa" w:w="1294"/>
+            <w:vAlign w:val="center"/>
+          </w:tcPr>
+          <w:p>
+            <w:r>
+              <w:rPr>
+                <w:sz w:val="18"/>
+              </w:rPr>
+              <w:t>(2)</w:t>
             </w:r>
           </w:p>
         </w:tc>
@@ -5972,29 +6373,37 @@
         </w:trPr>
         <w:tc>
           <w:tcPr>
-            <w:tcW w:type="dxa" w:w="843"/>
-            <w:vAlign w:val="center"/>
-          </w:tcPr>
-          <w:p>
-            <w:r>
-              <w:rPr>
-                <w:sz w:val="18"/>
-              </w:rPr>
-              <w:t>5.2</w:t>
-            </w:r>
-          </w:p>
-        </w:tc>
-        <w:tc>
-          <w:tcPr>
-            <w:tcW w:type="dxa" w:w="3765"/>
-            <w:vAlign w:val="center"/>
-          </w:tcPr>
-          <w:p>
-            <w:r>
-              <w:rPr>
-                <w:sz w:val="18"/>
-              </w:rPr>
-              <w:t>단위·통합 테스트</w:t>
+            <w:tcW w:type="dxa" w:w="680"/>
+            <w:vAlign w:val="center"/>
+          </w:tcPr>
+          <w:p>
+            <w:pPr>
+              <w:keepNext/>
+            </w:pPr>
+            <w:r>
+              <w:rPr>
+                <w:b/>
+                <w:sz w:val="18"/>
+              </w:rPr>
+              <w:t>5</w:t>
+            </w:r>
+          </w:p>
+        </w:tc>
+        <w:tc>
+          <w:tcPr>
+            <w:tcW w:type="dxa" w:w="2831"/>
+            <w:vAlign w:val="center"/>
+          </w:tcPr>
+          <w:p>
+            <w:pPr>
+              <w:keepNext/>
+            </w:pPr>
+            <w:r>
+              <w:rPr>
+                <w:b/>
+                <w:sz w:val="18"/>
+              </w:rPr>
+              <w:t>테스트</w:t>
             </w:r>
           </w:p>
         </w:tc>
@@ -6004,12 +6413,9 @@
             <w:vAlign w:val="center"/>
           </w:tcPr>
           <w:p>
-            <w:r>
-              <w:rPr>
-                <w:sz w:val="18"/>
-              </w:rPr>
-              <w:t>테스트 코드, CI</w:t>
-            </w:r>
+            <w:pPr>
+              <w:keepNext/>
+            </w:pPr>
           </w:p>
         </w:tc>
         <w:tc>
@@ -6018,25 +6424,37 @@
             <w:vAlign w:val="center"/>
           </w:tcPr>
           <w:p>
-            <w:r>
-              <w:rPr>
-                <w:sz w:val="18"/>
-              </w:rPr>
-              <w:t>구현 담당</w:t>
-            </w:r>
-          </w:p>
-        </w:tc>
-        <w:tc>
-          <w:tcPr>
-            <w:tcW w:type="dxa" w:w="1715"/>
-            <w:vAlign w:val="center"/>
-          </w:tcPr>
-          <w:p>
-            <w:r>
-              <w:rPr>
-                <w:sz w:val="18"/>
-              </w:rPr>
-              <w:t>10/30~11/26</w:t>
+            <w:pPr>
+              <w:keepNext/>
+            </w:pPr>
+          </w:p>
+        </w:tc>
+        <w:tc>
+          <w:tcPr>
+            <w:tcW w:type="dxa" w:w="1518"/>
+            <w:vAlign w:val="center"/>
+          </w:tcPr>
+          <w:p>
+            <w:pPr>
+              <w:keepNext/>
+            </w:pPr>
+          </w:p>
+        </w:tc>
+        <w:tc>
+          <w:tcPr>
+            <w:tcW w:type="dxa" w:w="1294"/>
+            <w:vAlign w:val="center"/>
+          </w:tcPr>
+          <w:p>
+            <w:pPr>
+              <w:keepNext/>
+            </w:pPr>
+            <w:r>
+              <w:rPr>
+                <w:b/>
+                <w:sz w:val="18"/>
+              </w:rPr>
+              <w:t>3.5</w:t>
             </w:r>
           </w:p>
         </w:tc>
@@ -6047,29 +6465,29 @@
         </w:trPr>
         <w:tc>
           <w:tcPr>
-            <w:tcW w:type="dxa" w:w="843"/>
-            <w:vAlign w:val="center"/>
-          </w:tcPr>
-          <w:p>
-            <w:r>
-              <w:rPr>
-                <w:sz w:val="18"/>
-              </w:rPr>
-              <w:t>5.3</w:t>
-            </w:r>
-          </w:p>
-        </w:tc>
-        <w:tc>
-          <w:tcPr>
-            <w:tcW w:type="dxa" w:w="3765"/>
-            <w:vAlign w:val="center"/>
-          </w:tcPr>
-          <w:p>
-            <w:r>
-              <w:rPr>
-                <w:sz w:val="18"/>
-              </w:rPr>
-              <w:t>시스템·인수 테스트, 정확도·성능 측정</w:t>
+            <w:tcW w:type="dxa" w:w="680"/>
+            <w:vAlign w:val="center"/>
+          </w:tcPr>
+          <w:p>
+            <w:r>
+              <w:rPr>
+                <w:sz w:val="18"/>
+              </w:rPr>
+              <w:t>5.1</w:t>
+            </w:r>
+          </w:p>
+        </w:tc>
+        <w:tc>
+          <w:tcPr>
+            <w:tcW w:type="dxa" w:w="2831"/>
+            <w:vAlign w:val="center"/>
+          </w:tcPr>
+          <w:p>
+            <w:r>
+              <w:rPr>
+                <w:sz w:val="18"/>
+              </w:rPr>
+              <w:t>평가셋 구축 (팀 촬영 사진, 방문지 20곳 이상, 조정용·평가용 분리, 정답 라벨)</w:t>
             </w:r>
           </w:p>
         </w:tc>
@@ -6083,7 +6501,7 @@
               <w:rPr>
                 <w:sz w:val="18"/>
               </w:rPr>
-              <w:t>테스트 결과서</w:t>
+              <w:t>평가셋</w:t>
             </w:r>
           </w:p>
         </w:tc>
@@ -6097,21 +6515,35 @@
               <w:rPr>
                 <w:sz w:val="18"/>
               </w:rPr>
-              <w:t>김건한 외</w:t>
-            </w:r>
-          </w:p>
-        </w:tc>
-        <w:tc>
-          <w:tcPr>
-            <w:tcW w:type="dxa" w:w="1715"/>
-            <w:vAlign w:val="center"/>
-          </w:tcPr>
-          <w:p>
-            <w:r>
-              <w:rPr>
-                <w:sz w:val="18"/>
-              </w:rPr>
-              <w:t>11/20~11/27</w:t>
+              <w:t>전원</w:t>
+            </w:r>
+          </w:p>
+        </w:tc>
+        <w:tc>
+          <w:tcPr>
+            <w:tcW w:type="dxa" w:w="1518"/>
+            <w:vAlign w:val="center"/>
+          </w:tcPr>
+          <w:p>
+            <w:r>
+              <w:rPr>
+                <w:sz w:val="18"/>
+              </w:rPr>
+              <w:t>10/30~11/8</w:t>
+            </w:r>
+          </w:p>
+        </w:tc>
+        <w:tc>
+          <w:tcPr>
+            <w:tcW w:type="dxa" w:w="1294"/>
+            <w:vAlign w:val="center"/>
+          </w:tcPr>
+          <w:p>
+            <w:r>
+              <w:rPr>
+                <w:sz w:val="18"/>
+              </w:rPr>
+              <w:t>1</w:t>
             </w:r>
           </w:p>
         </w:tc>
@@ -6122,37 +6554,29 @@
         </w:trPr>
         <w:tc>
           <w:tcPr>
-            <w:tcW w:type="dxa" w:w="843"/>
-            <w:vAlign w:val="center"/>
-          </w:tcPr>
-          <w:p>
-            <w:pPr>
-              <w:keepNext/>
-            </w:pPr>
-            <w:r>
-              <w:rPr>
-                <w:b/>
-                <w:sz w:val="18"/>
-              </w:rPr>
-              <w:t>6</w:t>
-            </w:r>
-          </w:p>
-        </w:tc>
-        <w:tc>
-          <w:tcPr>
-            <w:tcW w:type="dxa" w:w="3765"/>
-            <w:vAlign w:val="center"/>
-          </w:tcPr>
-          <w:p>
-            <w:pPr>
-              <w:keepNext/>
-            </w:pPr>
-            <w:r>
-              <w:rPr>
-                <w:b/>
-                <w:sz w:val="18"/>
-              </w:rPr>
-              <w:t>최종 정리</w:t>
+            <w:tcW w:type="dxa" w:w="680"/>
+            <w:vAlign w:val="center"/>
+          </w:tcPr>
+          <w:p>
+            <w:r>
+              <w:rPr>
+                <w:sz w:val="18"/>
+              </w:rPr>
+              <w:t>5.2</w:t>
+            </w:r>
+          </w:p>
+        </w:tc>
+        <w:tc>
+          <w:tcPr>
+            <w:tcW w:type="dxa" w:w="2831"/>
+            <w:vAlign w:val="center"/>
+          </w:tcPr>
+          <w:p>
+            <w:r>
+              <w:rPr>
+                <w:sz w:val="18"/>
+              </w:rPr>
+              <w:t>단위·통합 테스트</w:t>
             </w:r>
           </w:p>
         </w:tc>
@@ -6162,9 +6586,12 @@
             <w:vAlign w:val="center"/>
           </w:tcPr>
           <w:p>
-            <w:pPr>
-              <w:keepNext/>
-            </w:pPr>
+            <w:r>
+              <w:rPr>
+                <w:sz w:val="18"/>
+              </w:rPr>
+              <w:t>테스트 코드, CI</w:t>
+            </w:r>
           </w:p>
         </w:tc>
         <w:tc>
@@ -6173,20 +6600,40 @@
             <w:vAlign w:val="center"/>
           </w:tcPr>
           <w:p>
-            <w:pPr>
-              <w:keepNext/>
-            </w:pPr>
-          </w:p>
-        </w:tc>
-        <w:tc>
-          <w:tcPr>
-            <w:tcW w:type="dxa" w:w="1715"/>
-            <w:vAlign w:val="center"/>
-          </w:tcPr>
-          <w:p>
-            <w:pPr>
-              <w:keepNext/>
-            </w:pPr>
+            <w:r>
+              <w:rPr>
+                <w:sz w:val="18"/>
+              </w:rPr>
+              <w:t>구현 담당</w:t>
+            </w:r>
+          </w:p>
+        </w:tc>
+        <w:tc>
+          <w:tcPr>
+            <w:tcW w:type="dxa" w:w="1518"/>
+            <w:vAlign w:val="center"/>
+          </w:tcPr>
+          <w:p>
+            <w:r>
+              <w:rPr>
+                <w:sz w:val="18"/>
+              </w:rPr>
+              <w:t>10/30~11/26</w:t>
+            </w:r>
+          </w:p>
+        </w:tc>
+        <w:tc>
+          <w:tcPr>
+            <w:tcW w:type="dxa" w:w="1294"/>
+            <w:vAlign w:val="center"/>
+          </w:tcPr>
+          <w:p>
+            <w:r>
+              <w:rPr>
+                <w:sz w:val="18"/>
+              </w:rPr>
+              <w:t>1.5</w:t>
+            </w:r>
           </w:p>
         </w:tc>
       </w:tr>
@@ -6196,7 +6643,188 @@
         </w:trPr>
         <w:tc>
           <w:tcPr>
-            <w:tcW w:type="dxa" w:w="843"/>
+            <w:tcW w:type="dxa" w:w="680"/>
+            <w:vAlign w:val="center"/>
+          </w:tcPr>
+          <w:p>
+            <w:r>
+              <w:rPr>
+                <w:sz w:val="18"/>
+              </w:rPr>
+              <w:t>5.3</w:t>
+            </w:r>
+          </w:p>
+        </w:tc>
+        <w:tc>
+          <w:tcPr>
+            <w:tcW w:type="dxa" w:w="2831"/>
+            <w:vAlign w:val="center"/>
+          </w:tcPr>
+          <w:p>
+            <w:r>
+              <w:rPr>
+                <w:sz w:val="18"/>
+              </w:rPr>
+              <w:t>시스템·인수 테스트, 정확도·성능 측정</w:t>
+            </w:r>
+          </w:p>
+        </w:tc>
+        <w:tc>
+          <w:tcPr>
+            <w:tcW w:type="dxa" w:w="1865"/>
+            <w:vAlign w:val="center"/>
+          </w:tcPr>
+          <w:p>
+            <w:r>
+              <w:rPr>
+                <w:sz w:val="18"/>
+              </w:rPr>
+              <w:t>테스트 결과서</w:t>
+            </w:r>
+          </w:p>
+        </w:tc>
+        <w:tc>
+          <w:tcPr>
+            <w:tcW w:type="dxa" w:w="1733"/>
+            <w:vAlign w:val="center"/>
+          </w:tcPr>
+          <w:p>
+            <w:r>
+              <w:rPr>
+                <w:sz w:val="18"/>
+              </w:rPr>
+              <w:t>김건한 외</w:t>
+            </w:r>
+          </w:p>
+        </w:tc>
+        <w:tc>
+          <w:tcPr>
+            <w:tcW w:type="dxa" w:w="1518"/>
+            <w:vAlign w:val="center"/>
+          </w:tcPr>
+          <w:p>
+            <w:r>
+              <w:rPr>
+                <w:sz w:val="18"/>
+              </w:rPr>
+              <w:t>11/20~11/27</w:t>
+            </w:r>
+          </w:p>
+        </w:tc>
+        <w:tc>
+          <w:tcPr>
+            <w:tcW w:type="dxa" w:w="1294"/>
+            <w:vAlign w:val="center"/>
+          </w:tcPr>
+          <w:p>
+            <w:r>
+              <w:rPr>
+                <w:sz w:val="18"/>
+              </w:rPr>
+              <w:t>1</w:t>
+            </w:r>
+          </w:p>
+        </w:tc>
+      </w:tr>
+      <w:tr>
+        <w:trPr>
+          <w:cantSplit w:val="true"/>
+        </w:trPr>
+        <w:tc>
+          <w:tcPr>
+            <w:tcW w:type="dxa" w:w="680"/>
+            <w:vAlign w:val="center"/>
+          </w:tcPr>
+          <w:p>
+            <w:pPr>
+              <w:keepNext/>
+            </w:pPr>
+            <w:r>
+              <w:rPr>
+                <w:b/>
+                <w:sz w:val="18"/>
+              </w:rPr>
+              <w:t>6</w:t>
+            </w:r>
+          </w:p>
+        </w:tc>
+        <w:tc>
+          <w:tcPr>
+            <w:tcW w:type="dxa" w:w="2831"/>
+            <w:vAlign w:val="center"/>
+          </w:tcPr>
+          <w:p>
+            <w:pPr>
+              <w:keepNext/>
+            </w:pPr>
+            <w:r>
+              <w:rPr>
+                <w:b/>
+                <w:sz w:val="18"/>
+              </w:rPr>
+              <w:t>최종 정리</w:t>
+            </w:r>
+          </w:p>
+        </w:tc>
+        <w:tc>
+          <w:tcPr>
+            <w:tcW w:type="dxa" w:w="1865"/>
+            <w:vAlign w:val="center"/>
+          </w:tcPr>
+          <w:p>
+            <w:pPr>
+              <w:keepNext/>
+            </w:pPr>
+          </w:p>
+        </w:tc>
+        <w:tc>
+          <w:tcPr>
+            <w:tcW w:type="dxa" w:w="1733"/>
+            <w:vAlign w:val="center"/>
+          </w:tcPr>
+          <w:p>
+            <w:pPr>
+              <w:keepNext/>
+            </w:pPr>
+          </w:p>
+        </w:tc>
+        <w:tc>
+          <w:tcPr>
+            <w:tcW w:type="dxa" w:w="1518"/>
+            <w:vAlign w:val="center"/>
+          </w:tcPr>
+          <w:p>
+            <w:pPr>
+              <w:keepNext/>
+            </w:pPr>
+          </w:p>
+        </w:tc>
+        <w:tc>
+          <w:tcPr>
+            <w:tcW w:type="dxa" w:w="1294"/>
+            <w:vAlign w:val="center"/>
+          </w:tcPr>
+          <w:p>
+            <w:pPr>
+              <w:keepNext/>
+            </w:pPr>
+            <w:r>
+              <w:rPr>
+                <w:b/>
+                <w:sz w:val="18"/>
+              </w:rPr>
+              <w:t>2</w:t>
+            </w:r>
+          </w:p>
+        </w:tc>
+      </w:tr>
+      <w:tr>
+        <w:trPr>
+          <w:cantSplit w:val="true"/>
+        </w:trPr>
+        <w:tc>
+          <w:tcPr>
+            <w:tcW w:type="dxa" w:w="680"/>
             <w:vAlign w:val="center"/>
           </w:tcPr>
           <w:p>
@@ -6210,7 +6838,7 @@
         </w:tc>
         <w:tc>
           <w:tcPr>
-            <w:tcW w:type="dxa" w:w="3765"/>
+            <w:tcW w:type="dxa" w:w="2831"/>
             <w:vAlign w:val="center"/>
           </w:tcPr>
           <w:p>
@@ -6252,7 +6880,7 @@
         </w:tc>
         <w:tc>
           <w:tcPr>
-            <w:tcW w:type="dxa" w:w="1715"/>
+            <w:tcW w:type="dxa" w:w="1518"/>
             <w:vAlign w:val="center"/>
           </w:tcPr>
           <w:p>
@@ -6261,12 +6889,94 @@
                 <w:sz w:val="18"/>
               </w:rPr>
               <w:t>11/28~11/30</w:t>
+            </w:r>
+          </w:p>
+        </w:tc>
+        <w:tc>
+          <w:tcPr>
+            <w:tcW w:type="dxa" w:w="1294"/>
+            <w:vAlign w:val="center"/>
+          </w:tcPr>
+          <w:p>
+            <w:r>
+              <w:rPr>
+                <w:sz w:val="18"/>
+              </w:rPr>
+              <w:t>2</w:t>
+            </w:r>
+          </w:p>
+        </w:tc>
+      </w:tr>
+      <w:tr>
+        <w:trPr>
+          <w:cantSplit w:val="true"/>
+        </w:trPr>
+        <w:tc>
+          <w:tcPr>
+            <w:tcW w:type="dxa" w:w="680"/>
+            <w:vAlign w:val="center"/>
+          </w:tcPr>
+          <w:p/>
+        </w:tc>
+        <w:tc>
+          <w:tcPr>
+            <w:tcW w:type="dxa" w:w="2831"/>
+            <w:vAlign w:val="center"/>
+          </w:tcPr>
+          <w:p>
+            <w:r>
+              <w:rPr>
+                <w:b/>
+                <w:sz w:val="18"/>
+              </w:rPr>
+              <w:t>합계</w:t>
+            </w:r>
+          </w:p>
+        </w:tc>
+        <w:tc>
+          <w:tcPr>
+            <w:tcW w:type="dxa" w:w="1865"/>
+            <w:vAlign w:val="center"/>
+          </w:tcPr>
+          <w:p/>
+        </w:tc>
+        <w:tc>
+          <w:tcPr>
+            <w:tcW w:type="dxa" w:w="1733"/>
+            <w:vAlign w:val="center"/>
+          </w:tcPr>
+          <w:p/>
+        </w:tc>
+        <w:tc>
+          <w:tcPr>
+            <w:tcW w:type="dxa" w:w="1518"/>
+            <w:vAlign w:val="center"/>
+          </w:tcPr>
+          <w:p/>
+        </w:tc>
+        <w:tc>
+          <w:tcPr>
+            <w:tcW w:type="dxa" w:w="1294"/>
+            <w:vAlign w:val="center"/>
+          </w:tcPr>
+          <w:p>
+            <w:r>
+              <w:rPr>
+                <w:b/>
+                <w:sz w:val="18"/>
+              </w:rPr>
+              <w:t>32.5 (+2)</w:t>
             </w:r>
           </w:p>
         </w:tc>
       </w:tr>
     </w:tbl>
     <w:p/>
+    <w:p>
+      <w:r>
+        <w:t>공수 단위는 MD(man-day, 1 MD = 8시간)이다. 괄호 안 공수(4.8)는 진척이 앞설 때만 하는 작업이라 합계에 넣지 않았다. 가용 공수와의 비교는 6장에 있다.</w:t>
+      </w:r>
+    </w:p>
     <w:p>
       <w:pPr>
         <w:pStyle w:val="21"/>
@@ -6423,7 +7133,7 @@
         </w:tc>
         <w:tc>
           <w:tcPr>
-            <w:tcW w:type="dxa" w:w="2991"/>
+            <w:tcW w:type="dxa" w:w="2680"/>
             <w:shd w:val="clear" w:color="auto" w:fill="1F4E79"/>
             <w:vAlign w:val="center"/>
           </w:tcPr>
@@ -6443,7 +7153,7 @@
         </w:tc>
         <w:tc>
           <w:tcPr>
-            <w:tcW w:type="dxa" w:w="3863"/>
+            <w:tcW w:type="dxa" w:w="4175"/>
             <w:shd w:val="clear" w:color="auto" w:fill="1F4E79"/>
             <w:vAlign w:val="center"/>
           </w:tcPr>
@@ -6496,7 +7206,7 @@
         </w:tc>
         <w:tc>
           <w:tcPr>
-            <w:tcW w:type="dxa" w:w="2991"/>
+            <w:tcW w:type="dxa" w:w="2680"/>
             <w:vAlign w:val="center"/>
           </w:tcPr>
           <w:p>
@@ -6510,15 +7220,15 @@
         </w:tc>
         <w:tc>
           <w:tcPr>
-            <w:tcW w:type="dxa" w:w="3863"/>
-            <w:vAlign w:val="center"/>
-          </w:tcPr>
-          <w:p>
-            <w:r>
-              <w:rPr>
-                <w:sz w:val="18"/>
-              </w:rPr>
-              <w:t>기술 PoC, FR-01~05, 테스트셋 30장 라벨링</w:t>
+            <w:tcW w:type="dxa" w:w="4175"/>
+            <w:vAlign w:val="center"/>
+          </w:tcPr>
+          <w:p>
+            <w:r>
+              <w:rPr>
+                <w:sz w:val="18"/>
+              </w:rPr>
+              <w:t>FR-01~05, 기술 PoC(실기기 GPS 보존 확인 포함), 평가셋 구축(방문지 20곳 이상)</w:t>
             </w:r>
           </w:p>
         </w:tc>
@@ -6557,29 +7267,29 @@
         </w:tc>
         <w:tc>
           <w:tcPr>
-            <w:tcW w:type="dxa" w:w="2991"/>
-            <w:vAlign w:val="center"/>
-          </w:tcPr>
-          <w:p>
-            <w:r>
-              <w:rPr>
-                <w:sz w:val="18"/>
-              </w:rPr>
-              <w:t>동선과 여행기까지 전체 흐름 완성</w:t>
-            </w:r>
-          </w:p>
-        </w:tc>
-        <w:tc>
-          <w:tcPr>
-            <w:tcW w:type="dxa" w:w="3863"/>
-            <w:vAlign w:val="center"/>
-          </w:tcPr>
-          <w:p>
-            <w:r>
-              <w:rPr>
-                <w:sz w:val="18"/>
-              </w:rPr>
-              <w:t>FR-07, FR-09, (여유 시) FR-06·08·11, 통합 테스트·정확도 측정</w:t>
+            <w:tcW w:type="dxa" w:w="2680"/>
+            <w:vAlign w:val="center"/>
+          </w:tcPr>
+          <w:p>
+            <w:r>
+              <w:rPr>
+                <w:sz w:val="18"/>
+              </w:rPr>
+              <w:t>동선·장소 상세·여행기까지 전체 흐름 완성</w:t>
+            </w:r>
+          </w:p>
+        </w:tc>
+        <w:tc>
+          <w:tcPr>
+            <w:tcW w:type="dxa" w:w="4175"/>
+            <w:vAlign w:val="center"/>
+          </w:tcPr>
+          <w:p>
+            <w:r>
+              <w:rPr>
+                <w:sz w:val="18"/>
+              </w:rPr>
+              <w:t>FR-07~09, (여유 시) FR-06·11·12, 통합 테스트·정확도 측정</w:t>
             </w:r>
           </w:p>
         </w:tc>
@@ -6618,7 +7328,7 @@
         </w:tc>
         <w:tc>
           <w:tcPr>
-            <w:tcW w:type="dxa" w:w="2991"/>
+            <w:tcW w:type="dxa" w:w="2680"/>
             <w:vAlign w:val="center"/>
           </w:tcPr>
           <w:p>
@@ -6632,7 +7342,7 @@
         </w:tc>
         <w:tc>
           <w:tcPr>
-            <w:tcW w:type="dxa" w:w="3863"/>
+            <w:tcW w:type="dxa" w:w="4175"/>
             <w:vAlign w:val="center"/>
           </w:tcPr>
           <w:p>
@@ -6694,7 +7404,7 @@
         </w:tc>
         <w:tc>
           <w:tcPr>
-            <w:tcW w:type="dxa" w:w="4786"/>
+            <w:tcW w:type="dxa" w:w="5156"/>
             <w:shd w:val="clear" w:color="auto" w:fill="1F4E79"/>
             <w:vAlign w:val="center"/>
           </w:tcPr>
@@ -6714,7 +7424,7 @@
         </w:tc>
         <w:tc>
           <w:tcPr>
-            <w:tcW w:type="dxa" w:w="3831"/>
+            <w:tcW w:type="dxa" w:w="3461"/>
             <w:shd w:val="clear" w:color="auto" w:fill="1F4E79"/>
             <w:vAlign w:val="center"/>
           </w:tcPr>
@@ -6753,21 +7463,21 @@
         </w:tc>
         <w:tc>
           <w:tcPr>
-            <w:tcW w:type="dxa" w:w="4786"/>
-            <w:vAlign w:val="center"/>
-          </w:tcPr>
-          <w:p>
-            <w:r>
-              <w:rPr>
-                <w:sz w:val="18"/>
-              </w:rPr>
-              <w:t>4명 × 주 약 10시간 × 약 7주(10/13~11/30)</w:t>
-            </w:r>
-          </w:p>
-        </w:tc>
-        <w:tc>
-          <w:tcPr>
-            <w:tcW w:type="dxa" w:w="3831"/>
+            <w:tcW w:type="dxa" w:w="5156"/>
+            <w:vAlign w:val="center"/>
+          </w:tcPr>
+          <w:p>
+            <w:r>
+              <w:rPr>
+                <w:sz w:val="18"/>
+              </w:rPr>
+              <w:t>4명 × 주 약 10시간 × 약 7주(10/13~11/30) = 약 280시간(35 MD)</w:t>
+            </w:r>
+          </w:p>
+        </w:tc>
+        <w:tc>
+          <w:tcPr>
+            <w:tcW w:type="dxa" w:w="3461"/>
             <w:vAlign w:val="center"/>
           </w:tcPr>
           <w:p>
@@ -6800,7 +7510,7 @@
         </w:tc>
         <w:tc>
           <w:tcPr>
-            <w:tcW w:type="dxa" w:w="4786"/>
+            <w:tcW w:type="dxa" w:w="5156"/>
             <w:vAlign w:val="center"/>
           </w:tcPr>
           <w:p>
@@ -6814,7 +7524,7 @@
         </w:tc>
         <w:tc>
           <w:tcPr>
-            <w:tcW w:type="dxa" w:w="3831"/>
+            <w:tcW w:type="dxa" w:w="3461"/>
             <w:vAlign w:val="center"/>
           </w:tcPr>
           <w:p>
@@ -6847,7 +7557,7 @@
         </w:tc>
         <w:tc>
           <w:tcPr>
-            <w:tcW w:type="dxa" w:w="4786"/>
+            <w:tcW w:type="dxa" w:w="5156"/>
             <w:vAlign w:val="center"/>
           </w:tcPr>
           <w:p>
@@ -6861,7 +7571,7 @@
         </w:tc>
         <w:tc>
           <w:tcPr>
-            <w:tcW w:type="dxa" w:w="3831"/>
+            <w:tcW w:type="dxa" w:w="3461"/>
             <w:vAlign w:val="center"/>
           </w:tcPr>
           <w:p>
@@ -6894,21 +7604,21 @@
         </w:tc>
         <w:tc>
           <w:tcPr>
-            <w:tcW w:type="dxa" w:w="4786"/>
-            <w:vAlign w:val="center"/>
-          </w:tcPr>
-          <w:p>
-            <w:r>
-              <w:rPr>
-                <w:sz w:val="18"/>
-              </w:rPr>
-              <w:t>카카오 지도·로컬 API (무료 쿼터 안에서 사용)</w:t>
-            </w:r>
-          </w:p>
-        </w:tc>
-        <w:tc>
-          <w:tcPr>
-            <w:tcW w:type="dxa" w:w="3831"/>
+            <w:tcW w:type="dxa" w:w="5156"/>
+            <w:vAlign w:val="center"/>
+          </w:tcPr>
+          <w:p>
+            <w:r>
+              <w:rPr>
+                <w:sz w:val="18"/>
+              </w:rPr>
+              <w:t>카카오 지도 API(일 30만 회)·로컬 API(일 10만 회) 무료 쿼터 안에서 사용. 운영정책에 따라 로컬 검색 결과는 장소 ID·URL만 저장하고 나머지는 필요할 때마다 조회</w:t>
+            </w:r>
+          </w:p>
+        </w:tc>
+        <w:tc>
+          <w:tcPr>
+            <w:tcW w:type="dxa" w:w="3461"/>
             <w:vAlign w:val="center"/>
           </w:tcPr>
           <w:p>
@@ -6941,7 +7651,7 @@
         </w:tc>
         <w:tc>
           <w:tcPr>
-            <w:tcW w:type="dxa" w:w="4786"/>
+            <w:tcW w:type="dxa" w:w="5156"/>
             <w:vAlign w:val="center"/>
           </w:tcPr>
           <w:p>
@@ -6955,15 +7665,15 @@
         </w:tc>
         <w:tc>
           <w:tcPr>
-            <w:tcW w:type="dxa" w:w="3831"/>
-            <w:vAlign w:val="center"/>
-          </w:tcPr>
-          <w:p>
-            <w:r>
-              <w:rPr>
-                <w:sz w:val="18"/>
-              </w:rPr>
-              <w:t>유료 — 방문지당 대표 사진 1장·축소 전송, 장소 캐시로 호출 최소화, 팀 합의 월 상한 안에서 사용</w:t>
+            <w:tcW w:type="dxa" w:w="3461"/>
+            <w:vAlign w:val="center"/>
+          </w:tcPr>
+          <w:p>
+            <w:r>
+              <w:rPr>
+                <w:sz w:val="18"/>
+              </w:rPr>
+              <w:t>유료 — 팀 월 예산 3만 원(안) 안에서 사용. 방문지당 대표 사진 1장·축소 전송, 판별 결과 저장(같은 방문지 재호출 방지), 호출 수·비용 기록</w:t>
             </w:r>
           </w:p>
         </w:tc>
@@ -6972,7 +7682,13 @@
     <w:p/>
     <w:p>
       <w:r>
-        <w:t>규모와 노력은 WBS 작업 단위로 상향식 추정했고, 스프린트마다 실제 진척과 비교해 범위(Should·Could)를 조정한다.</w:t>
+        <w:rPr>
+          <w:b/>
+        </w:rPr>
+        <w:t>공수 추정</w:t>
+      </w:r>
+      <w:r>
+        <w:t>: WBS 작업마다 공수를 추정했다(5.2, 1 MD = 8시간). 계획 공수 32.5 MD는 가용 공수 35 MD 안에 든다. 기간별로는 중간발표 전 9.5 MD(가용 약 10 MD), 구현·테스트 기간(10/30~11/27) 20 MD(가용 20 MD), 마무리 3 MD다. 구현 기간에는 여유가 없으므로 Should 기능(WBS 4.8, 약 2 MD)은 스프린트 1이 계획대로 끝났을 때만 시작하고, 스프린트 리뷰마다 실제 투입 시간과 비교해 범위(Should·Could)를 조정한다.</w:t>
       </w:r>
     </w:p>
     <w:p>
@@ -7030,7 +7746,7 @@
         </w:tc>
         <w:tc>
           <w:tcPr>
-            <w:tcW w:type="dxa" w:w="1855"/>
+            <w:tcW w:type="dxa" w:w="1621"/>
             <w:shd w:val="clear" w:color="auto" w:fill="1F4E79"/>
             <w:vAlign w:val="center"/>
           </w:tcPr>
@@ -7110,7 +7826,7 @@
         </w:tc>
         <w:tc>
           <w:tcPr>
-            <w:tcW w:type="dxa" w:w="4534"/>
+            <w:tcW w:type="dxa" w:w="4768"/>
             <w:shd w:val="clear" w:color="auto" w:fill="1F4E79"/>
             <w:vAlign w:val="center"/>
           </w:tcPr>
@@ -7149,7 +7865,7 @@
         </w:tc>
         <w:tc>
           <w:tcPr>
-            <w:tcW w:type="dxa" w:w="1855"/>
+            <w:tcW w:type="dxa" w:w="1621"/>
             <w:vAlign w:val="center"/>
           </w:tcPr>
           <w:p>
@@ -7205,15 +7921,15 @@
         </w:tc>
         <w:tc>
           <w:tcPr>
-            <w:tcW w:type="dxa" w:w="4534"/>
-            <w:vAlign w:val="center"/>
-          </w:tcPr>
-          <w:p>
-            <w:r>
-              <w:rPr>
-                <w:sz w:val="18"/>
-              </w:rPr>
-              <w:t>스프린트 1 첫 주에 iOS Safari·Android Chrome 실기기로 확인. 위치 없는 사진 처리(FR-06), 업로드 전 원본 사진 안내, PC 업로드 대안</w:t>
+            <w:tcW w:type="dxa" w:w="4768"/>
+            <w:vAlign w:val="center"/>
+          </w:tcPr>
+          <w:p>
+            <w:r>
+              <w:rPr>
+                <w:sz w:val="18"/>
+              </w:rPr>
+              <w:t>스프린트 1 첫 주에 iOS Safari·Android Chrome 실기기로 확인. 위치 없는 사진 처리(FR-06), 위치 있는 사진이 하나도 없으면 촬영 시각으로 묶고 사용자가 장소 선택(FR-02), 업로드 전 원본 사진 안내, PC 업로드 대안</w:t>
             </w:r>
           </w:p>
         </w:tc>
@@ -7238,15 +7954,15 @@
         </w:tc>
         <w:tc>
           <w:tcPr>
-            <w:tcW w:type="dxa" w:w="1855"/>
-            <w:vAlign w:val="center"/>
-          </w:tcPr>
-          <w:p>
-            <w:r>
-              <w:rPr>
-                <w:sz w:val="18"/>
-              </w:rPr>
-              <w:t>VLM 장소 매칭 정확도가 80%에 못 미친다</w:t>
+            <w:tcW w:type="dxa" w:w="1621"/>
+            <w:vAlign w:val="center"/>
+          </w:tcPr>
+          <w:p>
+            <w:r>
+              <w:rPr>
+                <w:sz w:val="18"/>
+              </w:rPr>
+              <w:t>VLM 장소 매칭 정확도(방문지 단위)가 80%에 못 미친다</w:t>
             </w:r>
           </w:p>
         </w:tc>
@@ -7294,15 +8010,15 @@
         </w:tc>
         <w:tc>
           <w:tcPr>
-            <w:tcW w:type="dxa" w:w="4534"/>
-            <w:vAlign w:val="center"/>
-          </w:tcPr>
-          <w:p>
-            <w:r>
-              <w:rPr>
-                <w:sz w:val="18"/>
-              </w:rPr>
-              <w:t>후보 목록 안에서만 고르기(closed-set), 확신도 낮으면 사용자 확인, 매 스프린트 테스트셋 측정, AI Gateway로 모델 교체</w:t>
+            <w:tcW w:type="dxa" w:w="4768"/>
+            <w:vAlign w:val="center"/>
+          </w:tcPr>
+          <w:p>
+            <w:r>
+              <w:rPr>
+                <w:sz w:val="18"/>
+              </w:rPr>
+              <w:t>후보 목록 안에서만 고르기(closed-set), 확신도 낮으면 사용자 확인, 평가셋(방문지 20곳 이상, 임계값 조정용 사진과 분리)으로 매 스프린트 측정, 정답이 후보에 들어오는 비율(목표 90%)을 따로 재서 검색·판별 중 원인 구분, AI Gateway로 모델 교체</w:t>
             </w:r>
           </w:p>
         </w:tc>
@@ -7327,7 +8043,7 @@
         </w:tc>
         <w:tc>
           <w:tcPr>
-            <w:tcW w:type="dxa" w:w="1855"/>
+            <w:tcW w:type="dxa" w:w="1621"/>
             <w:vAlign w:val="center"/>
           </w:tcPr>
           <w:p>
@@ -7383,7 +8099,7 @@
         </w:tc>
         <w:tc>
           <w:tcPr>
-            <w:tcW w:type="dxa" w:w="4534"/>
+            <w:tcW w:type="dxa" w:w="4768"/>
             <w:vAlign w:val="center"/>
           </w:tcPr>
           <w:p>
@@ -7416,7 +8132,7 @@
         </w:tc>
         <w:tc>
           <w:tcPr>
-            <w:tcW w:type="dxa" w:w="1855"/>
+            <w:tcW w:type="dxa" w:w="1621"/>
             <w:vAlign w:val="center"/>
           </w:tcPr>
           <w:p>
@@ -7472,7 +8188,7 @@
         </w:tc>
         <w:tc>
           <w:tcPr>
-            <w:tcW w:type="dxa" w:w="4534"/>
+            <w:tcW w:type="dxa" w:w="4768"/>
             <w:vAlign w:val="center"/>
           </w:tcPr>
           <w:p>
@@ -7505,7 +8221,7 @@
         </w:tc>
         <w:tc>
           <w:tcPr>
-            <w:tcW w:type="dxa" w:w="1855"/>
+            <w:tcW w:type="dxa" w:w="1621"/>
             <w:vAlign w:val="center"/>
           </w:tcPr>
           <w:p>
@@ -7561,7 +8277,7 @@
         </w:tc>
         <w:tc>
           <w:tcPr>
-            <w:tcW w:type="dxa" w:w="4534"/>
+            <w:tcW w:type="dxa" w:w="4768"/>
             <w:vAlign w:val="center"/>
           </w:tcPr>
           <w:p>
@@ -7594,7 +8310,7 @@
         </w:tc>
         <w:tc>
           <w:tcPr>
-            <w:tcW w:type="dxa" w:w="1855"/>
+            <w:tcW w:type="dxa" w:w="1621"/>
             <w:vAlign w:val="center"/>
           </w:tcPr>
           <w:p>
@@ -7650,7 +8366,7 @@
         </w:tc>
         <w:tc>
           <w:tcPr>
-            <w:tcW w:type="dxa" w:w="4534"/>
+            <w:tcW w:type="dxa" w:w="4768"/>
             <w:vAlign w:val="center"/>
           </w:tcPr>
           <w:p>
@@ -7683,7 +8399,7 @@
         </w:tc>
         <w:tc>
           <w:tcPr>
-            <w:tcW w:type="dxa" w:w="1855"/>
+            <w:tcW w:type="dxa" w:w="1621"/>
             <w:vAlign w:val="center"/>
           </w:tcPr>
           <w:p>
@@ -7739,15 +8455,15 @@
         </w:tc>
         <w:tc>
           <w:tcPr>
-            <w:tcW w:type="dxa" w:w="4534"/>
-            <w:vAlign w:val="center"/>
-          </w:tcPr>
-          <w:p>
-            <w:r>
-              <w:rPr>
-                <w:sz w:val="18"/>
-              </w:rPr>
-              <w:t>원본·좌표 분석 후 삭제, EXIF 제거 썸네일만 보관, 인물 미분석(NFR-04)</w:t>
+            <w:tcW w:type="dxa" w:w="4768"/>
+            <w:vAlign w:val="center"/>
+          </w:tcPr>
+          <w:p>
+            <w:r>
+              <w:rPr>
+                <w:sz w:val="18"/>
+              </w:rPr>
+              <w:t>외부 AI 전송 전 동의, 원본·좌표 분석 후 삭제, EXIF 제거 썸네일만 보관, 인물 미분석, 여행 삭제 기능(NFR-04)</w:t>
             </w:r>
           </w:p>
         </w:tc>
@@ -7772,7 +8488,7 @@
         </w:tc>
         <w:tc>
           <w:tcPr>
-            <w:tcW w:type="dxa" w:w="1855"/>
+            <w:tcW w:type="dxa" w:w="1621"/>
             <w:vAlign w:val="center"/>
           </w:tcPr>
           <w:p>
@@ -7828,15 +8544,15 @@
         </w:tc>
         <w:tc>
           <w:tcPr>
-            <w:tcW w:type="dxa" w:w="4534"/>
-            <w:vAlign w:val="center"/>
-          </w:tcPr>
-          <w:p>
-            <w:r>
-              <w:rPr>
-                <w:sz w:val="18"/>
-              </w:rPr>
-              <w:t>공공누리 표기, 출처·갱신일 표시, 테스트 사진은 팀원 직접 촬영</w:t>
+            <w:tcW w:type="dxa" w:w="4768"/>
+            <w:vAlign w:val="center"/>
+          </w:tcPr>
+          <w:p>
+            <w:r>
+              <w:rPr>
+                <w:sz w:val="18"/>
+              </w:rPr>
+              <w:t>공공누리 표기, 출처·갱신일 표시, 카카오 로컬 결과는 장소 ID·URL만 저장, 카카오 데이터를 AI 입력에 써도 되는지는 카카오에 문의 후 결정(설계서 부록 A-5), 테스트 사진은 팀원 직접 촬영</w:t>
             </w:r>
           </w:p>
         </w:tc>
@@ -7861,7 +8577,7 @@
         </w:tc>
         <w:tc>
           <w:tcPr>
-            <w:tcW w:type="dxa" w:w="1855"/>
+            <w:tcW w:type="dxa" w:w="1621"/>
             <w:vAlign w:val="center"/>
           </w:tcPr>
           <w:p>
@@ -7917,15 +8633,15 @@
         </w:tc>
         <w:tc>
           <w:tcPr>
-            <w:tcW w:type="dxa" w:w="4534"/>
-            <w:vAlign w:val="center"/>
-          </w:tcPr>
-          <w:p>
-            <w:r>
-              <w:rPr>
-                <w:sz w:val="18"/>
-              </w:rPr>
-              <w:t>대표 사진 1장 축소 전송(AIR-07), 결과 캐시, 호출 수 기록</w:t>
+            <w:tcW w:type="dxa" w:w="4768"/>
+            <w:vAlign w:val="center"/>
+          </w:tcPr>
+          <w:p>
+            <w:r>
+              <w:rPr>
+                <w:sz w:val="18"/>
+              </w:rPr>
+              <w:t>대표 사진 1장 축소 전송(AIR-07), 판별 결과 저장, 호출 수·비용 기록, 월 예산(3만 원 안)의 80%에 이르면 호출 수·모델 조정</w:t>
             </w:r>
           </w:p>
         </w:tc>
@@ -7950,7 +8666,7 @@
         </w:tc>
         <w:tc>
           <w:tcPr>
-            <w:tcW w:type="dxa" w:w="1855"/>
+            <w:tcW w:type="dxa" w:w="1621"/>
             <w:vAlign w:val="center"/>
           </w:tcPr>
           <w:p>
@@ -8006,7 +8722,7 @@
         </w:tc>
         <w:tc>
           <w:tcPr>
-            <w:tcW w:type="dxa" w:w="4534"/>
+            <w:tcW w:type="dxa" w:w="4768"/>
             <w:vAlign w:val="center"/>
           </w:tcPr>
           <w:p>
@@ -8090,7 +8806,7 @@
         </w:tc>
         <w:tc>
           <w:tcPr>
-            <w:tcW w:type="dxa" w:w="1781"/>
+            <w:tcW w:type="dxa" w:w="1416"/>
             <w:shd w:val="clear" w:color="auto" w:fill="1F4E79"/>
             <w:vAlign w:val="center"/>
           </w:tcPr>
@@ -8110,7 +8826,7 @@
         </w:tc>
         <w:tc>
           <w:tcPr>
-            <w:tcW w:type="dxa" w:w="6520"/>
+            <w:tcW w:type="dxa" w:w="6885"/>
             <w:shd w:val="clear" w:color="auto" w:fill="1F4E79"/>
             <w:vAlign w:val="center"/>
           </w:tcPr>
@@ -8149,7 +8865,7 @@
         </w:tc>
         <w:tc>
           <w:tcPr>
-            <w:tcW w:type="dxa" w:w="1781"/>
+            <w:tcW w:type="dxa" w:w="1416"/>
             <w:vAlign w:val="center"/>
           </w:tcPr>
           <w:p>
@@ -8163,7 +8879,7 @@
         </w:tc>
         <w:tc>
           <w:tcPr>
-            <w:tcW w:type="dxa" w:w="6520"/>
+            <w:tcW w:type="dxa" w:w="6885"/>
             <w:vAlign w:val="center"/>
           </w:tcPr>
           <w:p>
@@ -8196,7 +8912,7 @@
         </w:tc>
         <w:tc>
           <w:tcPr>
-            <w:tcW w:type="dxa" w:w="1781"/>
+            <w:tcW w:type="dxa" w:w="1416"/>
             <w:vAlign w:val="center"/>
           </w:tcPr>
           <w:p>
@@ -8210,7 +8926,7 @@
         </w:tc>
         <w:tc>
           <w:tcPr>
-            <w:tcW w:type="dxa" w:w="6520"/>
+            <w:tcW w:type="dxa" w:w="6885"/>
             <w:vAlign w:val="center"/>
           </w:tcPr>
           <w:p>
@@ -8243,7 +8959,7 @@
         </w:tc>
         <w:tc>
           <w:tcPr>
-            <w:tcW w:type="dxa" w:w="1781"/>
+            <w:tcW w:type="dxa" w:w="1416"/>
             <w:vAlign w:val="center"/>
           </w:tcPr>
           <w:p>
@@ -8257,7 +8973,7 @@
         </w:tc>
         <w:tc>
           <w:tcPr>
-            <w:tcW w:type="dxa" w:w="6520"/>
+            <w:tcW w:type="dxa" w:w="6885"/>
             <w:vAlign w:val="center"/>
           </w:tcPr>
           <w:p>
@@ -8290,7 +9006,7 @@
         </w:tc>
         <w:tc>
           <w:tcPr>
-            <w:tcW w:type="dxa" w:w="1781"/>
+            <w:tcW w:type="dxa" w:w="1416"/>
             <w:vAlign w:val="center"/>
           </w:tcPr>
           <w:p>
@@ -8304,15 +9020,15 @@
         </w:tc>
         <w:tc>
           <w:tcPr>
-            <w:tcW w:type="dxa" w:w="6520"/>
-            <w:vAlign w:val="center"/>
-          </w:tcPr>
-          <w:p>
-            <w:r>
-              <w:rPr>
-                <w:sz w:val="18"/>
-              </w:rPr>
-              <w:t>인수 기준 AC-01~16, 팀 외 5명 사용성 테스트(AC-11)</w:t>
+            <w:tcW w:type="dxa" w:w="6885"/>
+            <w:vAlign w:val="center"/>
+          </w:tcPr>
+          <w:p>
+            <w:r>
+              <w:rPr>
+                <w:sz w:val="18"/>
+              </w:rPr>
+              <w:t>인수 기준 AC-01~17, 팀 외 5명 사용성 테스트(AC-11)</w:t>
             </w:r>
           </w:p>
         </w:tc>
@@ -8337,7 +9053,7 @@
         </w:tc>
         <w:tc>
           <w:tcPr>
-            <w:tcW w:type="dxa" w:w="1781"/>
+            <w:tcW w:type="dxa" w:w="1416"/>
             <w:vAlign w:val="center"/>
           </w:tcPr>
           <w:p>
@@ -8351,15 +9067,15 @@
         </w:tc>
         <w:tc>
           <w:tcPr>
-            <w:tcW w:type="dxa" w:w="6520"/>
-            <w:vAlign w:val="center"/>
-          </w:tcPr>
-          <w:p>
-            <w:r>
-              <w:rPr>
-                <w:sz w:val="18"/>
-              </w:rPr>
-              <w:t>팀 촬영 사진 30장 정답 라벨과 매칭 결과 비교(정확도 80%), 여행기 출처 표시율 100%</w:t>
+            <w:tcW w:type="dxa" w:w="6885"/>
+            <w:vAlign w:val="center"/>
+          </w:tcPr>
+          <w:p>
+            <w:r>
+              <w:rPr>
+                <w:sz w:val="18"/>
+              </w:rPr>
+              <w:t>평가셋(팀 촬영, 방문지 20곳 이상, 임계값 조정용 사진과 분리)으로 방문지 단위 매칭 정확도 80%·정답 후보 포함률 90% 측정, 여행기 사실 문장 출처 표시율 100%</w:t>
             </w:r>
           </w:p>
         </w:tc>
@@ -8521,7 +9237,7 @@
         </w:tc>
         <w:tc>
           <w:tcPr>
-            <w:tcW w:type="dxa" w:w="1358"/>
+            <w:tcW w:type="dxa" w:w="996"/>
             <w:shd w:val="clear" w:color="auto" w:fill="1F4E79"/>
             <w:vAlign w:val="center"/>
           </w:tcPr>
@@ -8541,7 +9257,7 @@
         </w:tc>
         <w:tc>
           <w:tcPr>
-            <w:tcW w:type="dxa" w:w="7147"/>
+            <w:tcW w:type="dxa" w:w="7509"/>
             <w:shd w:val="clear" w:color="auto" w:fill="1F4E79"/>
             <w:vAlign w:val="center"/>
           </w:tcPr>
@@ -8580,7 +9296,7 @@
         </w:tc>
         <w:tc>
           <w:tcPr>
-            <w:tcW w:type="dxa" w:w="1358"/>
+            <w:tcW w:type="dxa" w:w="996"/>
             <w:vAlign w:val="center"/>
           </w:tcPr>
           <w:p>
@@ -8594,7 +9310,7 @@
         </w:tc>
         <w:tc>
           <w:tcPr>
-            <w:tcW w:type="dxa" w:w="7147"/>
+            <w:tcW w:type="dxa" w:w="7509"/>
             <w:vAlign w:val="center"/>
           </w:tcPr>
           <w:p>
@@ -8627,7 +9343,7 @@
         </w:tc>
         <w:tc>
           <w:tcPr>
-            <w:tcW w:type="dxa" w:w="1358"/>
+            <w:tcW w:type="dxa" w:w="996"/>
             <w:vAlign w:val="center"/>
           </w:tcPr>
           <w:p>
@@ -8641,15 +9357,15 @@
         </w:tc>
         <w:tc>
           <w:tcPr>
-            <w:tcW w:type="dxa" w:w="7147"/>
-            <w:vAlign w:val="center"/>
-          </w:tcPr>
-          <w:p>
-            <w:r>
-              <w:rPr>
-                <w:sz w:val="18"/>
-              </w:rPr>
-              <w:t>데이터·도구 무료, AI 호출 비용은 대표 사진 1장·캐시로 최소화</w:t>
+            <w:tcW w:type="dxa" w:w="7509"/>
+            <w:vAlign w:val="center"/>
+          </w:tcPr>
+          <w:p>
+            <w:r>
+              <w:rPr>
+                <w:sz w:val="18"/>
+              </w:rPr>
+              <w:t>데이터·도구 무료, AI 호출 비용은 대표 사진 1장·판별 결과 저장으로 줄이고 팀 월 예산(3만 원 안) 안에서 관리</w:t>
             </w:r>
           </w:p>
         </w:tc>
@@ -8674,7 +9390,7 @@
         </w:tc>
         <w:tc>
           <w:tcPr>
-            <w:tcW w:type="dxa" w:w="1358"/>
+            <w:tcW w:type="dxa" w:w="996"/>
             <w:vAlign w:val="center"/>
           </w:tcPr>
           <w:p>
@@ -8688,15 +9404,15 @@
         </w:tc>
         <w:tc>
           <w:tcPr>
-            <w:tcW w:type="dxa" w:w="7147"/>
-            <w:vAlign w:val="center"/>
-          </w:tcPr>
-          <w:p>
-            <w:r>
-              <w:rPr>
-                <w:sz w:val="18"/>
-              </w:rPr>
-              <w:t>Must 7개 기능 중심, Should·Could는 진척에 따라 조정</w:t>
+            <w:tcW w:type="dxa" w:w="7509"/>
+            <w:vAlign w:val="center"/>
+          </w:tcPr>
+          <w:p>
+            <w:r>
+              <w:rPr>
+                <w:sz w:val="18"/>
+              </w:rPr>
+              <w:t>Must 8개 기능 중심, 구현 기간 계획 공수 20 MD = 가용 공수(6장), Should·Could는 진척에 따라 조정</w:t>
             </w:r>
           </w:p>
         </w:tc>
@@ -8721,7 +9437,7 @@
         </w:tc>
         <w:tc>
           <w:tcPr>
-            <w:tcW w:type="dxa" w:w="1358"/>
+            <w:tcW w:type="dxa" w:w="996"/>
             <w:vAlign w:val="center"/>
           </w:tcPr>
           <w:p>
@@ -8735,7 +9451,7 @@
         </w:tc>
         <w:tc>
           <w:tcPr>
-            <w:tcW w:type="dxa" w:w="7147"/>
+            <w:tcW w:type="dxa" w:w="7509"/>
             <w:vAlign w:val="center"/>
           </w:tcPr>
           <w:p>
@@ -8768,7 +9484,7 @@
         </w:tc>
         <w:tc>
           <w:tcPr>
-            <w:tcW w:type="dxa" w:w="1358"/>
+            <w:tcW w:type="dxa" w:w="996"/>
             <w:vAlign w:val="center"/>
           </w:tcPr>
           <w:p>
@@ -8782,15 +9498,15 @@
         </w:tc>
         <w:tc>
           <w:tcPr>
-            <w:tcW w:type="dxa" w:w="7147"/>
-            <w:vAlign w:val="center"/>
-          </w:tcPr>
-          <w:p>
-            <w:r>
-              <w:rPr>
-                <w:sz w:val="18"/>
-              </w:rPr>
-              <w:t>공공누리 표기, 원본 사진·좌표 비보관, 인물 미분석, 팀 촬영 사진만 테스트에 사용</w:t>
+            <w:tcW w:type="dxa" w:w="7509"/>
+            <w:vAlign w:val="center"/>
+          </w:tcPr>
+          <w:p>
+            <w:r>
+              <w:rPr>
+                <w:sz w:val="18"/>
+              </w:rPr>
+              <w:t>공공누리 표기, 카카오 운영정책 준수(장소 ID·URL 외 미저장), 외부 AI 전송 동의, 원본 사진·좌표 비보관, 인물 미분석, 팀 촬영 사진만 테스트에 사용</w:t>
             </w:r>
           </w:p>
         </w:tc>

--- a/docs/submission/01_계획서_찰칵부산_Team10.docx
+++ b/docs/submission/01_계획서_찰칵부산_Team10.docx
@@ -667,7 +667,7 @@
         <w:pStyle w:val="a0"/>
       </w:pPr>
       <w:r>
-        <w:t>AI는 두 곳에서만 쓴다: (1) 후보 목록 안에서 사진과 맞는 장소 고르기(VLM), (2) 확정된 사실로 여행기 문장 쓰기(LLM).</w:t>
+        <w:t>AI는 두 곳에서만 쓴다: (1) 후보 목록 안에서 사진과 맞는 장소 고르기(VLM — 오픈소스 모델을 서버에서 직접 실행), (2) 확정된 사실로 여행기 문장 쓰기(LLM — Claude Haiku 같은 저가 모델이나 Gemini 무료 플랜).</w:t>
       </w:r>
     </w:p>
     <w:p>
@@ -1701,7 +1701,7 @@
         <w:t>제약</w:t>
       </w:r>
       <w:r>
-        <w:t>: 실제 구현 기간 약 4주(10/30~11/27), 팀원 4명이 주당 약 10시간 투입, 공공데이터·지도는 무료 쿼터 안에서, AI API는 팀 월 예산(6장) 안에서 사용, 원본 사진·좌표 비보관, 카카오 로컬 검색 결과는 장소 ID·URL 외 저장 금지(카카오 운영정책).</w:t>
+        <w:t>: 실제 구현 기간 약 4주(10/30~11/27), 팀원 4명이 주당 약 10시간 투입, 공공데이터·지도·LLM은 무료 쿼터나 저가 요금 안에서 사용하고 VLM은 오픈소스 모델을 직접 실행(6장), 원본 사진·좌표 비보관, 카카오 로컬 검색 결과는 장소 ID·URL 외 저장 금지(카카오 운영정책).</w:t>
       </w:r>
     </w:p>
     <w:p>
@@ -5683,7 +5683,7 @@
               <w:rPr>
                 <w:sz w:val="18"/>
               </w:rPr>
-              <w:t>기술 PoC (VLM 모델, 군집화 임계값, 실기기 GPS 보존)</w:t>
+              <w:t>기술 PoC (오픈소스 VLM 비교, 군집화 임계값, 실기기 GPS 보존)</w:t>
             </w:r>
           </w:p>
         </w:tc>
@@ -7404,7 +7404,7 @@
         </w:tc>
         <w:tc>
           <w:tcPr>
-            <w:tcW w:type="dxa" w:w="5156"/>
+            <w:tcW w:type="dxa" w:w="5656"/>
             <w:shd w:val="clear" w:color="auto" w:fill="1F4E79"/>
             <w:vAlign w:val="center"/>
           </w:tcPr>
@@ -7424,7 +7424,7 @@
         </w:tc>
         <w:tc>
           <w:tcPr>
-            <w:tcW w:type="dxa" w:w="3461"/>
+            <w:tcW w:type="dxa" w:w="2962"/>
             <w:shd w:val="clear" w:color="auto" w:fill="1F4E79"/>
             <w:vAlign w:val="center"/>
           </w:tcPr>
@@ -7463,7 +7463,7 @@
         </w:tc>
         <w:tc>
           <w:tcPr>
-            <w:tcW w:type="dxa" w:w="5156"/>
+            <w:tcW w:type="dxa" w:w="5656"/>
             <w:vAlign w:val="center"/>
           </w:tcPr>
           <w:p>
@@ -7477,7 +7477,7 @@
         </w:tc>
         <w:tc>
           <w:tcPr>
-            <w:tcW w:type="dxa" w:w="3461"/>
+            <w:tcW w:type="dxa" w:w="2962"/>
             <w:vAlign w:val="center"/>
           </w:tcPr>
           <w:p>
@@ -7510,7 +7510,7 @@
         </w:tc>
         <w:tc>
           <w:tcPr>
-            <w:tcW w:type="dxa" w:w="5156"/>
+            <w:tcW w:type="dxa" w:w="5656"/>
             <w:vAlign w:val="center"/>
           </w:tcPr>
           <w:p>
@@ -7524,7 +7524,7 @@
         </w:tc>
         <w:tc>
           <w:tcPr>
-            <w:tcW w:type="dxa" w:w="3461"/>
+            <w:tcW w:type="dxa" w:w="2962"/>
             <w:vAlign w:val="center"/>
           </w:tcPr>
           <w:p>
@@ -7557,7 +7557,7 @@
         </w:tc>
         <w:tc>
           <w:tcPr>
-            <w:tcW w:type="dxa" w:w="5156"/>
+            <w:tcW w:type="dxa" w:w="5656"/>
             <w:vAlign w:val="center"/>
           </w:tcPr>
           <w:p>
@@ -7571,7 +7571,7 @@
         </w:tc>
         <w:tc>
           <w:tcPr>
-            <w:tcW w:type="dxa" w:w="3461"/>
+            <w:tcW w:type="dxa" w:w="2962"/>
             <w:vAlign w:val="center"/>
           </w:tcPr>
           <w:p>
@@ -7604,7 +7604,7 @@
         </w:tc>
         <w:tc>
           <w:tcPr>
-            <w:tcW w:type="dxa" w:w="5156"/>
+            <w:tcW w:type="dxa" w:w="5656"/>
             <w:vAlign w:val="center"/>
           </w:tcPr>
           <w:p>
@@ -7618,7 +7618,7 @@
         </w:tc>
         <w:tc>
           <w:tcPr>
-            <w:tcW w:type="dxa" w:w="3461"/>
+            <w:tcW w:type="dxa" w:w="2962"/>
             <w:vAlign w:val="center"/>
           </w:tcPr>
           <w:p>
@@ -7651,29 +7651,29 @@
         </w:tc>
         <w:tc>
           <w:tcPr>
-            <w:tcW w:type="dxa" w:w="5156"/>
-            <w:vAlign w:val="center"/>
-          </w:tcPr>
-          <w:p>
-            <w:r>
-              <w:rPr>
-                <w:sz w:val="18"/>
-              </w:rPr>
-              <w:t>멀티모달 LLM API (모델은 PoC 후 결정)</w:t>
-            </w:r>
-          </w:p>
-        </w:tc>
-        <w:tc>
-          <w:tcPr>
-            <w:tcW w:type="dxa" w:w="3461"/>
-            <w:vAlign w:val="center"/>
-          </w:tcPr>
-          <w:p>
-            <w:r>
-              <w:rPr>
-                <w:sz w:val="18"/>
-              </w:rPr>
-              <w:t>유료 — 팀 월 예산 3만 원(안) 안에서 사용. 방문지당 대표 사진 1장·축소 전송, 판별 결과 저장(같은 방문지 재호출 방지), 호출 수·비용 기록</w:t>
+            <w:tcW w:type="dxa" w:w="5656"/>
+            <w:vAlign w:val="center"/>
+          </w:tcPr>
+          <w:p>
+            <w:r>
+              <w:rPr>
+                <w:sz w:val="18"/>
+              </w:rPr>
+              <w:t>VLM: 오픈소스 모델을 서버에서 직접 실행(모델은 PoC에서 비교). LLM: Claude Haiku 같은 저가 모델 또는 Gemini 무료 플랜</w:t>
+            </w:r>
+          </w:p>
+        </w:tc>
+        <w:tc>
+          <w:tcPr>
+            <w:tcW w:type="dxa" w:w="2962"/>
+            <w:vAlign w:val="center"/>
+          </w:tcPr>
+          <w:p>
+            <w:r>
+              <w:rPr>
+                <w:sz w:val="18"/>
+              </w:rPr>
+              <w:t>무료 또는 소액 — 방문지당 대표 사진 1장만 축소해 처리, 판별 결과 저장(같은 방문지 재호출 방지), LLM 호출 수 기록</w:t>
             </w:r>
           </w:p>
         </w:tc>
@@ -7746,7 +7746,7 @@
         </w:tc>
         <w:tc>
           <w:tcPr>
-            <w:tcW w:type="dxa" w:w="1621"/>
+            <w:tcW w:type="dxa" w:w="1894"/>
             <w:shd w:val="clear" w:color="auto" w:fill="1F4E79"/>
             <w:vAlign w:val="center"/>
           </w:tcPr>
@@ -7826,7 +7826,7 @@
         </w:tc>
         <w:tc>
           <w:tcPr>
-            <w:tcW w:type="dxa" w:w="4768"/>
+            <w:tcW w:type="dxa" w:w="4495"/>
             <w:shd w:val="clear" w:color="auto" w:fill="1F4E79"/>
             <w:vAlign w:val="center"/>
           </w:tcPr>
@@ -7865,7 +7865,7 @@
         </w:tc>
         <w:tc>
           <w:tcPr>
-            <w:tcW w:type="dxa" w:w="1621"/>
+            <w:tcW w:type="dxa" w:w="1894"/>
             <w:vAlign w:val="center"/>
           </w:tcPr>
           <w:p>
@@ -7921,7 +7921,7 @@
         </w:tc>
         <w:tc>
           <w:tcPr>
-            <w:tcW w:type="dxa" w:w="4768"/>
+            <w:tcW w:type="dxa" w:w="4495"/>
             <w:vAlign w:val="center"/>
           </w:tcPr>
           <w:p>
@@ -7954,7 +7954,7 @@
         </w:tc>
         <w:tc>
           <w:tcPr>
-            <w:tcW w:type="dxa" w:w="1621"/>
+            <w:tcW w:type="dxa" w:w="1894"/>
             <w:vAlign w:val="center"/>
           </w:tcPr>
           <w:p>
@@ -8010,7 +8010,7 @@
         </w:tc>
         <w:tc>
           <w:tcPr>
-            <w:tcW w:type="dxa" w:w="4768"/>
+            <w:tcW w:type="dxa" w:w="4495"/>
             <w:vAlign w:val="center"/>
           </w:tcPr>
           <w:p>
@@ -8043,7 +8043,7 @@
         </w:tc>
         <w:tc>
           <w:tcPr>
-            <w:tcW w:type="dxa" w:w="1621"/>
+            <w:tcW w:type="dxa" w:w="1894"/>
             <w:vAlign w:val="center"/>
           </w:tcPr>
           <w:p>
@@ -8099,7 +8099,7 @@
         </w:tc>
         <w:tc>
           <w:tcPr>
-            <w:tcW w:type="dxa" w:w="4768"/>
+            <w:tcW w:type="dxa" w:w="4495"/>
             <w:vAlign w:val="center"/>
           </w:tcPr>
           <w:p>
@@ -8132,7 +8132,7 @@
         </w:tc>
         <w:tc>
           <w:tcPr>
-            <w:tcW w:type="dxa" w:w="1621"/>
+            <w:tcW w:type="dxa" w:w="1894"/>
             <w:vAlign w:val="center"/>
           </w:tcPr>
           <w:p>
@@ -8188,7 +8188,7 @@
         </w:tc>
         <w:tc>
           <w:tcPr>
-            <w:tcW w:type="dxa" w:w="4768"/>
+            <w:tcW w:type="dxa" w:w="4495"/>
             <w:vAlign w:val="center"/>
           </w:tcPr>
           <w:p>
@@ -8221,7 +8221,7 @@
         </w:tc>
         <w:tc>
           <w:tcPr>
-            <w:tcW w:type="dxa" w:w="1621"/>
+            <w:tcW w:type="dxa" w:w="1894"/>
             <w:vAlign w:val="center"/>
           </w:tcPr>
           <w:p>
@@ -8277,7 +8277,7 @@
         </w:tc>
         <w:tc>
           <w:tcPr>
-            <w:tcW w:type="dxa" w:w="4768"/>
+            <w:tcW w:type="dxa" w:w="4495"/>
             <w:vAlign w:val="center"/>
           </w:tcPr>
           <w:p>
@@ -8310,7 +8310,7 @@
         </w:tc>
         <w:tc>
           <w:tcPr>
-            <w:tcW w:type="dxa" w:w="1621"/>
+            <w:tcW w:type="dxa" w:w="1894"/>
             <w:vAlign w:val="center"/>
           </w:tcPr>
           <w:p>
@@ -8366,7 +8366,7 @@
         </w:tc>
         <w:tc>
           <w:tcPr>
-            <w:tcW w:type="dxa" w:w="4768"/>
+            <w:tcW w:type="dxa" w:w="4495"/>
             <w:vAlign w:val="center"/>
           </w:tcPr>
           <w:p>
@@ -8399,7 +8399,7 @@
         </w:tc>
         <w:tc>
           <w:tcPr>
-            <w:tcW w:type="dxa" w:w="1621"/>
+            <w:tcW w:type="dxa" w:w="1894"/>
             <w:vAlign w:val="center"/>
           </w:tcPr>
           <w:p>
@@ -8455,15 +8455,15 @@
         </w:tc>
         <w:tc>
           <w:tcPr>
-            <w:tcW w:type="dxa" w:w="4768"/>
-            <w:vAlign w:val="center"/>
-          </w:tcPr>
-          <w:p>
-            <w:r>
-              <w:rPr>
-                <w:sz w:val="18"/>
-              </w:rPr>
-              <w:t>외부 AI 전송 전 동의, 원본·좌표 분석 후 삭제, EXIF 제거 썸네일만 보관, 인물 미분석, 여행 삭제 기능(NFR-04)</w:t>
+            <w:tcW w:type="dxa" w:w="4495"/>
+            <w:vAlign w:val="center"/>
+          </w:tcPr>
+          <w:p>
+            <w:r>
+              <w:rPr>
+                <w:sz w:val="18"/>
+              </w:rPr>
+              <w:t>AI 분석 전 동의, 사진은 서버의 VLM에서만 처리(외부 AI로 보내지 않음), 원본·좌표 분석 후 삭제, EXIF 제거 썸네일만 보관, 인물 미분석, 여행 삭제 기능(NFR-04)</w:t>
             </w:r>
           </w:p>
         </w:tc>
@@ -8488,7 +8488,7 @@
         </w:tc>
         <w:tc>
           <w:tcPr>
-            <w:tcW w:type="dxa" w:w="1621"/>
+            <w:tcW w:type="dxa" w:w="1894"/>
             <w:vAlign w:val="center"/>
           </w:tcPr>
           <w:p>
@@ -8544,15 +8544,15 @@
         </w:tc>
         <w:tc>
           <w:tcPr>
-            <w:tcW w:type="dxa" w:w="4768"/>
-            <w:vAlign w:val="center"/>
-          </w:tcPr>
-          <w:p>
-            <w:r>
-              <w:rPr>
-                <w:sz w:val="18"/>
-              </w:rPr>
-              <w:t>공공누리 표기, 출처·갱신일 표시, 카카오 로컬 결과는 장소 ID·URL만 저장, 카카오 데이터를 AI 입력에 써도 되는지는 카카오에 문의 후 결정(설계서 부록 A-5), 테스트 사진은 팀원 직접 촬영</w:t>
+            <w:tcW w:type="dxa" w:w="4495"/>
+            <w:vAlign w:val="center"/>
+          </w:tcPr>
+          <w:p>
+            <w:r>
+              <w:rPr>
+                <w:sz w:val="18"/>
+              </w:rPr>
+              <w:t>공공누리 표기, 출처·갱신일 표시, 카카오 로컬 결과는 장소 ID·URL만 저장, 테스트 사진은 팀원 직접 촬영</w:t>
             </w:r>
           </w:p>
         </w:tc>
@@ -8577,15 +8577,15 @@
         </w:tc>
         <w:tc>
           <w:tcPr>
-            <w:tcW w:type="dxa" w:w="1621"/>
-            <w:vAlign w:val="center"/>
-          </w:tcPr>
-          <w:p>
-            <w:r>
-              <w:rPr>
-                <w:sz w:val="18"/>
-              </w:rPr>
-              <w:t>AI API 비용 초과</w:t>
+            <w:tcW w:type="dxa" w:w="1894"/>
+            <w:vAlign w:val="center"/>
+          </w:tcPr>
+          <w:p>
+            <w:r>
+              <w:rPr>
+                <w:sz w:val="18"/>
+              </w:rPr>
+              <w:t>AI 모델 비용·성능 문제 (LLM 무료 한도 초과, 오픈소스 VLM 속도·정확도 부족)</w:t>
             </w:r>
           </w:p>
         </w:tc>
@@ -8633,15 +8633,15 @@
         </w:tc>
         <w:tc>
           <w:tcPr>
-            <w:tcW w:type="dxa" w:w="4768"/>
-            <w:vAlign w:val="center"/>
-          </w:tcPr>
-          <w:p>
-            <w:r>
-              <w:rPr>
-                <w:sz w:val="18"/>
-              </w:rPr>
-              <w:t>대표 사진 1장 축소 전송(AIR-07), 판별 결과 저장, 호출 수·비용 기록, 월 예산(3만 원 안)의 80%에 이르면 호출 수·모델 조정</w:t>
+            <w:tcW w:type="dxa" w:w="4495"/>
+            <w:vAlign w:val="center"/>
+          </w:tcPr>
+          <w:p>
+            <w:r>
+              <w:rPr>
+                <w:sz w:val="18"/>
+              </w:rPr>
+              <w:t>LLM은 저가 모델·무료 플랜을 쓰고 호출 수 기록, 무료 한도를 넘으면 저가 유료 모델로 전환. VLM은 PoC에서 응답 시간(NFR-01)·정확도(NFR-02)를 재고, 못 미치면 AI Gateway로 상용 API 교체</w:t>
             </w:r>
           </w:p>
         </w:tc>
@@ -8666,7 +8666,7 @@
         </w:tc>
         <w:tc>
           <w:tcPr>
-            <w:tcW w:type="dxa" w:w="1621"/>
+            <w:tcW w:type="dxa" w:w="1894"/>
             <w:vAlign w:val="center"/>
           </w:tcPr>
           <w:p>
@@ -8722,7 +8722,7 @@
         </w:tc>
         <w:tc>
           <w:tcPr>
-            <w:tcW w:type="dxa" w:w="4768"/>
+            <w:tcW w:type="dxa" w:w="4495"/>
             <w:vAlign w:val="center"/>
           </w:tcPr>
           <w:p>
@@ -9237,7 +9237,7 @@
         </w:tc>
         <w:tc>
           <w:tcPr>
-            <w:tcW w:type="dxa" w:w="996"/>
+            <w:tcW w:type="dxa" w:w="920"/>
             <w:shd w:val="clear" w:color="auto" w:fill="1F4E79"/>
             <w:vAlign w:val="center"/>
           </w:tcPr>
@@ -9257,7 +9257,7 @@
         </w:tc>
         <w:tc>
           <w:tcPr>
-            <w:tcW w:type="dxa" w:w="7509"/>
+            <w:tcW w:type="dxa" w:w="7585"/>
             <w:shd w:val="clear" w:color="auto" w:fill="1F4E79"/>
             <w:vAlign w:val="center"/>
           </w:tcPr>
@@ -9296,7 +9296,7 @@
         </w:tc>
         <w:tc>
           <w:tcPr>
-            <w:tcW w:type="dxa" w:w="996"/>
+            <w:tcW w:type="dxa" w:w="920"/>
             <w:vAlign w:val="center"/>
           </w:tcPr>
           <w:p>
@@ -9310,15 +9310,15 @@
         </w:tc>
         <w:tc>
           <w:tcPr>
-            <w:tcW w:type="dxa" w:w="7509"/>
-            <w:vAlign w:val="center"/>
-          </w:tcPr>
-          <w:p>
-            <w:r>
-              <w:rPr>
-                <w:sz w:val="18"/>
-              </w:rPr>
-              <w:t>사용 기술이 모두 공개 라이브러리·API. 기술 위험(GPS 보존, 매칭 정확도)은 스프린트 1 PoC에서 먼저 확인</w:t>
+            <w:tcW w:type="dxa" w:w="7585"/>
+            <w:vAlign w:val="center"/>
+          </w:tcPr>
+          <w:p>
+            <w:r>
+              <w:rPr>
+                <w:sz w:val="18"/>
+              </w:rPr>
+              <w:t>사용 기술이 모두 공개 라이브러리·API. 기술 위험(GPS 보존, 매칭 정확도, 오픈소스 VLM 속도)은 스프린트 1 PoC에서 먼저 확인</w:t>
             </w:r>
           </w:p>
         </w:tc>
@@ -9343,7 +9343,7 @@
         </w:tc>
         <w:tc>
           <w:tcPr>
-            <w:tcW w:type="dxa" w:w="996"/>
+            <w:tcW w:type="dxa" w:w="920"/>
             <w:vAlign w:val="center"/>
           </w:tcPr>
           <w:p>
@@ -9357,15 +9357,15 @@
         </w:tc>
         <w:tc>
           <w:tcPr>
-            <w:tcW w:type="dxa" w:w="7509"/>
-            <w:vAlign w:val="center"/>
-          </w:tcPr>
-          <w:p>
-            <w:r>
-              <w:rPr>
-                <w:sz w:val="18"/>
-              </w:rPr>
-              <w:t>데이터·도구 무료, AI 호출 비용은 대표 사진 1장·판별 결과 저장으로 줄이고 팀 월 예산(3만 원 안) 안에서 관리</w:t>
+            <w:tcW w:type="dxa" w:w="7585"/>
+            <w:vAlign w:val="center"/>
+          </w:tcPr>
+          <w:p>
+            <w:r>
+              <w:rPr>
+                <w:sz w:val="18"/>
+              </w:rPr>
+              <w:t>데이터·도구 무료, VLM은 오픈소스 모델을 직접 실행하고 LLM은 저가 모델·무료 플랜을 써서 AI 비용이 거의 없음</w:t>
             </w:r>
           </w:p>
         </w:tc>
@@ -9390,7 +9390,7 @@
         </w:tc>
         <w:tc>
           <w:tcPr>
-            <w:tcW w:type="dxa" w:w="996"/>
+            <w:tcW w:type="dxa" w:w="920"/>
             <w:vAlign w:val="center"/>
           </w:tcPr>
           <w:p>
@@ -9404,7 +9404,7 @@
         </w:tc>
         <w:tc>
           <w:tcPr>
-            <w:tcW w:type="dxa" w:w="7509"/>
+            <w:tcW w:type="dxa" w:w="7585"/>
             <w:vAlign w:val="center"/>
           </w:tcPr>
           <w:p>
@@ -9437,7 +9437,7 @@
         </w:tc>
         <w:tc>
           <w:tcPr>
-            <w:tcW w:type="dxa" w:w="996"/>
+            <w:tcW w:type="dxa" w:w="920"/>
             <w:vAlign w:val="center"/>
           </w:tcPr>
           <w:p>
@@ -9451,7 +9451,7 @@
         </w:tc>
         <w:tc>
           <w:tcPr>
-            <w:tcW w:type="dxa" w:w="7509"/>
+            <w:tcW w:type="dxa" w:w="7585"/>
             <w:vAlign w:val="center"/>
           </w:tcPr>
           <w:p>
@@ -9484,7 +9484,7 @@
         </w:tc>
         <w:tc>
           <w:tcPr>
-            <w:tcW w:type="dxa" w:w="996"/>
+            <w:tcW w:type="dxa" w:w="920"/>
             <w:vAlign w:val="center"/>
           </w:tcPr>
           <w:p>
@@ -9498,15 +9498,15 @@
         </w:tc>
         <w:tc>
           <w:tcPr>
-            <w:tcW w:type="dxa" w:w="7509"/>
-            <w:vAlign w:val="center"/>
-          </w:tcPr>
-          <w:p>
-            <w:r>
-              <w:rPr>
-                <w:sz w:val="18"/>
-              </w:rPr>
-              <w:t>공공누리 표기, 카카오 운영정책 준수(장소 ID·URL 외 미저장), 외부 AI 전송 동의, 원본 사진·좌표 비보관, 인물 미분석, 팀 촬영 사진만 테스트에 사용</w:t>
+            <w:tcW w:type="dxa" w:w="7585"/>
+            <w:vAlign w:val="center"/>
+          </w:tcPr>
+          <w:p>
+            <w:r>
+              <w:rPr>
+                <w:sz w:val="18"/>
+              </w:rPr>
+              <w:t>공공누리 표기, 카카오 운영정책 준수(장소 ID·URL 외 미저장), AI 분석 동의, 사진 외부 AI 미전송, 원본 사진·좌표 비보관, 인물 미분석, 팀 촬영 사진만 테스트에 사용</w:t>
             </w:r>
           </w:p>
         </w:tc>

--- a/docs/submission/01_계획서_찰칵부산_Team10.docx
+++ b/docs/submission/01_계획서_찰칵부산_Team10.docx
@@ -617,7 +617,7 @@
           <w:color w:val="57606A"/>
           <w:sz w:val="19"/>
         </w:rPr>
-        <w:t>요구사항 ID(FR, NFR, AC 등)와 유스케이스 ID(UC)는 요구사항분석서 v1.0, 컴포넌트 ID(CP)는 설계서 v1.0을 그대로 참조한다.</w:t>
+        <w:t>요구사항 ID(FR, NFR, AC 등)와 유스케이스 ID(UC)는 요구사항분석서 v1.0, 컴포넌트 ID(CP)는 설계서 v1.0 기준</w:t>
       </w:r>
     </w:p>
     <w:p>
@@ -637,17 +637,40 @@
       </w:r>
     </w:p>
     <w:p>
+      <w:pPr>
+        <w:pStyle w:val="a0"/>
+      </w:pPr>
       <w:r>
-        <w:t xml:space="preserve">여행 사진은 대부분 정리되지 않고, 여행기를 쓰려면 장소 검색·정보 확인·동선 정리·글쓰기를 모두 직접 해야 한다. 범용 AI는 사진 속 장소를 추측해 틀리거나 출처를 대지 못한다. 이 프로젝트의 목적은 부산 여행 사진만 올리면 </w:t>
+        <w:rPr>
+          <w:b/>
+        </w:rPr>
+        <w:t>배경</w:t>
+      </w:r>
+      <w:r>
+        <w:t>: 여행 사진 대부분이 정리되지 않음. 여행기 작성 시 장소 검색·정보 확인·동선 정리·글쓰기를 모두 직접 수행해야 함. 범용 AI는 사진 속 장소를 추측해 틀리거나 출처를 제시하지 못함</w:t>
+      </w:r>
+    </w:p>
+    <w:p>
+      <w:pPr>
+        <w:pStyle w:val="a0"/>
+      </w:pPr>
+      <w:r>
+        <w:rPr>
+          <w:b/>
+        </w:rPr>
+        <w:t>목적</w:t>
+      </w:r>
+      <w:r>
+        <w:t xml:space="preserve">: 부산 여행 사진만으로 </w:t>
       </w:r>
       <w:r>
         <w:rPr>
           <w:b/>
         </w:rPr>
-        <w:t>방문 장소를 공식 관광 데이터 안에서 찾아 장소 정보와 근처 못 가본 곳까지 안내하고</w:t>
+        <w:t>방문 장소를 공식 관광 데이터 안에서 찾아 장소 정보·근처 명소를 안내</w:t>
       </w:r>
       <w:r>
-        <w:t xml:space="preserve">, 확정된 장소로 </w:t>
+        <w:t xml:space="preserve">하고, 확정된 장소로 </w:t>
       </w:r>
       <w:r>
         <w:rPr>
@@ -656,7 +679,7 @@
         <w:t>동선 지도와 출처가 붙은 여행기</w:t>
       </w:r>
       <w:r>
-        <w:t>를 만들어 주는 모바일 웹 서비스 "찰칵부산"을 개발하는 것이다.</w:t>
+        <w:t>를 만드는 모바일 웹 서비스 "찰칵부산" 개발</w:t>
       </w:r>
     </w:p>
     <w:p>
@@ -668,6 +691,9 @@
       </w:r>
     </w:p>
     <w:p>
+      <w:pPr>
+        <w:pStyle w:val="a0"/>
+      </w:pPr>
       <w:r>
         <w:rPr>
           <w:b/>
@@ -683,7 +709,13 @@
         <w:pStyle w:val="a0"/>
       </w:pPr>
       <w:r>
-        <w:t>사진 한 장 한 장이 "여기가 어디?"라는 이미지 질의다. 시스템은 이 질의를 부산 공식 데이터 안에서 풀고, 답(장소)을 바탕으로 장소 정보·동선·근처 명소를 안내한다.</w:t>
+        <w:rPr>
+          <w:b/>
+        </w:rPr>
+        <w:t>이미지 질의</w:t>
+      </w:r>
+      <w:r>
+        <w:t>: 사진 한 장 한 장을 "여기가 어디?"라는 질의로 처리, 부산 공식 데이터 안에서 답(장소)을 찾아 장소 정보·동선·근처 명소 안내</w:t>
       </w:r>
     </w:p>
     <w:p>
@@ -691,7 +723,13 @@
         <w:pStyle w:val="a0"/>
       </w:pPr>
       <w:r>
-        <w:t>AI는 두 곳에서만 쓴다: (1) 후보 목록 안에서 사진과 맞는 장소 고르기(VLM — 오픈소스 모델을 서버에서 직접 실행), (2) 확정된 사실로 여행기 문장 쓰기(LLM — Claude Haiku 같은 저가 모델이나 Gemini 무료 플랜). EXIF 처리, 군집화, 후보 검색, 확신도 라우팅, 각주 연결, 사실 대조는 직접 구현한다.</w:t>
+        <w:rPr>
+          <w:b/>
+        </w:rPr>
+        <w:t>AI 사용 범위</w:t>
+      </w:r>
+      <w:r>
+        <w:t>: (1) 후보 목록 안에서 사진과 맞는 장소 선택(VLM — 오픈소스 모델 직접 실행), (2) 확정된 사실로 여행기 문장 작성(LLM — Claude Haiku 같은 저가 모델 또는 Gemini 무료 플랜). EXIF 처리, 군집화, 후보 검색, 확신도 라우팅, 각주 연결, 사실 대조는 직접 구현</w:t>
       </w:r>
     </w:p>
     <w:p>
@@ -721,7 +759,7 @@
         </w:trPr>
         <w:tc>
           <w:tcPr>
-            <w:tcW w:type="dxa" w:w="2407"/>
+            <w:tcW w:type="dxa" w:w="2417"/>
             <w:shd w:val="clear" w:color="auto" w:fill="1F4E79"/>
             <w:vAlign w:val="center"/>
           </w:tcPr>
@@ -742,7 +780,7 @@
         </w:tc>
         <w:tc>
           <w:tcPr>
-            <w:tcW w:type="dxa" w:w="5746"/>
+            <w:tcW w:type="dxa" w:w="5736"/>
             <w:shd w:val="clear" w:color="auto" w:fill="1F4E79"/>
             <w:vAlign w:val="center"/>
           </w:tcPr>
@@ -789,7 +827,7 @@
         </w:trPr>
         <w:tc>
           <w:tcPr>
-            <w:tcW w:type="dxa" w:w="2407"/>
+            <w:tcW w:type="dxa" w:w="2417"/>
             <w:vAlign w:val="center"/>
           </w:tcPr>
           <w:p>
@@ -806,7 +844,7 @@
         </w:tc>
         <w:tc>
           <w:tcPr>
-            <w:tcW w:type="dxa" w:w="5746"/>
+            <w:tcW w:type="dxa" w:w="5736"/>
             <w:vAlign w:val="center"/>
           </w:tcPr>
           <w:p>
@@ -845,7 +883,7 @@
         </w:trPr>
         <w:tc>
           <w:tcPr>
-            <w:tcW w:type="dxa" w:w="2407"/>
+            <w:tcW w:type="dxa" w:w="2417"/>
             <w:vAlign w:val="center"/>
           </w:tcPr>
           <w:p>
@@ -862,7 +900,7 @@
         </w:tc>
         <w:tc>
           <w:tcPr>
-            <w:tcW w:type="dxa" w:w="5746"/>
+            <w:tcW w:type="dxa" w:w="5736"/>
             <w:vAlign w:val="center"/>
           </w:tcPr>
           <w:p>
@@ -901,7 +939,7 @@
         </w:trPr>
         <w:tc>
           <w:tcPr>
-            <w:tcW w:type="dxa" w:w="2407"/>
+            <w:tcW w:type="dxa" w:w="2417"/>
             <w:vAlign w:val="center"/>
           </w:tcPr>
           <w:p>
@@ -918,7 +956,7 @@
         </w:tc>
         <w:tc>
           <w:tcPr>
-            <w:tcW w:type="dxa" w:w="5746"/>
+            <w:tcW w:type="dxa" w:w="5736"/>
             <w:vAlign w:val="center"/>
           </w:tcPr>
           <w:p>
@@ -957,7 +995,7 @@
         </w:trPr>
         <w:tc>
           <w:tcPr>
-            <w:tcW w:type="dxa" w:w="2407"/>
+            <w:tcW w:type="dxa" w:w="2417"/>
             <w:vAlign w:val="center"/>
           </w:tcPr>
           <w:p>
@@ -974,7 +1012,7 @@
         </w:tc>
         <w:tc>
           <w:tcPr>
-            <w:tcW w:type="dxa" w:w="5746"/>
+            <w:tcW w:type="dxa" w:w="5736"/>
             <w:vAlign w:val="center"/>
           </w:tcPr>
           <w:p>
@@ -1013,7 +1051,7 @@
         </w:trPr>
         <w:tc>
           <w:tcPr>
-            <w:tcW w:type="dxa" w:w="2407"/>
+            <w:tcW w:type="dxa" w:w="2417"/>
             <w:vAlign w:val="center"/>
           </w:tcPr>
           <w:p>
@@ -1030,7 +1068,7 @@
         </w:tc>
         <w:tc>
           <w:tcPr>
-            <w:tcW w:type="dxa" w:w="5746"/>
+            <w:tcW w:type="dxa" w:w="5736"/>
             <w:vAlign w:val="center"/>
           </w:tcPr>
           <w:p>
@@ -1069,7 +1107,7 @@
         </w:trPr>
         <w:tc>
           <w:tcPr>
-            <w:tcW w:type="dxa" w:w="2407"/>
+            <w:tcW w:type="dxa" w:w="2417"/>
             <w:vAlign w:val="center"/>
           </w:tcPr>
           <w:p>
@@ -1086,7 +1124,7 @@
         </w:tc>
         <w:tc>
           <w:tcPr>
-            <w:tcW w:type="dxa" w:w="5746"/>
+            <w:tcW w:type="dxa" w:w="5736"/>
             <w:vAlign w:val="center"/>
           </w:tcPr>
           <w:p>
@@ -1125,7 +1163,7 @@
         </w:trPr>
         <w:tc>
           <w:tcPr>
-            <w:tcW w:type="dxa" w:w="2407"/>
+            <w:tcW w:type="dxa" w:w="2417"/>
             <w:vAlign w:val="center"/>
           </w:tcPr>
           <w:p>
@@ -1142,7 +1180,7 @@
         </w:tc>
         <w:tc>
           <w:tcPr>
-            <w:tcW w:type="dxa" w:w="5746"/>
+            <w:tcW w:type="dxa" w:w="5736"/>
             <w:vAlign w:val="center"/>
           </w:tcPr>
           <w:p>
@@ -1181,7 +1219,7 @@
         </w:trPr>
         <w:tc>
           <w:tcPr>
-            <w:tcW w:type="dxa" w:w="2407"/>
+            <w:tcW w:type="dxa" w:w="2417"/>
             <w:vAlign w:val="center"/>
           </w:tcPr>
           <w:p>
@@ -1198,7 +1236,7 @@
         </w:tc>
         <w:tc>
           <w:tcPr>
-            <w:tcW w:type="dxa" w:w="5746"/>
+            <w:tcW w:type="dxa" w:w="5736"/>
             <w:vAlign w:val="center"/>
           </w:tcPr>
           <w:p>
@@ -1237,7 +1275,7 @@
         </w:trPr>
         <w:tc>
           <w:tcPr>
-            <w:tcW w:type="dxa" w:w="2407"/>
+            <w:tcW w:type="dxa" w:w="2417"/>
             <w:vAlign w:val="center"/>
           </w:tcPr>
           <w:p>
@@ -1254,7 +1292,7 @@
         </w:tc>
         <w:tc>
           <w:tcPr>
-            <w:tcW w:type="dxa" w:w="5746"/>
+            <w:tcW w:type="dxa" w:w="5736"/>
             <w:vAlign w:val="center"/>
           </w:tcPr>
           <w:p>
@@ -1293,7 +1331,7 @@
         </w:trPr>
         <w:tc>
           <w:tcPr>
-            <w:tcW w:type="dxa" w:w="2407"/>
+            <w:tcW w:type="dxa" w:w="2417"/>
             <w:vAlign w:val="center"/>
           </w:tcPr>
           <w:p>
@@ -1310,18 +1348,18 @@
         </w:tc>
         <w:tc>
           <w:tcPr>
-            <w:tcW w:type="dxa" w:w="5746"/>
-            <w:vAlign w:val="center"/>
-          </w:tcPr>
-          <w:p>
-            <w:pPr>
-              <w:spacing w:before="0" w:after="0" w:line="210" w:lineRule="exact"/>
-            </w:pPr>
-            <w:r>
-              <w:rPr>
-                <w:sz w:val="17"/>
-              </w:rPr>
-              <w:t>이 수업을 위해 새로 제안한 주제(이슈 #3, 10/13). 팀원 각자 다른 과목·대회 과제와 겹치지 않음을 확인한다</w:t>
+            <w:tcW w:type="dxa" w:w="5736"/>
+            <w:vAlign w:val="center"/>
+          </w:tcPr>
+          <w:p>
+            <w:pPr>
+              <w:spacing w:before="0" w:after="0" w:line="210" w:lineRule="exact"/>
+            </w:pPr>
+            <w:r>
+              <w:rPr>
+                <w:sz w:val="17"/>
+              </w:rPr>
+              <w:t>이 수업을 위해 새로 제안한 주제(이슈 #3, 10/13). 팀원별 타 과목·대회 과제와의 중복 여부 확인</w:t>
             </w:r>
           </w:p>
         </w:tc>
@@ -1911,7 +1949,7 @@
         <w:t>가정</w:t>
       </w:r>
       <w:r>
-        <w:t>: 사용자 사진 대부분에 GPS가 있다(없으면 촬영 시각으로 묶고 사용자가 장소를 고른다 — FR-02, FR-06). 부산 주요 관광지·음식점은 TourAPI·부산광역시 데이터 또는 카카오 로컬에 있다. 외부 API의 형식과 무료 쿼터가 개발 기간 동안 유지된다.</w:t>
+        <w:t>: 사용자 사진 대부분에 GPS 존재(없으면 촬영 시각으로 묶고 사용자가 장소 선택 — FR-02, FR-06). 부산 주요 관광지·음식점은 TourAPI·부산광역시 데이터 또는 카카오 로컬에 등록. 외부 API의 형식과 무료 쿼터가 개발 기간 동안 유지</w:t>
       </w:r>
     </w:p>
     <w:p>
@@ -1925,7 +1963,7 @@
         <w:t>제약</w:t>
       </w:r>
       <w:r>
-        <w:t>: 실제 구현 기간 약 4주(10/30~11/27), 팀원 4명이 주당 약 10시간 투입, 공공데이터·지도·LLM은 무료 쿼터나 저가 요금 안에서 사용하고 VLM은 오픈소스 모델을 직접 실행(6장), 원본 사진·좌표 비보관, 카카오 로컬 검색 결과는 장소 ID·URL 외 저장 금지(카카오 운영정책).</w:t>
+        <w:t>: 실제 구현 기간 약 4주(10/30~11/27), 팀원 4명 주당 약 10시간 투입. 공공데이터·지도·LLM은 무료 쿼터나 저가 요금 안에서 사용, VLM은 오픈소스 모델 직접 실행(6장). 원본 사진·좌표 비보관, 카카오 로컬 검색 결과는 장소 ID·URL 외 저장 금지(카카오 운영정책)</w:t>
       </w:r>
     </w:p>
     <w:p>
@@ -2169,6 +2207,9 @@
       </w:r>
     </w:p>
     <w:p>
+      <w:pPr>
+        <w:pStyle w:val="a0"/>
+      </w:pPr>
       <w:r>
         <w:rPr>
           <w:b/>
@@ -2176,7 +2217,7 @@
         <w:t>스크럼 기반 반복 개발 + 초기 기술 PoC(프로토타입)</w:t>
       </w:r>
       <w:r>
-        <w:t xml:space="preserve"> 를 사용한다.</w:t>
+        <w:t xml:space="preserve"> 적용</w:t>
       </w:r>
     </w:p>
     <w:tbl>
@@ -2198,7 +2239,7 @@
         </w:trPr>
         <w:tc>
           <w:tcPr>
-            <w:tcW w:type="dxa" w:w="3841"/>
+            <w:tcW w:type="dxa" w:w="3548"/>
             <w:shd w:val="clear" w:color="auto" w:fill="1F4E79"/>
             <w:vAlign w:val="center"/>
           </w:tcPr>
@@ -2219,7 +2260,7 @@
         </w:tc>
         <w:tc>
           <w:tcPr>
-            <w:tcW w:type="dxa" w:w="3792"/>
+            <w:tcW w:type="dxa" w:w="3975"/>
             <w:shd w:val="clear" w:color="auto" w:fill="1F4E79"/>
             <w:vAlign w:val="center"/>
           </w:tcPr>
@@ -2240,7 +2281,7 @@
         </w:tc>
         <w:tc>
           <w:tcPr>
-            <w:tcW w:type="dxa" w:w="2289"/>
+            <w:tcW w:type="dxa" w:w="2399"/>
             <w:shd w:val="clear" w:color="auto" w:fill="1F4E79"/>
             <w:vAlign w:val="center"/>
           </w:tcPr>
@@ -2266,24 +2307,24 @@
         </w:trPr>
         <w:tc>
           <w:tcPr>
-            <w:tcW w:type="dxa" w:w="3841"/>
-            <w:vAlign w:val="center"/>
-          </w:tcPr>
-          <w:p>
-            <w:pPr>
-              <w:spacing w:before="0" w:after="0" w:line="210" w:lineRule="exact"/>
-            </w:pPr>
-            <w:r>
-              <w:rPr>
-                <w:sz w:val="17"/>
-              </w:rPr>
-              <w:t>발표·제출 일정이 고정되어 있다</w:t>
-            </w:r>
-          </w:p>
-        </w:tc>
-        <w:tc>
-          <w:tcPr>
-            <w:tcW w:type="dxa" w:w="3792"/>
+            <w:tcW w:type="dxa" w:w="3548"/>
+            <w:vAlign w:val="center"/>
+          </w:tcPr>
+          <w:p>
+            <w:pPr>
+              <w:spacing w:before="0" w:after="0" w:line="210" w:lineRule="exact"/>
+            </w:pPr>
+            <w:r>
+              <w:rPr>
+                <w:sz w:val="17"/>
+              </w:rPr>
+              <w:t>발표·제출 일정 고정</w:t>
+            </w:r>
+          </w:p>
+        </w:tc>
+        <w:tc>
+          <w:tcPr>
+            <w:tcW w:type="dxa" w:w="3975"/>
             <w:vAlign w:val="center"/>
           </w:tcPr>
           <w:p>
@@ -2300,7 +2341,7 @@
         </w:tc>
         <w:tc>
           <w:tcPr>
-            <w:tcW w:type="dxa" w:w="2289"/>
+            <w:tcW w:type="dxa" w:w="2399"/>
             <w:vAlign w:val="center"/>
           </w:tcPr>
           <w:p>
@@ -2322,24 +2363,24 @@
         </w:trPr>
         <w:tc>
           <w:tcPr>
-            <w:tcW w:type="dxa" w:w="3841"/>
-            <w:vAlign w:val="center"/>
-          </w:tcPr>
-          <w:p>
-            <w:pPr>
-              <w:spacing w:before="0" w:after="0" w:line="210" w:lineRule="exact"/>
-            </w:pPr>
-            <w:r>
-              <w:rPr>
-                <w:sz w:val="17"/>
-              </w:rPr>
-              <w:t>AI 매칭 정확도, 사진 GPS 보존 여부 등 기술 위험이 크다</w:t>
-            </w:r>
-          </w:p>
-        </w:tc>
-        <w:tc>
-          <w:tcPr>
-            <w:tcW w:type="dxa" w:w="3792"/>
+            <w:tcW w:type="dxa" w:w="3548"/>
+            <w:vAlign w:val="center"/>
+          </w:tcPr>
+          <w:p>
+            <w:pPr>
+              <w:spacing w:before="0" w:after="0" w:line="210" w:lineRule="exact"/>
+            </w:pPr>
+            <w:r>
+              <w:rPr>
+                <w:sz w:val="17"/>
+              </w:rPr>
+              <w:t>AI 매칭 정확도, 사진 GPS 보존 여부 등 기술 위험 큼</w:t>
+            </w:r>
+          </w:p>
+        </w:tc>
+        <w:tc>
+          <w:tcPr>
+            <w:tcW w:type="dxa" w:w="3975"/>
             <w:vAlign w:val="center"/>
           </w:tcPr>
           <w:p>
@@ -2356,7 +2397,7 @@
         </w:tc>
         <w:tc>
           <w:tcPr>
-            <w:tcW w:type="dxa" w:w="2289"/>
+            <w:tcW w:type="dxa" w:w="2399"/>
             <w:vAlign w:val="center"/>
           </w:tcPr>
           <w:p>
@@ -2378,24 +2419,24 @@
         </w:trPr>
         <w:tc>
           <w:tcPr>
-            <w:tcW w:type="dxa" w:w="3841"/>
-            <w:vAlign w:val="center"/>
-          </w:tcPr>
-          <w:p>
-            <w:pPr>
-              <w:spacing w:before="0" w:after="0" w:line="210" w:lineRule="exact"/>
-            </w:pPr>
-            <w:r>
-              <w:rPr>
-                <w:sz w:val="17"/>
-              </w:rPr>
-              <w:t>수업에서 단계별 산출물을 요구한다</w:t>
-            </w:r>
-          </w:p>
-        </w:tc>
-        <w:tc>
-          <w:tcPr>
-            <w:tcW w:type="dxa" w:w="3792"/>
+            <w:tcW w:type="dxa" w:w="3548"/>
+            <w:vAlign w:val="center"/>
+          </w:tcPr>
+          <w:p>
+            <w:pPr>
+              <w:spacing w:before="0" w:after="0" w:line="210" w:lineRule="exact"/>
+            </w:pPr>
+            <w:r>
+              <w:rPr>
+                <w:sz w:val="17"/>
+              </w:rPr>
+              <w:t>수업에서 단계별 산출물 요구</w:t>
+            </w:r>
+          </w:p>
+        </w:tc>
+        <w:tc>
+          <w:tcPr>
+            <w:tcW w:type="dxa" w:w="3975"/>
             <w:vAlign w:val="center"/>
           </w:tcPr>
           <w:p>
@@ -2412,7 +2453,7 @@
         </w:tc>
         <w:tc>
           <w:tcPr>
-            <w:tcW w:type="dxa" w:w="2289"/>
+            <w:tcW w:type="dxa" w:w="2399"/>
             <w:vAlign w:val="center"/>
           </w:tcPr>
           <w:p>
@@ -2434,24 +2475,24 @@
         </w:trPr>
         <w:tc>
           <w:tcPr>
-            <w:tcW w:type="dxa" w:w="3841"/>
-            <w:vAlign w:val="center"/>
-          </w:tcPr>
-          <w:p>
-            <w:pPr>
-              <w:spacing w:before="0" w:after="0" w:line="210" w:lineRule="exact"/>
-            </w:pPr>
-            <w:r>
-              <w:rPr>
-                <w:sz w:val="17"/>
-              </w:rPr>
-              <w:t>요구사항과 테스트를 연결해야 한다</w:t>
-            </w:r>
-          </w:p>
-        </w:tc>
-        <w:tc>
-          <w:tcPr>
-            <w:tcW w:type="dxa" w:w="3792"/>
+            <w:tcW w:type="dxa" w:w="3548"/>
+            <w:vAlign w:val="center"/>
+          </w:tcPr>
+          <w:p>
+            <w:pPr>
+              <w:spacing w:before="0" w:after="0" w:line="210" w:lineRule="exact"/>
+            </w:pPr>
+            <w:r>
+              <w:rPr>
+                <w:sz w:val="17"/>
+              </w:rPr>
+              <w:t>요구사항과 테스트의 연결 필요</w:t>
+            </w:r>
+          </w:p>
+        </w:tc>
+        <w:tc>
+          <w:tcPr>
+            <w:tcW w:type="dxa" w:w="3975"/>
             <w:vAlign w:val="center"/>
           </w:tcPr>
           <w:p>
@@ -2468,7 +2509,7 @@
         </w:tc>
         <w:tc>
           <w:tcPr>
-            <w:tcW w:type="dxa" w:w="2289"/>
+            <w:tcW w:type="dxa" w:w="2399"/>
             <w:vAlign w:val="center"/>
           </w:tcPr>
           <w:p>
@@ -2820,8 +2861,11 @@
       </w:r>
     </w:p>
     <w:p>
+      <w:pPr>
+        <w:pStyle w:val="a0"/>
+      </w:pPr>
       <w:r>
-        <w:t>중간발표 평가 항목 5개를 한 명이 하나씩 맡고, 발표도 맡은 파트를 직접 한다.</w:t>
+        <w:t>중간발표 평가 항목 5개를 1인 1항목으로 분담, 발표도 담당 파트를 직접 수행</w:t>
       </w:r>
     </w:p>
     <w:tbl>
@@ -3409,8 +3453,11 @@
       </w:pPr>
     </w:p>
     <w:p>
+      <w:pPr>
+        <w:pStyle w:val="a0"/>
+      </w:pPr>
       <w:r>
-        <w:t>문서 사이 정합성은 서로 검토했다: 설계 담당이 요구사항분석서 불일치 8건을 찾아 반영했고(이슈 #5), 유스케이스 담당이 추가로 3건을 찾아 v1.0에 반영했다.</w:t>
+        <w:t>문서 간 정합성 교차 검토: 설계 담당이 요구사항분석서 불일치 8건 발견·반영(이슈 #5), 유스케이스 담당이 추가 3건 발견·v1.0 반영</w:t>
       </w:r>
     </w:p>
     <w:p>
@@ -3422,8 +3469,11 @@
       </w:r>
     </w:p>
     <w:p>
+      <w:pPr>
+        <w:pStyle w:val="a0"/>
+      </w:pPr>
       <w:r>
-        <w:t>설계서 3.1의 컴포넌트를 기준으로 스프린트 1 계획 회의(10/30)에서 담당자를 확정한다.</w:t>
+        <w:t>설계서 3.1의 컴포넌트 기준으로 스프린트 1 계획 회의(10/30)에서 담당자 확정</w:t>
       </w:r>
     </w:p>
     <w:tbl>
@@ -3753,7 +3803,7 @@
         <w:pStyle w:val="a0"/>
       </w:pPr>
       <w:r>
-        <w:t>정기 회의: 수업일(화·목) 수업 후 짧게 진행 상황 공유</w:t>
+        <w:t>정기 회의: 수업일(화·목) 수업 후 진행 상황 공유</w:t>
       </w:r>
     </w:p>
     <w:p>
@@ -3769,7 +3819,7 @@
         <w:pStyle w:val="a0"/>
       </w:pPr>
       <w:r>
-        <w:t>문서 사이 수정 요청은 GitHub 이슈로 남기고 담당자가 반영한다 (예: 이슈 #5)</w:t>
+        <w:t>문서 간 수정 요청은 GitHub 이슈로 등록, 담당자가 반영 (예: 이슈 #5)</w:t>
       </w:r>
     </w:p>
     <w:p>
@@ -7644,8 +7694,11 @@
       </w:pPr>
     </w:p>
     <w:p>
+      <w:pPr>
+        <w:pStyle w:val="a0"/>
+      </w:pPr>
       <w:r>
-        <w:t>공수 단위는 MD(man-day, 1 MD = 8시간)이다. 괄호 안 공수(4.8)는 진척이 앞설 때만 하는 작업이라 합계에 넣지 않았다. 가용 공수와의 비교는 6장에 있다.</w:t>
+        <w:t>공수 단위: MD(man-day, 1 MD = 8시간). 괄호 안 공수(4.8)는 진척이 앞설 때만 수행하는 작업으로 합계에서 제외, 가용 공수 비교는 6장 참고</w:t>
       </w:r>
     </w:p>
     <w:p>
@@ -7719,7 +7772,7 @@
         <w:t>임계 경로</w:t>
       </w:r>
       <w:r>
-        <w:t>: 사진 업로드·군집화(4.2) → 후보 조회·VLM 매칭(4.3) → 근거 기반 여행기(4.5) → 시스템·인수 테스트(5.3) → 최종발표. 이 경로가 늦어지면 Should·Could 기능부터 뺀다.</w:t>
+        <w:t>: 사진 업로드·군집화(4.2) → 후보 조회·VLM 매칭(4.3) → 근거 기반 여행기(4.5) → 시스템·인수 테스트(5.3) → 최종발표. 지연 시 Should·Could 기능부터 제외</w:t>
       </w:r>
     </w:p>
     <w:p>
@@ -7733,7 +7786,7 @@
         <w:t>일정 위험 구간</w:t>
       </w:r>
       <w:r>
-        <w:t>: 11/3~5 SW이노베이션 행사 주간(온라인 수업), 11/12 케이스 스터디 발표가 스프린트 1과 겹친다.</w:t>
+        <w:t>: 11/3~5 SW이노베이션 행사 주간(온라인 수업), 11/12 케이스 스터디 발표가 스프린트 1과 겹침</w:t>
       </w:r>
     </w:p>
     <w:p>
@@ -8123,7 +8176,7 @@
         </w:tc>
         <w:tc>
           <w:tcPr>
-            <w:tcW w:type="dxa" w:w="5743"/>
+            <w:tcW w:type="dxa" w:w="5679"/>
             <w:shd w:val="clear" w:color="auto" w:fill="1F4E79"/>
             <w:vAlign w:val="center"/>
           </w:tcPr>
@@ -8144,7 +8197,7 @@
         </w:tc>
         <w:tc>
           <w:tcPr>
-            <w:tcW w:type="dxa" w:w="2960"/>
+            <w:tcW w:type="dxa" w:w="3023"/>
             <w:shd w:val="clear" w:color="auto" w:fill="1F4E79"/>
             <w:vAlign w:val="center"/>
           </w:tcPr>
@@ -8187,7 +8240,7 @@
         </w:tc>
         <w:tc>
           <w:tcPr>
-            <w:tcW w:type="dxa" w:w="5743"/>
+            <w:tcW w:type="dxa" w:w="5679"/>
             <w:vAlign w:val="center"/>
           </w:tcPr>
           <w:p>
@@ -8204,7 +8257,7 @@
         </w:tc>
         <w:tc>
           <w:tcPr>
-            <w:tcW w:type="dxa" w:w="2960"/>
+            <w:tcW w:type="dxa" w:w="3023"/>
             <w:vAlign w:val="center"/>
           </w:tcPr>
           <w:p>
@@ -8243,7 +8296,7 @@
         </w:tc>
         <w:tc>
           <w:tcPr>
-            <w:tcW w:type="dxa" w:w="5743"/>
+            <w:tcW w:type="dxa" w:w="5679"/>
             <w:vAlign w:val="center"/>
           </w:tcPr>
           <w:p>
@@ -8260,7 +8313,7 @@
         </w:tc>
         <w:tc>
           <w:tcPr>
-            <w:tcW w:type="dxa" w:w="2960"/>
+            <w:tcW w:type="dxa" w:w="3023"/>
             <w:vAlign w:val="center"/>
           </w:tcPr>
           <w:p>
@@ -8299,7 +8352,7 @@
         </w:tc>
         <w:tc>
           <w:tcPr>
-            <w:tcW w:type="dxa" w:w="5743"/>
+            <w:tcW w:type="dxa" w:w="5679"/>
             <w:vAlign w:val="center"/>
           </w:tcPr>
           <w:p>
@@ -8316,7 +8369,7 @@
         </w:tc>
         <w:tc>
           <w:tcPr>
-            <w:tcW w:type="dxa" w:w="2960"/>
+            <w:tcW w:type="dxa" w:w="3023"/>
             <w:vAlign w:val="center"/>
           </w:tcPr>
           <w:p>
@@ -8355,24 +8408,24 @@
         </w:tc>
         <w:tc>
           <w:tcPr>
-            <w:tcW w:type="dxa" w:w="5743"/>
-            <w:vAlign w:val="center"/>
-          </w:tcPr>
-          <w:p>
-            <w:pPr>
-              <w:spacing w:before="0" w:after="0" w:line="210" w:lineRule="exact"/>
-            </w:pPr>
-            <w:r>
-              <w:rPr>
-                <w:sz w:val="17"/>
-              </w:rPr>
-              <w:t>카카오 지도 API(일 30만 회)·로컬 API(일 10만 회) 무료 쿼터 안에서 사용. 운영정책에 따라 로컬 검색 결과는 장소 ID·URL만 저장하고 나머지는 필요할 때마다 조회</w:t>
-            </w:r>
-          </w:p>
-        </w:tc>
-        <w:tc>
-          <w:tcPr>
-            <w:tcW w:type="dxa" w:w="2960"/>
+            <w:tcW w:type="dxa" w:w="5679"/>
+            <w:vAlign w:val="center"/>
+          </w:tcPr>
+          <w:p>
+            <w:pPr>
+              <w:spacing w:before="0" w:after="0" w:line="210" w:lineRule="exact"/>
+            </w:pPr>
+            <w:r>
+              <w:rPr>
+                <w:sz w:val="17"/>
+              </w:rPr>
+              <w:t>카카오 지도 API(일 30만 회)·로컬 API(일 10만 회) 무료 쿼터 안에서 사용. 운영정책상 로컬 검색 결과는 장소 ID·URL만 저장, 나머지는 필요 시 조회</w:t>
+            </w:r>
+          </w:p>
+        </w:tc>
+        <w:tc>
+          <w:tcPr>
+            <w:tcW w:type="dxa" w:w="3023"/>
             <w:vAlign w:val="center"/>
           </w:tcPr>
           <w:p>
@@ -8411,7 +8464,7 @@
         </w:tc>
         <w:tc>
           <w:tcPr>
-            <w:tcW w:type="dxa" w:w="5743"/>
+            <w:tcW w:type="dxa" w:w="5679"/>
             <w:vAlign w:val="center"/>
           </w:tcPr>
           <w:p>
@@ -8428,7 +8481,7 @@
         </w:tc>
         <w:tc>
           <w:tcPr>
-            <w:tcW w:type="dxa" w:w="2960"/>
+            <w:tcW w:type="dxa" w:w="3023"/>
             <w:vAlign w:val="center"/>
           </w:tcPr>
           <w:p>
@@ -8454,6 +8507,9 @@
       </w:pPr>
     </w:p>
     <w:p>
+      <w:pPr>
+        <w:pStyle w:val="a0"/>
+      </w:pPr>
       <w:r>
         <w:rPr>
           <w:b/>
@@ -8461,7 +8517,35 @@
         <w:t>공수 추정</w:t>
       </w:r>
       <w:r>
-        <w:t>: WBS 작업마다 공수를 추정했다(5.2, 1 MD = 8시간). 계획 공수 32.5 MD는 가용 공수 35 MD 안에 든다. 기간별로는 중간발표 전 9.5 MD(가용 약 10 MD), 구현·테스트 기간(10/30~11/27) 20 MD(가용 20 MD), 마무리 3 MD다. 구현 기간에는 여유가 없으므로 Should 기능(WBS 4.8, 약 2 MD)은 스프린트 1이 계획대로 끝났을 때만 시작하고, 스프린트 리뷰마다 실제 투입 시간과 비교해 범위(Should·Could)를 조정한다.</w:t>
+        <w:t>: WBS 작업별 추정(5.2, 1 MD = 8시간). 계획 공수 32.5 MD로 가용 공수 35 MD 이내</w:t>
+      </w:r>
+    </w:p>
+    <w:p>
+      <w:pPr>
+        <w:pStyle w:val="a0"/>
+      </w:pPr>
+      <w:r>
+        <w:rPr>
+          <w:b/>
+        </w:rPr>
+        <w:t>기간별 공수</w:t>
+      </w:r>
+      <w:r>
+        <w:t>: 중간발표 전 9.5 MD(가용 약 10 MD), 구현·테스트 기간(10/30~11/27) 20 MD(가용 20 MD), 마무리 3 MD</w:t>
+      </w:r>
+    </w:p>
+    <w:p>
+      <w:pPr>
+        <w:pStyle w:val="a0"/>
+      </w:pPr>
+      <w:r>
+        <w:rPr>
+          <w:b/>
+        </w:rPr>
+        <w:t>범위 조정</w:t>
+      </w:r>
+      <w:r>
+        <w:t>: 구현 기간에 여유가 없으므로 Should 기능(WBS 4.8, 약 2 MD)은 스프린트 1이 계획대로 끝난 경우에만 착수, 스프린트 리뷰마다 실제 투입 시간과 비교해 범위(Should·Could) 조정</w:t>
       </w:r>
     </w:p>
     <w:p>
@@ -8473,6 +8557,9 @@
       </w:r>
     </w:p>
     <w:p>
+      <w:pPr>
+        <w:pStyle w:val="a0"/>
+      </w:pPr>
       <w:r>
         <w:t>절차: 위험 식별 → GitHub 이슈로 등록 → 가능성·영향 평가 → 대응 계획 → 스프린트 리뷰마다 점검</w:t>
       </w:r>
@@ -8658,7 +8745,7 @@
               <w:rPr>
                 <w:sz w:val="17"/>
               </w:rPr>
-              <w:t>모바일 웹 업로드나 메신저 전송 과정에서 사진 GPS가 지워진다</w:t>
+              <w:t>모바일 웹 업로드·메신저 전송 과정에서 사진 GPS 삭제</w:t>
             </w:r>
           </w:p>
         </w:tc>
@@ -8765,7 +8852,7 @@
               <w:rPr>
                 <w:sz w:val="17"/>
               </w:rPr>
-              <w:t>VLM 장소 매칭 정확도(방문지 단위)가 80%에 못 미친다</w:t>
+              <w:t>VLM 장소 매칭 정확도(방문지 단위) 80% 미달</w:t>
             </w:r>
           </w:p>
         </w:tc>
@@ -8872,7 +8959,7 @@
               <w:rPr>
                 <w:sz w:val="17"/>
               </w:rPr>
-              <w:t>LLM이 근거 없는 사실을 쓴다 (환각)</w:t>
+              <w:t>LLM의 근거 없는 사실 생성 (환각)</w:t>
             </w:r>
           </w:p>
         </w:tc>
@@ -9368,7 +9455,7 @@
               <w:rPr>
                 <w:sz w:val="17"/>
               </w:rPr>
-              <w:t>AI 분석 전 동의, 사진은 서버의 VLM에서만 처리(외부 AI로 보내지 않음), 원본·좌표 분석 후 삭제, EXIF 제거 썸네일만 보관, 인물 미분석, 여행 삭제 기능(NFR-04)</w:t>
+              <w:t>AI 분석 전 동의, 사진은 서버의 VLM에서만 처리(외부 AI 미전송), 원본·좌표 분석 후 삭제, EXIF 제거 썸네일만 보관, 인물 미분석, 여행 삭제 기능(NFR-04)</w:t>
             </w:r>
           </w:p>
         </w:tc>
@@ -9582,7 +9669,7 @@
               <w:rPr>
                 <w:sz w:val="17"/>
               </w:rPr>
-              <w:t>LLM은 저가 모델·무료 플랜을 쓰고 호출 수 기록, 무료 한도를 넘으면 저가 유료 모델로 전환. VLM은 PoC에서 응답 시간(NFR-01)·정확도(NFR-02)를 재고, 못 미치면 AI Gateway로 상용 API 교체</w:t>
+              <w:t>LLM은 저가 모델·무료 플랜 사용 및 호출 수 기록, 무료 한도 초과 시 저가 유료 모델로 전환. VLM은 PoC에서 응답 시간(NFR-01)·정확도(NFR-02) 측정, 미달 시 AI Gateway로 상용 API 교체</w:t>
             </w:r>
           </w:p>
         </w:tc>
@@ -10166,7 +10253,7 @@
         <w:t>문서 버전·ID</w:t>
       </w:r>
       <w:r>
-        <w:t>: v0.x 초안 → v1.0 중간발표 기준선 → 최종발표 전 v2.0, 변경 이력은 문서 첫머리에 남긴다. FR·NFR·UC·CP 등 ID는 지우거나 번호를 바꾸지 않고 새로 추가만 한다</w:t>
+        <w:t>: v0.x 초안 → v1.0 중간발표 기준선 → 최종발표 전 v2.0, 변경 이력은 문서 첫머리에 기록. FR·NFR·UC·CP 등 ID는 삭제·재번호 없이 추가만 허용</w:t>
       </w:r>
     </w:p>
     <w:p>
@@ -10180,7 +10267,7 @@
         <w:t>AI 활용 기록</w:t>
       </w:r>
       <w:r>
-        <w:t>: AI 도움을 받은 범위를 문서 끝과 README에 날짜별로 기록한다</w:t>
+        <w:t>: AI 활용 범위를 문서 끝과 README에 날짜별로 기록</w:t>
       </w:r>
     </w:p>
     <w:p>
@@ -10566,7 +10653,7 @@
         <w:rPr>
           <w:i/>
         </w:rPr>
-        <w:t>AI 활용 명기: 이 계획서는 Claude Code(Anthropic)의 도움을 받아 팀 문서와 GitHub 기록을 바탕으로 초안·간트 차트를 작성했으며, 팀 검토 후 확정한다.</w:t>
+        <w:t>AI 활용 명기: 팀 문서와 GitHub 기록을 바탕으로 한 초안·간트 차트 작성에 Claude Code(Anthropic) 활용, 팀 검토 후 확정</w:t>
       </w:r>
     </w:p>
     <w:sectPr>
